--- a/swh/docx/008.content.docx
+++ b/swh/docx/008.content.docx
@@ -150,26 +150,6 @@
           <w:lang w:val="sw_KE" w:bidi="sw_KE"/>
         </w:rPr>
         <w:t>F</w:t>
-      </w:r>
-      <w:r>
-        <w:rPr>
-          <w:lang w:val="sw_KE" w:bidi="sw_KE"/>
-        </w:rPr>
-      </w:r>
-    </w:p>
-    <w:p>
-      <w:pPr/>
-      <w:r>
-        <w:rPr>
-          <w:lang w:val="sw_KE" w:bidi="sw_KE"/>
-        </w:rPr>
-      </w:r>
-      <w:r>
-        <w:rPr>
-          <w:i/>
-          <w:lang w:val="sw_KE" w:bidi="sw_KE"/>
-        </w:rPr>
-        <w:t>Falme Nne za Dunia, Familia, Jamii, na Dhambi ya Ngono, Fasihi ya Apokaliptiki, Furaha ya Kikristo</w:t>
       </w:r>
       <w:r>
         <w:rPr>

--- a/swh/docx/008.content.docx
+++ b/swh/docx/008.content.docx
@@ -19,7 +19,7 @@
         <w:rPr>
           <w:lang w:val="sw_KE" w:bidi="sw_KE"/>
         </w:rPr>
-        <w:t>Resource: Study Notes - Themes (Tyndale)</w:t>
+        <w:t>Resource: Tyndale Open Study Notes</w:t>
       </w:r>
       <w:r>
         <w:rPr>
@@ -112,7 +112,7 @@
         <w:rPr>
           <w:lang w:val="sw_KE" w:bidi="sw_KE"/>
         </w:rPr>
-        <w:t>Study Notes - Themes (Tyndale)</w:t>
+        <w:t>Tyndale Open Study Notes</w:t>
       </w:r>
     </w:p>
     <w:p>

--- a/swh/docx/008.content.docx
+++ b/swh/docx/008.content.docx
@@ -149,7 +149,7 @@
         <w:rPr>
           <w:lang w:val="sw_KE" w:bidi="sw_KE"/>
         </w:rPr>
-        <w:t>F</w:t>
+        <w:t>G</w:t>
       </w:r>
       <w:r>
         <w:rPr>
@@ -212,12 +212,23 @@
         <w:rPr>
           <w:lang w:val="sw_KE" w:bidi="sw_KE"/>
         </w:rPr>
-        <w:t>Falme Nne za Dunia</w:t>
-      </w:r>
-      <w:r>
-        <w:rPr>
-          <w:lang w:val="sw_KE" w:bidi="sw_KE"/>
-        </w:rPr>
+        <w:t>Giza na Nuru</w:t>
+      </w:r>
+      <w:r>
+        <w:rPr>
+          <w:lang w:val="sw_KE" w:bidi="sw_KE"/>
+        </w:rPr>
+      </w:r>
+    </w:p>
+    <w:p>
+      <w:pPr>
+        <w:pStyle w:val="Heading3"/>
+      </w:pPr>
+      <w:r>
+        <w:rPr>
+          <w:lang w:val="sw_KE" w:bidi="sw_KE"/>
+        </w:rPr>
+        <w:t>Giza</w:t>
       </w:r>
     </w:p>
     <w:p>
@@ -231,7 +242,7 @@
         <w:rPr>
           <w:lang w:val="sw_KE" w:bidi="sw_KE"/>
         </w:rPr>
-        <w:t xml:space="preserve">Kitabu cha Danieli kinaelezea maono mawili muhimu yanayoonyesha jinsi Mungu anavyotawala historia yote. Mfalme Nebukadneza wa Babeli alikuwa na maono ya kwanza (sura ya </w:t>
+        <w:t>Giza linamaanisha kutokuwepo kwa mwanga. Hakukuwa na mwanga hadi Mungu alipouamuru uonekane. Kisha akatenganisha mwanga na giza (</w:t>
       </w:r>
       <w:hyperlink r:id="rId13">
         <w:r>
@@ -242,14 +253,14 @@
             <w:color w:val="0000EE"/>
             <w:u w:val="single"/>
           </w:rPr>
-          <w:t>2</w:t>
-        </w:r>
-      </w:hyperlink>
-      <w:r>
-        <w:rPr>
-          <w:lang w:val="sw_KE" w:bidi="sw_KE"/>
-        </w:rPr>
-        <w:t xml:space="preserve">), na nabii Danieli alikuwa na maono yanayofanana (sura ya </w:t>
+          <w:t>Mwanzo 1:2</w:t>
+        </w:r>
+      </w:hyperlink>
+      <w:r>
+        <w:rPr>
+          <w:lang w:val="sw_KE" w:bidi="sw_KE"/>
+        </w:rPr>
+        <w:t xml:space="preserve">, </w:t>
       </w:r>
       <w:hyperlink r:id="rId14">
         <w:r>
@@ -260,14 +271,50 @@
             <w:color w:val="0000EE"/>
             <w:u w:val="single"/>
           </w:rPr>
-          <w:t>7</w:t>
-        </w:r>
-      </w:hyperlink>
-      <w:r>
-        <w:rPr>
-          <w:lang w:val="sw_KE" w:bidi="sw_KE"/>
-        </w:rPr>
-        <w:t>). Kila maono yanaonyesha falme nne za dunia.</w:t>
+          <w:t>4–5</w:t>
+        </w:r>
+      </w:hyperlink>
+      <w:r>
+        <w:rPr>
+          <w:lang w:val="sw_KE" w:bidi="sw_KE"/>
+        </w:rPr>
+        <w:t xml:space="preserve">, </w:t>
+      </w:r>
+      <w:hyperlink r:id="rId15">
+        <w:r>
+          <w:rPr>
+            <w:lang w:val="sw_KE" w:bidi="sw_KE"/>
+          </w:rPr>
+          <w:rPr>
+            <w:color w:val="0000EE"/>
+            <w:u w:val="single"/>
+          </w:rPr>
+          <w:t>18</w:t>
+        </w:r>
+      </w:hyperlink>
+      <w:r>
+        <w:rPr>
+          <w:lang w:val="sw_KE" w:bidi="sw_KE"/>
+        </w:rPr>
+        <w:t>). Pigo la tisa alilotuma dhidi ya Misri lilikuwa siku tatu za giza kuu, bila mwanga kabisa (</w:t>
+      </w:r>
+      <w:hyperlink r:id="rId16">
+        <w:r>
+          <w:rPr>
+            <w:lang w:val="sw_KE" w:bidi="sw_KE"/>
+          </w:rPr>
+          <w:rPr>
+            <w:color w:val="0000EE"/>
+            <w:u w:val="single"/>
+          </w:rPr>
+          <w:t>Kutoka 10:21–23</w:t>
+        </w:r>
+      </w:hyperlink>
+      <w:r>
+        <w:rPr>
+          <w:lang w:val="sw_KE" w:bidi="sw_KE"/>
+        </w:rPr>
+        <w:t>).</w:t>
       </w:r>
     </w:p>
     <w:p>
@@ -281,79 +328,208 @@
         <w:rPr>
           <w:lang w:val="sw_KE" w:bidi="sw_KE"/>
         </w:rPr>
-        <w:t>Watu mara nyingi wamekuwa na maoni tofauti kuhusu ni falme zipi maono haya yalielezea, lakini walimu wengi muhimu katika historia wamekuwa na uelewa sawa. Hippolytus, mwalimu wa Kikristo wa mapema (au "baba wa kanisa") aliyeishi kutoka mwaka wa 170 Baada ya Kristo (BK) hadi 236, alitambua falme nne kama:</w:t>
-      </w:r>
-    </w:p>
-    <w:p>
-      <w:pPr>
-        <w:pStyle w:val="ListBullet"/>
-        <w:spacing w:line="240" w:lineRule="auto"/>
-        <w:ind w:left="720"/>
-      </w:pPr>
-      <w:r>
-        <w:rPr>
-          <w:lang w:val="sw_KE" w:bidi="sw_KE"/>
-        </w:rPr>
-      </w:r>
-      <w:r>
-        <w:rPr>
-          <w:lang w:val="sw_KE" w:bidi="sw_KE"/>
-        </w:rPr>
-        <w:t>Babeli,</w:t>
-      </w:r>
-    </w:p>
-    <w:p>
-      <w:pPr>
-        <w:pStyle w:val="ListBullet"/>
-        <w:spacing w:line="240" w:lineRule="auto"/>
-        <w:ind w:left="720"/>
-      </w:pPr>
-      <w:r>
-        <w:rPr>
-          <w:lang w:val="sw_KE" w:bidi="sw_KE"/>
-        </w:rPr>
-      </w:r>
-      <w:r>
-        <w:rPr>
-          <w:lang w:val="sw_KE" w:bidi="sw_KE"/>
-        </w:rPr>
-        <w:t>Uhusiano kati ya Umedi na Uajemi,</w:t>
-      </w:r>
-    </w:p>
-    <w:p>
-      <w:pPr>
-        <w:pStyle w:val="ListBullet"/>
-        <w:spacing w:line="240" w:lineRule="auto"/>
-        <w:ind w:left="720"/>
-      </w:pPr>
-      <w:r>
-        <w:rPr>
-          <w:lang w:val="sw_KE" w:bidi="sw_KE"/>
-        </w:rPr>
-      </w:r>
-      <w:r>
-        <w:rPr>
-          <w:lang w:val="sw_KE" w:bidi="sw_KE"/>
-        </w:rPr>
-        <w:t>Ugiriki, na</w:t>
-      </w:r>
-    </w:p>
-    <w:p>
-      <w:pPr>
-        <w:pStyle w:val="ListBullet"/>
-        <w:spacing w:line="240" w:lineRule="auto"/>
-        <w:ind w:left="720"/>
-      </w:pPr>
-      <w:r>
-        <w:rPr>
-          <w:lang w:val="sw_KE" w:bidi="sw_KE"/>
-        </w:rPr>
-      </w:r>
-      <w:r>
-        <w:rPr>
-          <w:lang w:val="sw_KE" w:bidi="sw_KE"/>
-        </w:rPr>
-        <w:t>Rumi.</w:t>
+        <w:t>Giza linamzunguka Mungu (</w:t>
+      </w:r>
+      <w:hyperlink r:id="rId17">
+        <w:r>
+          <w:rPr>
+            <w:lang w:val="sw_KE" w:bidi="sw_KE"/>
+          </w:rPr>
+          <w:rPr>
+            <w:color w:val="0000EE"/>
+            <w:u w:val="single"/>
+          </w:rPr>
+          <w:t>Kutoka 20:21</w:t>
+        </w:r>
+      </w:hyperlink>
+      <w:r>
+        <w:rPr>
+          <w:lang w:val="sw_KE" w:bidi="sw_KE"/>
+        </w:rPr>
+        <w:t xml:space="preserve">; </w:t>
+      </w:r>
+      <w:hyperlink r:id="rId18">
+        <w:r>
+          <w:rPr>
+            <w:lang w:val="sw_KE" w:bidi="sw_KE"/>
+          </w:rPr>
+          <w:rPr>
+            <w:color w:val="0000EE"/>
+            <w:u w:val="single"/>
+          </w:rPr>
+          <w:t>Kumbukumbu la Torati 4:11</w:t>
+        </w:r>
+      </w:hyperlink>
+      <w:r>
+        <w:rPr>
+          <w:lang w:val="sw_KE" w:bidi="sw_KE"/>
+        </w:rPr>
+        <w:t xml:space="preserve">; </w:t>
+      </w:r>
+      <w:hyperlink r:id="rId19">
+        <w:r>
+          <w:rPr>
+            <w:lang w:val="sw_KE" w:bidi="sw_KE"/>
+          </w:rPr>
+          <w:rPr>
+            <w:color w:val="0000EE"/>
+            <w:u w:val="single"/>
+          </w:rPr>
+          <w:t>5:23</w:t>
+        </w:r>
+      </w:hyperlink>
+      <w:r>
+        <w:rPr>
+          <w:lang w:val="sw_KE" w:bidi="sw_KE"/>
+        </w:rPr>
+        <w:t xml:space="preserve">; </w:t>
+      </w:r>
+      <w:hyperlink r:id="rId20">
+        <w:r>
+          <w:rPr>
+            <w:lang w:val="sw_KE" w:bidi="sw_KE"/>
+          </w:rPr>
+          <w:rPr>
+            <w:color w:val="0000EE"/>
+            <w:u w:val="single"/>
+          </w:rPr>
+          <w:t>2 Samweli 22:12</w:t>
+        </w:r>
+      </w:hyperlink>
+      <w:r>
+        <w:rPr>
+          <w:lang w:val="sw_KE" w:bidi="sw_KE"/>
+        </w:rPr>
+        <w:t xml:space="preserve">; </w:t>
+      </w:r>
+      <w:hyperlink r:id="rId21">
+        <w:r>
+          <w:rPr>
+            <w:lang w:val="sw_KE" w:bidi="sw_KE"/>
+          </w:rPr>
+          <w:rPr>
+            <w:color w:val="0000EE"/>
+            <w:u w:val="single"/>
+          </w:rPr>
+          <w:t>Zaburi 18:11</w:t>
+        </w:r>
+      </w:hyperlink>
+      <w:r>
+        <w:rPr>
+          <w:lang w:val="sw_KE" w:bidi="sw_KE"/>
+        </w:rPr>
+        <w:t xml:space="preserve">; </w:t>
+      </w:r>
+      <w:hyperlink r:id="rId22">
+        <w:r>
+          <w:rPr>
+            <w:lang w:val="sw_KE" w:bidi="sw_KE"/>
+          </w:rPr>
+          <w:rPr>
+            <w:color w:val="0000EE"/>
+            <w:u w:val="single"/>
+          </w:rPr>
+          <w:t>97:2</w:t>
+        </w:r>
+      </w:hyperlink>
+      <w:r>
+        <w:rPr>
+          <w:lang w:val="sw_KE" w:bidi="sw_KE"/>
+        </w:rPr>
+        <w:t>). Anaishi katika giza kuu (</w:t>
+      </w:r>
+      <w:hyperlink r:id="rId23">
+        <w:r>
+          <w:rPr>
+            <w:lang w:val="sw_KE" w:bidi="sw_KE"/>
+          </w:rPr>
+          <w:rPr>
+            <w:color w:val="0000EE"/>
+            <w:u w:val="single"/>
+          </w:rPr>
+          <w:t>1 Wafalme 8:12</w:t>
+        </w:r>
+      </w:hyperlink>
+      <w:r>
+        <w:rPr>
+          <w:i/>
+          <w:lang w:val="sw_KE" w:bidi="sw_KE"/>
+        </w:rPr>
+        <w:t xml:space="preserve"> </w:t>
+      </w:r>
+      <w:r>
+        <w:rPr>
+          <w:lang w:val="sw_KE" w:bidi="sw_KE"/>
+        </w:rPr>
+        <w:t>na kifungu sambamba katika</w:t>
+      </w:r>
+      <w:r>
+        <w:rPr>
+          <w:i/>
+          <w:lang w:val="sw_KE" w:bidi="sw_KE"/>
+        </w:rPr>
+        <w:t xml:space="preserve"> </w:t>
+      </w:r>
+      <w:hyperlink r:id="rId24">
+        <w:r>
+          <w:rPr>
+            <w:lang w:val="sw_KE" w:bidi="sw_KE"/>
+          </w:rPr>
+          <w:rPr>
+            <w:color w:val="0000EE"/>
+            <w:u w:val="single"/>
+          </w:rPr>
+          <w:t>2 Mambo ya Nyakati 6:1</w:t>
+        </w:r>
+      </w:hyperlink>
+      <w:r>
+        <w:rPr>
+          <w:lang w:val="sw_KE" w:bidi="sw_KE"/>
+        </w:rPr>
+        <w:t>). Giza kuu liko chini ya miguu yake (</w:t>
+      </w:r>
+      <w:hyperlink r:id="rId25">
+        <w:r>
+          <w:rPr>
+            <w:lang w:val="sw_KE" w:bidi="sw_KE"/>
+          </w:rPr>
+          <w:rPr>
+            <w:color w:val="0000EE"/>
+            <w:u w:val="single"/>
+          </w:rPr>
+          <w:t>2 Samweli 22:10</w:t>
+        </w:r>
+      </w:hyperlink>
+      <w:r>
+        <w:rPr>
+          <w:i/>
+          <w:lang w:val="sw_KE" w:bidi="sw_KE"/>
+        </w:rPr>
+        <w:t xml:space="preserve"> </w:t>
+      </w:r>
+      <w:r>
+        <w:rPr>
+          <w:lang w:val="sw_KE" w:bidi="sw_KE"/>
+        </w:rPr>
+        <w:t xml:space="preserve">na kifungu sambamba katika </w:t>
+      </w:r>
+      <w:hyperlink r:id="rId26">
+        <w:r>
+          <w:rPr>
+            <w:lang w:val="sw_KE" w:bidi="sw_KE"/>
+          </w:rPr>
+          <w:rPr>
+            <w:color w:val="0000EE"/>
+            <w:u w:val="single"/>
+          </w:rPr>
+          <w:t>Zaburi 18:9</w:t>
+        </w:r>
+      </w:hyperlink>
+      <w:r>
+        <w:rPr>
+          <w:lang w:val="sw_KE" w:bidi="sw_KE"/>
+        </w:rPr>
+        <w:t>). Hatuwezi kumjua Mungu isipokuwa ajifunue mwenyewe.</w:t>
       </w:r>
     </w:p>
     <w:p>
@@ -367,7 +543,151 @@
         <w:rPr>
           <w:lang w:val="sw_KE" w:bidi="sw_KE"/>
         </w:rPr>
-        <w:t>Eusebius wa Kaisaria, baba mwingine wa kanisa na mwanahistoria aliyeishi kutoka mwaka wa 260 hadi 340 BK, alifikiri kwamba ufalme wa kwanza ulikuwa Ashuru (ambao ulikuwa umetawala Babuloni). Hata hivyo, baadaye alikubaliana na mtazamo wa Hippolytus. Walimu wengine wengi wa Kikristo wa mapema pia walikubaliana na ufahamu huu. Baadaye, baba wengine wawili wa kanisa, Jerome na Augustine, walikubaliana na maelezo haya. Walimu wengi wa Biblia leo bado wanakubali mtazamo huu wa falme nne.</w:t>
+        <w:t>Giza mara nyingi linaashiria dhiki na wasiwasi. Pia linaweza kumaanisha kuchanganyikiwa na uharibifu unaosababishwa na watu waovu (</w:t>
+      </w:r>
+      <w:hyperlink r:id="rId27">
+        <w:r>
+          <w:rPr>
+            <w:lang w:val="sw_KE" w:bidi="sw_KE"/>
+          </w:rPr>
+          <w:rPr>
+            <w:color w:val="0000EE"/>
+            <w:u w:val="single"/>
+          </w:rPr>
+          <w:t>Mwanzo 15:12</w:t>
+        </w:r>
+      </w:hyperlink>
+      <w:r>
+        <w:rPr>
+          <w:lang w:val="sw_KE" w:bidi="sw_KE"/>
+        </w:rPr>
+        <w:t xml:space="preserve">; </w:t>
+      </w:r>
+      <w:hyperlink r:id="rId28">
+        <w:r>
+          <w:rPr>
+            <w:lang w:val="sw_KE" w:bidi="sw_KE"/>
+          </w:rPr>
+          <w:rPr>
+            <w:color w:val="0000EE"/>
+            <w:u w:val="single"/>
+          </w:rPr>
+          <w:t>Ayubu 12:25</w:t>
+        </w:r>
+      </w:hyperlink>
+      <w:r>
+        <w:rPr>
+          <w:lang w:val="sw_KE" w:bidi="sw_KE"/>
+        </w:rPr>
+        <w:t xml:space="preserve">; </w:t>
+      </w:r>
+      <w:hyperlink r:id="rId29">
+        <w:r>
+          <w:rPr>
+            <w:lang w:val="sw_KE" w:bidi="sw_KE"/>
+          </w:rPr>
+          <w:rPr>
+            <w:color w:val="0000EE"/>
+            <w:u w:val="single"/>
+          </w:rPr>
+          <w:t>19:8</w:t>
+        </w:r>
+      </w:hyperlink>
+      <w:r>
+        <w:rPr>
+          <w:lang w:val="sw_KE" w:bidi="sw_KE"/>
+        </w:rPr>
+        <w:t xml:space="preserve">; </w:t>
+      </w:r>
+      <w:hyperlink r:id="rId30">
+        <w:r>
+          <w:rPr>
+            <w:lang w:val="sw_KE" w:bidi="sw_KE"/>
+          </w:rPr>
+          <w:rPr>
+            <w:color w:val="0000EE"/>
+            <w:u w:val="single"/>
+          </w:rPr>
+          <w:t>Zaburi 35:6</w:t>
+        </w:r>
+      </w:hyperlink>
+      <w:r>
+        <w:rPr>
+          <w:lang w:val="sw_KE" w:bidi="sw_KE"/>
+        </w:rPr>
+        <w:t xml:space="preserve">; </w:t>
+      </w:r>
+      <w:hyperlink r:id="rId31">
+        <w:r>
+          <w:rPr>
+            <w:lang w:val="sw_KE" w:bidi="sw_KE"/>
+          </w:rPr>
+          <w:rPr>
+            <w:color w:val="0000EE"/>
+            <w:u w:val="single"/>
+          </w:rPr>
+          <w:t>107:10</w:t>
+        </w:r>
+      </w:hyperlink>
+      <w:r>
+        <w:rPr>
+          <w:lang w:val="sw_KE" w:bidi="sw_KE"/>
+        </w:rPr>
+        <w:t xml:space="preserve">, </w:t>
+      </w:r>
+      <w:hyperlink r:id="rId32">
+        <w:r>
+          <w:rPr>
+            <w:lang w:val="sw_KE" w:bidi="sw_KE"/>
+          </w:rPr>
+          <w:rPr>
+            <w:color w:val="0000EE"/>
+            <w:u w:val="single"/>
+          </w:rPr>
+          <w:t>14</w:t>
+        </w:r>
+      </w:hyperlink>
+      <w:r>
+        <w:rPr>
+          <w:lang w:val="sw_KE" w:bidi="sw_KE"/>
+        </w:rPr>
+        <w:t xml:space="preserve">; </w:t>
+      </w:r>
+      <w:hyperlink r:id="rId33">
+        <w:r>
+          <w:rPr>
+            <w:lang w:val="sw_KE" w:bidi="sw_KE"/>
+          </w:rPr>
+          <w:rPr>
+            <w:color w:val="0000EE"/>
+            <w:u w:val="single"/>
+          </w:rPr>
+          <w:t>Mhubiri 5:17</w:t>
+        </w:r>
+      </w:hyperlink>
+      <w:r>
+        <w:rPr>
+          <w:lang w:val="sw_KE" w:bidi="sw_KE"/>
+        </w:rPr>
+        <w:t xml:space="preserve">; </w:t>
+      </w:r>
+      <w:hyperlink r:id="rId34">
+        <w:r>
+          <w:rPr>
+            <w:lang w:val="sw_KE" w:bidi="sw_KE"/>
+          </w:rPr>
+          <w:rPr>
+            <w:color w:val="0000EE"/>
+            <w:u w:val="single"/>
+          </w:rPr>
+          <w:t>Isaiah 5:30</w:t>
+        </w:r>
+      </w:hyperlink>
+      <w:r>
+        <w:rPr>
+          <w:lang w:val="sw_KE" w:bidi="sw_KE"/>
+        </w:rPr>
+        <w:t>).</w:t>
       </w:r>
     </w:p>
     <w:p>
@@ -381,7 +701,79 @@
         <w:rPr>
           <w:lang w:val="sw_KE" w:bidi="sw_KE"/>
         </w:rPr>
-        <w:t>Katika nyakati za kale na za sasa, baadhi ya watu wamejadili kwamba Ugiriki ni ufalme wa nne. Wanachukulia Umedi na Uajemi kama falme tofauti. Walimu hawa mara nyingi wanaamini hivi kwa sababu wanafikiri kitabu cha Danieli kiliandikwa kabla ya Ufalme wa Kirumi kuwepo na hakiwezi kuwa kilitabiri matukio ya baadaye. Hata hivyo, kwa kawaida watu huchukulia Umedi na Uajemi kuwa ufalme mmoja. Kufikia wakati Mfalme Koreshi II aliposhinda Babuloni mwaka 539 Kabla ya Krsito (KK), Waajemi walikuwa wameunganisha ufalme wa Wamedi kwa kiasi kikubwa.</w:t>
+        <w:t>Kwa Ayubu, giza lilimaanisha utupu (</w:t>
+      </w:r>
+      <w:hyperlink r:id="rId35">
+        <w:r>
+          <w:rPr>
+            <w:lang w:val="sw_KE" w:bidi="sw_KE"/>
+          </w:rPr>
+          <w:rPr>
+            <w:color w:val="0000EE"/>
+            <w:u w:val="single"/>
+          </w:rPr>
+          <w:t>Ayubu 3:4–6</w:t>
+        </w:r>
+      </w:hyperlink>
+      <w:r>
+        <w:rPr>
+          <w:lang w:val="sw_KE" w:bidi="sw_KE"/>
+        </w:rPr>
+        <w:t>). Iliashilia kifo, nchi ya kivuli na huzuni ambapo wafu wanaishi, mbali na mwanga wa mchana (</w:t>
+      </w:r>
+      <w:hyperlink r:id="rId36">
+        <w:r>
+          <w:rPr>
+            <w:lang w:val="sw_KE" w:bidi="sw_KE"/>
+          </w:rPr>
+          <w:rPr>
+            <w:color w:val="0000EE"/>
+            <w:u w:val="single"/>
+          </w:rPr>
+          <w:t>Ayubu 10:21–22</w:t>
+        </w:r>
+      </w:hyperlink>
+      <w:r>
+        <w:rPr>
+          <w:lang w:val="sw_KE" w:bidi="sw_KE"/>
+        </w:rPr>
+        <w:t xml:space="preserve">; </w:t>
+      </w:r>
+      <w:hyperlink r:id="rId37">
+        <w:r>
+          <w:rPr>
+            <w:lang w:val="sw_KE" w:bidi="sw_KE"/>
+          </w:rPr>
+          <w:rPr>
+            <w:color w:val="0000EE"/>
+            <w:u w:val="single"/>
+          </w:rPr>
+          <w:t>17:12–13</w:t>
+        </w:r>
+      </w:hyperlink>
+      <w:r>
+        <w:rPr>
+          <w:lang w:val="sw_KE" w:bidi="sw_KE"/>
+        </w:rPr>
+        <w:t xml:space="preserve">; </w:t>
+      </w:r>
+      <w:hyperlink r:id="rId38">
+        <w:r>
+          <w:rPr>
+            <w:lang w:val="sw_KE" w:bidi="sw_KE"/>
+          </w:rPr>
+          <w:rPr>
+            <w:color w:val="0000EE"/>
+            <w:u w:val="single"/>
+          </w:rPr>
+          <w:t>Mhubiri 6:4</w:t>
+        </w:r>
+      </w:hyperlink>
+      <w:r>
+        <w:rPr>
+          <w:lang w:val="sw_KE" w:bidi="sw_KE"/>
+        </w:rPr>
+        <w:t>).</w:t>
       </w:r>
     </w:p>
     <w:p>
@@ -395,72 +787,216 @@
         <w:rPr>
           <w:lang w:val="sw_KE" w:bidi="sw_KE"/>
         </w:rPr>
-        <w:t>Kwa ujumla, watu wanamchukulia Rumi kama ufalme wa nne. Hata hivyo, sifa mbaya na zisizo za kibinadamu zilizoelezwa katika maono hayo zinazidi Dola ya Kirumi ya kihistoria. Maono haya yanaonyesha mtazamo wa dunia na serikali zake. Ufalme wa Mungu utaangamiza na kuchukua nafasi ya yote. Ni "jiwe ... lililokatwa” (</w:t>
-      </w:r>
-      <w:hyperlink r:id="rId15">
-        <w:r>
-          <w:rPr>
-            <w:lang w:val="sw_KE" w:bidi="sw_KE"/>
-          </w:rPr>
-          <w:rPr>
-            <w:color w:val="0000EE"/>
-            <w:u w:val="single"/>
-          </w:rPr>
-          <w:t>Danieli 2:34</w:t>
-        </w:r>
-      </w:hyperlink>
-      <w:r>
-        <w:rPr>
-          <w:lang w:val="sw_KE" w:bidi="sw_KE"/>
-        </w:rPr>
-        <w:t xml:space="preserve">). Katika sura ya </w:t>
-      </w:r>
-      <w:hyperlink r:id="rId13">
-        <w:r>
-          <w:rPr>
-            <w:lang w:val="sw_KE" w:bidi="sw_KE"/>
-          </w:rPr>
-          <w:rPr>
-            <w:color w:val="0000EE"/>
-            <w:u w:val="single"/>
-          </w:rPr>
-          <w:t>2</w:t>
-        </w:r>
-      </w:hyperlink>
-      <w:r>
-        <w:rPr>
-          <w:lang w:val="sw_KE" w:bidi="sw_KE"/>
-        </w:rPr>
-        <w:t xml:space="preserve">, metali za sanamu zinapungua thamani. Wakati katika sura ya </w:t>
-      </w:r>
-      <w:hyperlink r:id="rId14">
-        <w:r>
-          <w:rPr>
-            <w:lang w:val="sw_KE" w:bidi="sw_KE"/>
-          </w:rPr>
-          <w:rPr>
-            <w:color w:val="0000EE"/>
-            <w:u w:val="single"/>
-          </w:rPr>
-          <w:t>7</w:t>
-        </w:r>
-      </w:hyperlink>
-      <w:r>
-        <w:rPr>
-          <w:lang w:val="sw_KE" w:bidi="sw_KE"/>
-        </w:rPr>
-        <w:t>, taswira ya wanyama inakuwa kali na yenye vurugu zaidi. Vipengele hivi vinaonyesha kushuka kwa ustaarabu wa kibinadamu kwa muda, hata wakati ufalme wa Mungu unavyoongezeka kwa nguvu na ukubwa (</w:t>
-      </w:r>
-      <w:hyperlink r:id="rId16">
-        <w:r>
-          <w:rPr>
-            <w:lang w:val="sw_KE" w:bidi="sw_KE"/>
-          </w:rPr>
-          <w:rPr>
-            <w:color w:val="0000EE"/>
-            <w:u w:val="single"/>
-          </w:rPr>
-          <w:t>2:35</w:t>
+        <w:t>Uovu mara nyingi hutokea gizani (</w:t>
+      </w:r>
+      <w:hyperlink r:id="rId39">
+        <w:r>
+          <w:rPr>
+            <w:lang w:val="sw_KE" w:bidi="sw_KE"/>
+          </w:rPr>
+          <w:rPr>
+            <w:color w:val="0000EE"/>
+            <w:u w:val="single"/>
+          </w:rPr>
+          <w:t>Ayubu 24:16–17</w:t>
+        </w:r>
+      </w:hyperlink>
+      <w:r>
+        <w:rPr>
+          <w:lang w:val="sw_KE" w:bidi="sw_KE"/>
+        </w:rPr>
+        <w:t>). Hata hivyo, giza haliwezi kuficha chochote kutoka kwa Mungu (</w:t>
+      </w:r>
+      <w:hyperlink r:id="rId40">
+        <w:r>
+          <w:rPr>
+            <w:lang w:val="sw_KE" w:bidi="sw_KE"/>
+          </w:rPr>
+          <w:rPr>
+            <w:color w:val="0000EE"/>
+            <w:u w:val="single"/>
+          </w:rPr>
+          <w:t>Zaburi 139:11–12</w:t>
+        </w:r>
+      </w:hyperlink>
+      <w:r>
+        <w:rPr>
+          <w:lang w:val="sw_KE" w:bidi="sw_KE"/>
+        </w:rPr>
+        <w:t xml:space="preserve">; </w:t>
+      </w:r>
+      <w:hyperlink r:id="rId41">
+        <w:r>
+          <w:rPr>
+            <w:lang w:val="sw_KE" w:bidi="sw_KE"/>
+          </w:rPr>
+          <w:rPr>
+            <w:color w:val="0000EE"/>
+            <w:u w:val="single"/>
+          </w:rPr>
+          <w:t>Isaya 29:15–16</w:t>
+        </w:r>
+      </w:hyperlink>
+      <w:r>
+        <w:rPr>
+          <w:lang w:val="sw_KE" w:bidi="sw_KE"/>
+        </w:rPr>
+        <w:t>). Giza mara nyingi linawakilisha kutojua mapenzi ya Mungu. Kumjua Mungu ni "nuru," hivyo kutojua ni "giza" (</w:t>
+      </w:r>
+      <w:hyperlink r:id="rId42">
+        <w:r>
+          <w:rPr>
+            <w:lang w:val="sw_KE" w:bidi="sw_KE"/>
+          </w:rPr>
+          <w:rPr>
+            <w:color w:val="0000EE"/>
+            <w:u w:val="single"/>
+          </w:rPr>
+          <w:t>Ayubu 12:24–25</w:t>
+        </w:r>
+      </w:hyperlink>
+      <w:r>
+        <w:rPr>
+          <w:lang w:val="sw_KE" w:bidi="sw_KE"/>
+        </w:rPr>
+        <w:t xml:space="preserve">; </w:t>
+      </w:r>
+      <w:hyperlink r:id="rId43">
+        <w:r>
+          <w:rPr>
+            <w:lang w:val="sw_KE" w:bidi="sw_KE"/>
+          </w:rPr>
+          <w:rPr>
+            <w:color w:val="0000EE"/>
+            <w:u w:val="single"/>
+          </w:rPr>
+          <w:t>Mathayo 4:16</w:t>
+        </w:r>
+      </w:hyperlink>
+      <w:r>
+        <w:rPr>
+          <w:lang w:val="sw_KE" w:bidi="sw_KE"/>
+        </w:rPr>
+        <w:t xml:space="preserve">; </w:t>
+      </w:r>
+      <w:hyperlink r:id="rId44">
+        <w:r>
+          <w:rPr>
+            <w:lang w:val="sw_KE" w:bidi="sw_KE"/>
+          </w:rPr>
+          <w:rPr>
+            <w:color w:val="0000EE"/>
+            <w:u w:val="single"/>
+          </w:rPr>
+          <w:t>Yohana 1:5</w:t>
+        </w:r>
+      </w:hyperlink>
+      <w:r>
+        <w:rPr>
+          <w:lang w:val="sw_KE" w:bidi="sw_KE"/>
+        </w:rPr>
+        <w:t xml:space="preserve">; </w:t>
+      </w:r>
+      <w:hyperlink r:id="rId45">
+        <w:r>
+          <w:rPr>
+            <w:lang w:val="sw_KE" w:bidi="sw_KE"/>
+          </w:rPr>
+          <w:rPr>
+            <w:color w:val="0000EE"/>
+            <w:u w:val="single"/>
+          </w:rPr>
+          <w:t>8:12</w:t>
+        </w:r>
+      </w:hyperlink>
+      <w:r>
+        <w:rPr>
+          <w:lang w:val="sw_KE" w:bidi="sw_KE"/>
+        </w:rPr>
+        <w:t xml:space="preserve">; </w:t>
+      </w:r>
+      <w:hyperlink r:id="rId46">
+        <w:r>
+          <w:rPr>
+            <w:lang w:val="sw_KE" w:bidi="sw_KE"/>
+          </w:rPr>
+          <w:rPr>
+            <w:color w:val="0000EE"/>
+            <w:u w:val="single"/>
+          </w:rPr>
+          <w:t>12:35</w:t>
+        </w:r>
+      </w:hyperlink>
+      <w:r>
+        <w:rPr>
+          <w:lang w:val="sw_KE" w:bidi="sw_KE"/>
+        </w:rPr>
+        <w:t xml:space="preserve">, </w:t>
+      </w:r>
+      <w:hyperlink r:id="rId47">
+        <w:r>
+          <w:rPr>
+            <w:lang w:val="sw_KE" w:bidi="sw_KE"/>
+          </w:rPr>
+          <w:rPr>
+            <w:color w:val="0000EE"/>
+            <w:u w:val="single"/>
+          </w:rPr>
+          <w:t>46</w:t>
+        </w:r>
+      </w:hyperlink>
+      <w:r>
+        <w:rPr>
+          <w:lang w:val="sw_KE" w:bidi="sw_KE"/>
+        </w:rPr>
+        <w:t xml:space="preserve">; </w:t>
+      </w:r>
+      <w:hyperlink r:id="rId48">
+        <w:r>
+          <w:rPr>
+            <w:lang w:val="sw_KE" w:bidi="sw_KE"/>
+          </w:rPr>
+          <w:rPr>
+            <w:color w:val="0000EE"/>
+            <w:u w:val="single"/>
+          </w:rPr>
+          <w:t>1 Yohana 1:5</w:t>
+        </w:r>
+      </w:hyperlink>
+      <w:r>
+        <w:rPr>
+          <w:lang w:val="sw_KE" w:bidi="sw_KE"/>
+        </w:rPr>
+        <w:t xml:space="preserve">; </w:t>
+      </w:r>
+      <w:hyperlink r:id="rId49">
+        <w:r>
+          <w:rPr>
+            <w:lang w:val="sw_KE" w:bidi="sw_KE"/>
+          </w:rPr>
+          <w:rPr>
+            <w:color w:val="0000EE"/>
+            <w:u w:val="single"/>
+          </w:rPr>
+          <w:t>2:8–9</w:t>
+        </w:r>
+      </w:hyperlink>
+      <w:r>
+        <w:rPr>
+          <w:lang w:val="sw_KE" w:bidi="sw_KE"/>
+        </w:rPr>
+        <w:t xml:space="preserve">, </w:t>
+      </w:r>
+      <w:hyperlink r:id="rId50">
+        <w:r>
+          <w:rPr>
+            <w:lang w:val="sw_KE" w:bidi="sw_KE"/>
+          </w:rPr>
+          <w:rPr>
+            <w:color w:val="0000EE"/>
+            <w:u w:val="single"/>
+          </w:rPr>
+          <w:t>11</w:t>
         </w:r>
       </w:hyperlink>
       <w:r>
@@ -479,10 +1015,219 @@
       </w:r>
       <w:r>
         <w:rPr>
-          <w:u w:val="single"/>
-          <w:lang w:val="sw_KE" w:bidi="sw_KE"/>
-        </w:rPr>
-        <w:t>Sehemu za Kujifunza Zaidi</w:t>
+          <w:lang w:val="sw_KE" w:bidi="sw_KE"/>
+        </w:rPr>
+        <w:t>Biblia mara nyingi hutumia "giza" kuelezea mtu au hali ya dhambi au uovu katika maisha (</w:t>
+      </w:r>
+      <w:hyperlink r:id="rId51">
+        <w:r>
+          <w:rPr>
+            <w:lang w:val="sw_KE" w:bidi="sw_KE"/>
+          </w:rPr>
+          <w:rPr>
+            <w:color w:val="0000EE"/>
+            <w:u w:val="single"/>
+          </w:rPr>
+          <w:t>Mithali 2:13</w:t>
+        </w:r>
+      </w:hyperlink>
+      <w:r>
+        <w:rPr>
+          <w:lang w:val="sw_KE" w:bidi="sw_KE"/>
+        </w:rPr>
+        <w:t xml:space="preserve">; </w:t>
+      </w:r>
+      <w:hyperlink r:id="rId52">
+        <w:r>
+          <w:rPr>
+            <w:lang w:val="sw_KE" w:bidi="sw_KE"/>
+          </w:rPr>
+          <w:rPr>
+            <w:color w:val="0000EE"/>
+            <w:u w:val="single"/>
+          </w:rPr>
+          <w:t>4:19</w:t>
+        </w:r>
+      </w:hyperlink>
+      <w:r>
+        <w:rPr>
+          <w:lang w:val="sw_KE" w:bidi="sw_KE"/>
+        </w:rPr>
+        <w:t xml:space="preserve">; </w:t>
+      </w:r>
+      <w:hyperlink r:id="rId53">
+        <w:r>
+          <w:rPr>
+            <w:lang w:val="sw_KE" w:bidi="sw_KE"/>
+          </w:rPr>
+          <w:rPr>
+            <w:color w:val="0000EE"/>
+            <w:u w:val="single"/>
+          </w:rPr>
+          <w:t>Isaya 5:20</w:t>
+        </w:r>
+      </w:hyperlink>
+      <w:r>
+        <w:rPr>
+          <w:lang w:val="sw_KE" w:bidi="sw_KE"/>
+        </w:rPr>
+        <w:t xml:space="preserve">; </w:t>
+      </w:r>
+      <w:hyperlink r:id="rId54">
+        <w:r>
+          <w:rPr>
+            <w:lang w:val="sw_KE" w:bidi="sw_KE"/>
+          </w:rPr>
+          <w:rPr>
+            <w:color w:val="0000EE"/>
+            <w:u w:val="single"/>
+          </w:rPr>
+          <w:t>60:2</w:t>
+        </w:r>
+      </w:hyperlink>
+      <w:r>
+        <w:rPr>
+          <w:lang w:val="sw_KE" w:bidi="sw_KE"/>
+        </w:rPr>
+        <w:t>). Katika Agano Jipya, giza linaweza pia kuwakilisha kuishi bila ukweli wa Mungu (</w:t>
+      </w:r>
+      <w:hyperlink r:id="rId55">
+        <w:r>
+          <w:rPr>
+            <w:lang w:val="sw_KE" w:bidi="sw_KE"/>
+          </w:rPr>
+          <w:rPr>
+            <w:color w:val="0000EE"/>
+            <w:u w:val="single"/>
+          </w:rPr>
+          <w:t>Mathayo 6:23</w:t>
+        </w:r>
+      </w:hyperlink>
+      <w:r>
+        <w:rPr>
+          <w:lang w:val="sw_KE" w:bidi="sw_KE"/>
+        </w:rPr>
+        <w:t xml:space="preserve">; </w:t>
+      </w:r>
+      <w:hyperlink r:id="rId56">
+        <w:r>
+          <w:rPr>
+            <w:lang w:val="sw_KE" w:bidi="sw_KE"/>
+          </w:rPr>
+          <w:rPr>
+            <w:color w:val="0000EE"/>
+            <w:u w:val="single"/>
+          </w:rPr>
+          <w:t>Luka 11:35</w:t>
+        </w:r>
+      </w:hyperlink>
+      <w:r>
+        <w:rPr>
+          <w:lang w:val="sw_KE" w:bidi="sw_KE"/>
+        </w:rPr>
+        <w:t xml:space="preserve">; </w:t>
+      </w:r>
+      <w:hyperlink r:id="rId57">
+        <w:r>
+          <w:rPr>
+            <w:lang w:val="sw_KE" w:bidi="sw_KE"/>
+          </w:rPr>
+          <w:rPr>
+            <w:color w:val="0000EE"/>
+            <w:u w:val="single"/>
+          </w:rPr>
+          <w:t>Warumi 2:19</w:t>
+        </w:r>
+      </w:hyperlink>
+      <w:r>
+        <w:rPr>
+          <w:lang w:val="sw_KE" w:bidi="sw_KE"/>
+        </w:rPr>
+        <w:t xml:space="preserve">; </w:t>
+      </w:r>
+      <w:hyperlink r:id="rId58">
+        <w:r>
+          <w:rPr>
+            <w:lang w:val="sw_KE" w:bidi="sw_KE"/>
+          </w:rPr>
+          <w:rPr>
+            <w:color w:val="0000EE"/>
+            <w:u w:val="single"/>
+          </w:rPr>
+          <w:t>Wakolosai 1:13</w:t>
+        </w:r>
+      </w:hyperlink>
+      <w:r>
+        <w:rPr>
+          <w:lang w:val="sw_KE" w:bidi="sw_KE"/>
+        </w:rPr>
+        <w:t xml:space="preserve">). </w:t>
+      </w:r>
+      <w:hyperlink r:id="rId59">
+        <w:r>
+          <w:rPr>
+            <w:lang w:val="sw_KE" w:bidi="sw_KE"/>
+          </w:rPr>
+          <w:rPr>
+            <w:color w:val="0000EE"/>
+            <w:u w:val="single"/>
+          </w:rPr>
+          <w:t>Isaya 9:2</w:t>
+        </w:r>
+      </w:hyperlink>
+      <w:r>
+        <w:rPr>
+          <w:lang w:val="sw_KE" w:bidi="sw_KE"/>
+        </w:rPr>
+        <w:t xml:space="preserve"> inazungumzia watu wanaoishi katika dhiki ambao wanaona nuru kuu (tazama pia </w:t>
+      </w:r>
+      <w:hyperlink r:id="rId43">
+        <w:r>
+          <w:rPr>
+            <w:lang w:val="sw_KE" w:bidi="sw_KE"/>
+          </w:rPr>
+          <w:rPr>
+            <w:color w:val="0000EE"/>
+            <w:u w:val="single"/>
+          </w:rPr>
+          <w:t>Mathayo 4:16</w:t>
+        </w:r>
+      </w:hyperlink>
+      <w:r>
+        <w:rPr>
+          <w:lang w:val="sw_KE" w:bidi="sw_KE"/>
+        </w:rPr>
+        <w:t>;</w:t>
+      </w:r>
+      <w:hyperlink r:id="rId43">
+        <w:r>
+          <w:rPr>
+            <w:lang w:val="sw_KE" w:bidi="sw_KE"/>
+          </w:rPr>
+          <w:rPr>
+            <w:color w:val="0000EE"/>
+            <w:u w:val="single"/>
+          </w:rPr>
+          <w:t xml:space="preserve"> </w:t>
+        </w:r>
+      </w:hyperlink>
+      <w:hyperlink r:id="rId60">
+        <w:r>
+          <w:rPr>
+            <w:lang w:val="sw_KE" w:bidi="sw_KE"/>
+          </w:rPr>
+          <w:rPr>
+            <w:color w:val="0000EE"/>
+            <w:u w:val="single"/>
+          </w:rPr>
+          <w:t>Luka 1:79</w:t>
+        </w:r>
+      </w:hyperlink>
+      <w:r>
+        <w:rPr>
+          <w:lang w:val="sw_KE" w:bidi="sw_KE"/>
+        </w:rPr>
+        <w:t>). Nuru hii ni Yesu mwenyewe. Katika muktadha huo, "giza" linarejelea zaidi mateso na uhitaji kuliko ujinga wa kiroho.</w:t>
       </w:r>
     </w:p>
     <w:p>
@@ -492,45 +1237,238 @@
           <w:lang w:val="sw_KE" w:bidi="sw_KE"/>
         </w:rPr>
       </w:r>
-      <w:hyperlink r:id="rId13">
-        <w:r>
-          <w:rPr>
-            <w:lang w:val="sw_KE" w:bidi="sw_KE"/>
-          </w:rPr>
-          <w:rPr>
-            <w:color w:val="0000EE"/>
-            <w:u w:val="single"/>
-          </w:rPr>
-          <w:t>Danieli 2:1–49</w:t>
-        </w:r>
-      </w:hyperlink>
-      <w:r>
-        <w:rPr>
-          <w:lang w:val="sw_KE" w:bidi="sw_KE"/>
-        </w:rPr>
-        <w:t xml:space="preserve">; </w:t>
-      </w:r>
-      <w:hyperlink r:id="rId14">
-        <w:r>
-          <w:rPr>
-            <w:lang w:val="sw_KE" w:bidi="sw_KE"/>
-          </w:rPr>
-          <w:rPr>
-            <w:color w:val="0000EE"/>
-            <w:u w:val="single"/>
-          </w:rPr>
-          <w:t>7:1–28</w:t>
-        </w:r>
-      </w:hyperlink>
-      <w:r>
-        <w:rPr>
-          <w:lang w:val="sw_KE" w:bidi="sw_KE"/>
-        </w:rPr>
-      </w:r>
-      <w:r>
-        <w:rPr>
-          <w:lang w:val="sw_KE" w:bidi="sw_KE"/>
-        </w:rPr>
+      <w:r>
+        <w:rPr>
+          <w:lang w:val="sw_KE" w:bidi="sw_KE"/>
+        </w:rPr>
+        <w:t>Mada kuu ya manabii wa Agano la Kale ilikuwa "Siku ya BWANA," ambayo mara nyingi inahusishwa na giza (</w:t>
+      </w:r>
+      <w:hyperlink r:id="rId61">
+        <w:r>
+          <w:rPr>
+            <w:lang w:val="sw_KE" w:bidi="sw_KE"/>
+          </w:rPr>
+          <w:rPr>
+            <w:color w:val="0000EE"/>
+            <w:u w:val="single"/>
+          </w:rPr>
+          <w:t>Ezekieli 32:8</w:t>
+        </w:r>
+      </w:hyperlink>
+      <w:r>
+        <w:rPr>
+          <w:lang w:val="sw_KE" w:bidi="sw_KE"/>
+        </w:rPr>
+        <w:t xml:space="preserve">; </w:t>
+      </w:r>
+      <w:hyperlink r:id="rId62">
+        <w:r>
+          <w:rPr>
+            <w:lang w:val="sw_KE" w:bidi="sw_KE"/>
+          </w:rPr>
+          <w:rPr>
+            <w:color w:val="0000EE"/>
+            <w:u w:val="single"/>
+          </w:rPr>
+          <w:t>Yoeli 2:2</w:t>
+        </w:r>
+      </w:hyperlink>
+      <w:r>
+        <w:rPr>
+          <w:lang w:val="sw_KE" w:bidi="sw_KE"/>
+        </w:rPr>
+        <w:t xml:space="preserve">, </w:t>
+      </w:r>
+      <w:hyperlink r:id="rId63">
+        <w:r>
+          <w:rPr>
+            <w:lang w:val="sw_KE" w:bidi="sw_KE"/>
+          </w:rPr>
+          <w:rPr>
+            <w:color w:val="0000EE"/>
+            <w:u w:val="single"/>
+          </w:rPr>
+          <w:t>31</w:t>
+        </w:r>
+      </w:hyperlink>
+      <w:r>
+        <w:rPr>
+          <w:lang w:val="sw_KE" w:bidi="sw_KE"/>
+        </w:rPr>
+        <w:t xml:space="preserve">; </w:t>
+      </w:r>
+      <w:hyperlink r:id="rId64">
+        <w:r>
+          <w:rPr>
+            <w:lang w:val="sw_KE" w:bidi="sw_KE"/>
+          </w:rPr>
+          <w:rPr>
+            <w:color w:val="0000EE"/>
+            <w:u w:val="single"/>
+          </w:rPr>
+          <w:t>Amosi 5:18</w:t>
+        </w:r>
+      </w:hyperlink>
+      <w:r>
+        <w:rPr>
+          <w:lang w:val="sw_KE" w:bidi="sw_KE"/>
+        </w:rPr>
+        <w:t xml:space="preserve">, </w:t>
+      </w:r>
+      <w:hyperlink r:id="rId65">
+        <w:r>
+          <w:rPr>
+            <w:lang w:val="sw_KE" w:bidi="sw_KE"/>
+          </w:rPr>
+          <w:rPr>
+            <w:color w:val="0000EE"/>
+            <w:u w:val="single"/>
+          </w:rPr>
+          <w:t>20</w:t>
+        </w:r>
+      </w:hyperlink>
+      <w:r>
+        <w:rPr>
+          <w:lang w:val="sw_KE" w:bidi="sw_KE"/>
+        </w:rPr>
+        <w:t xml:space="preserve">; </w:t>
+      </w:r>
+      <w:hyperlink r:id="rId66">
+        <w:r>
+          <w:rPr>
+            <w:lang w:val="sw_KE" w:bidi="sw_KE"/>
+          </w:rPr>
+          <w:rPr>
+            <w:color w:val="0000EE"/>
+            <w:u w:val="single"/>
+          </w:rPr>
+          <w:t>Sefania 1:15</w:t>
+        </w:r>
+      </w:hyperlink>
+      <w:r>
+        <w:rPr>
+          <w:lang w:val="sw_KE" w:bidi="sw_KE"/>
+        </w:rPr>
+        <w:t>). Agano Jipya pia linaunganisha giza na hukumu (</w:t>
+      </w:r>
+      <w:hyperlink r:id="rId67">
+        <w:r>
+          <w:rPr>
+            <w:lang w:val="sw_KE" w:bidi="sw_KE"/>
+          </w:rPr>
+          <w:rPr>
+            <w:color w:val="0000EE"/>
+            <w:u w:val="single"/>
+          </w:rPr>
+          <w:t>Mathayo 8:12</w:t>
+        </w:r>
+      </w:hyperlink>
+      <w:r>
+        <w:rPr>
+          <w:lang w:val="sw_KE" w:bidi="sw_KE"/>
+        </w:rPr>
+        <w:t xml:space="preserve">; </w:t>
+      </w:r>
+      <w:hyperlink r:id="rId68">
+        <w:r>
+          <w:rPr>
+            <w:lang w:val="sw_KE" w:bidi="sw_KE"/>
+          </w:rPr>
+          <w:rPr>
+            <w:color w:val="0000EE"/>
+            <w:u w:val="single"/>
+          </w:rPr>
+          <w:t>22:13</w:t>
+        </w:r>
+      </w:hyperlink>
+      <w:r>
+        <w:rPr>
+          <w:lang w:val="sw_KE" w:bidi="sw_KE"/>
+        </w:rPr>
+        <w:t xml:space="preserve">; </w:t>
+      </w:r>
+      <w:hyperlink r:id="rId69">
+        <w:r>
+          <w:rPr>
+            <w:lang w:val="sw_KE" w:bidi="sw_KE"/>
+          </w:rPr>
+          <w:rPr>
+            <w:color w:val="0000EE"/>
+            <w:u w:val="single"/>
+          </w:rPr>
+          <w:t>25:30</w:t>
+        </w:r>
+      </w:hyperlink>
+      <w:r>
+        <w:rPr>
+          <w:lang w:val="sw_KE" w:bidi="sw_KE"/>
+        </w:rPr>
+        <w:t xml:space="preserve">; </w:t>
+      </w:r>
+      <w:hyperlink r:id="rId70">
+        <w:r>
+          <w:rPr>
+            <w:lang w:val="sw_KE" w:bidi="sw_KE"/>
+          </w:rPr>
+          <w:rPr>
+            <w:color w:val="0000EE"/>
+            <w:u w:val="single"/>
+          </w:rPr>
+          <w:t>2 Petro 2:17</w:t>
+        </w:r>
+      </w:hyperlink>
+      <w:r>
+        <w:rPr>
+          <w:lang w:val="sw_KE" w:bidi="sw_KE"/>
+        </w:rPr>
+        <w:t xml:space="preserve">; </w:t>
+      </w:r>
+      <w:hyperlink r:id="rId71">
+        <w:r>
+          <w:rPr>
+            <w:lang w:val="sw_KE" w:bidi="sw_KE"/>
+          </w:rPr>
+          <w:rPr>
+            <w:color w:val="0000EE"/>
+            <w:u w:val="single"/>
+          </w:rPr>
+          <w:t>Yuda 1:6</w:t>
+        </w:r>
+      </w:hyperlink>
+      <w:r>
+        <w:rPr>
+          <w:lang w:val="sw_KE" w:bidi="sw_KE"/>
+        </w:rPr>
+        <w:t xml:space="preserve">, </w:t>
+      </w:r>
+      <w:hyperlink r:id="rId72">
+        <w:r>
+          <w:rPr>
+            <w:lang w:val="sw_KE" w:bidi="sw_KE"/>
+          </w:rPr>
+          <w:rPr>
+            <w:color w:val="0000EE"/>
+            <w:u w:val="single"/>
+          </w:rPr>
+          <w:t>13</w:t>
+        </w:r>
+      </w:hyperlink>
+      <w:r>
+        <w:rPr>
+          <w:lang w:val="sw_KE" w:bidi="sw_KE"/>
+        </w:rPr>
+        <w:t>).</w:t>
+      </w:r>
+    </w:p>
+    <w:p>
+      <w:pPr>
+        <w:pStyle w:val="Heading3"/>
+      </w:pPr>
+      <w:r>
+        <w:rPr>
+          <w:lang w:val="sw_KE" w:bidi="sw_KE"/>
+        </w:rPr>
+        <w:t>Nuru</w:t>
       </w:r>
     </w:p>
     <w:p>
@@ -540,21 +1478,317 @@
           <w:lang w:val="sw_KE" w:bidi="sw_KE"/>
         </w:rPr>
       </w:r>
-    </w:p>
-    <w:p>
-      <w:pPr>
-        <w:pStyle w:val="Heading2"/>
-      </w:pPr>
-      <w:r>
-        <w:rPr>
-          <w:lang w:val="sw_KE" w:bidi="sw_KE"/>
-        </w:rPr>
-        <w:t>Familia, Jamii, na Dhambi ya Ngono</w:t>
-      </w:r>
-      <w:r>
-        <w:rPr>
-          <w:lang w:val="sw_KE" w:bidi="sw_KE"/>
-        </w:rPr>
+      <w:r>
+        <w:rPr>
+          <w:lang w:val="sw_KE" w:bidi="sw_KE"/>
+        </w:rPr>
+        <w:t>Nuru ilikuwa jambo la kwanza ambalo Mungu aliumba baada ya mbingu na dunia (</w:t>
+      </w:r>
+      <w:hyperlink r:id="rId73">
+        <w:r>
+          <w:rPr>
+            <w:lang w:val="sw_KE" w:bidi="sw_KE"/>
+          </w:rPr>
+          <w:rPr>
+            <w:color w:val="0000EE"/>
+            <w:u w:val="single"/>
+          </w:rPr>
+          <w:t>Mwanzo 1:3</w:t>
+        </w:r>
+      </w:hyperlink>
+      <w:r>
+        <w:rPr>
+          <w:lang w:val="sw_KE" w:bidi="sw_KE"/>
+        </w:rPr>
+        <w:t xml:space="preserve">; tazama pia </w:t>
+      </w:r>
+      <w:hyperlink r:id="rId74">
+        <w:r>
+          <w:rPr>
+            <w:lang w:val="sw_KE" w:bidi="sw_KE"/>
+          </w:rPr>
+          <w:rPr>
+            <w:color w:val="0000EE"/>
+            <w:u w:val="single"/>
+          </w:rPr>
+          <w:t>1:16</w:t>
+        </w:r>
+      </w:hyperlink>
+      <w:r>
+        <w:rPr>
+          <w:lang w:val="sw_KE" w:bidi="sw_KE"/>
+        </w:rPr>
+        <w:t>). Kwa asili, inawakilisha kile kilicho cha kupendeza, chema, au chenye furaha (</w:t>
+      </w:r>
+      <w:hyperlink r:id="rId75">
+        <w:r>
+          <w:rPr>
+            <w:lang w:val="sw_KE" w:bidi="sw_KE"/>
+          </w:rPr>
+          <w:rPr>
+            <w:color w:val="0000EE"/>
+            <w:u w:val="single"/>
+          </w:rPr>
+          <w:t>Mhubiri 11:7</w:t>
+        </w:r>
+      </w:hyperlink>
+      <w:r>
+        <w:rPr>
+          <w:lang w:val="sw_KE" w:bidi="sw_KE"/>
+        </w:rPr>
+        <w:t xml:space="preserve">; </w:t>
+      </w:r>
+      <w:hyperlink r:id="rId76">
+        <w:r>
+          <w:rPr>
+            <w:lang w:val="sw_KE" w:bidi="sw_KE"/>
+          </w:rPr>
+          <w:rPr>
+            <w:color w:val="0000EE"/>
+            <w:u w:val="single"/>
+          </w:rPr>
+          <w:t>Yakobo 1:17</w:t>
+        </w:r>
+      </w:hyperlink>
+      <w:r>
+        <w:rPr>
+          <w:lang w:val="sw_KE" w:bidi="sw_KE"/>
+        </w:rPr>
+        <w:t>). Wakati Waisraeli walipoondoka Misri, nguzo ya wingu na moto iliwapa mwanga (</w:t>
+      </w:r>
+      <w:hyperlink r:id="rId77">
+        <w:r>
+          <w:rPr>
+            <w:lang w:val="sw_KE" w:bidi="sw_KE"/>
+          </w:rPr>
+          <w:rPr>
+            <w:color w:val="0000EE"/>
+            <w:u w:val="single"/>
+          </w:rPr>
+          <w:t>Kutoka 13:21</w:t>
+        </w:r>
+      </w:hyperlink>
+      <w:r>
+        <w:rPr>
+          <w:lang w:val="sw_KE" w:bidi="sw_KE"/>
+        </w:rPr>
+        <w:t xml:space="preserve">; </w:t>
+      </w:r>
+      <w:hyperlink r:id="rId78">
+        <w:r>
+          <w:rPr>
+            <w:lang w:val="sw_KE" w:bidi="sw_KE"/>
+          </w:rPr>
+          <w:rPr>
+            <w:color w:val="0000EE"/>
+            <w:u w:val="single"/>
+          </w:rPr>
+          <w:t>14:20</w:t>
+        </w:r>
+      </w:hyperlink>
+      <w:r>
+        <w:rPr>
+          <w:lang w:val="sw_KE" w:bidi="sw_KE"/>
+        </w:rPr>
+        <w:t>). Iliwaongoza njiani (</w:t>
+      </w:r>
+      <w:hyperlink r:id="rId79">
+        <w:r>
+          <w:rPr>
+            <w:lang w:val="sw_KE" w:bidi="sw_KE"/>
+          </w:rPr>
+          <w:rPr>
+            <w:color w:val="0000EE"/>
+            <w:u w:val="single"/>
+          </w:rPr>
+          <w:t>Nehemia 9:19</w:t>
+        </w:r>
+      </w:hyperlink>
+      <w:r>
+        <w:rPr>
+          <w:lang w:val="sw_KE" w:bidi="sw_KE"/>
+        </w:rPr>
+        <w:t>). Nuru inawakilisha baraka za Bwana (</w:t>
+      </w:r>
+      <w:hyperlink r:id="rId80">
+        <w:r>
+          <w:rPr>
+            <w:lang w:val="sw_KE" w:bidi="sw_KE"/>
+          </w:rPr>
+          <w:rPr>
+            <w:color w:val="0000EE"/>
+            <w:u w:val="single"/>
+          </w:rPr>
+          <w:t>Ayubu 12:22</w:t>
+        </w:r>
+      </w:hyperlink>
+      <w:r>
+        <w:rPr>
+          <w:lang w:val="sw_KE" w:bidi="sw_KE"/>
+        </w:rPr>
+        <w:t xml:space="preserve">; </w:t>
+      </w:r>
+      <w:hyperlink r:id="rId81">
+        <w:r>
+          <w:rPr>
+            <w:lang w:val="sw_KE" w:bidi="sw_KE"/>
+          </w:rPr>
+          <w:rPr>
+            <w:color w:val="0000EE"/>
+            <w:u w:val="single"/>
+          </w:rPr>
+          <w:t>29:2–3</w:t>
+        </w:r>
+      </w:hyperlink>
+      <w:r>
+        <w:rPr>
+          <w:lang w:val="sw_KE" w:bidi="sw_KE"/>
+        </w:rPr>
+        <w:t xml:space="preserve">; </w:t>
+      </w:r>
+      <w:hyperlink r:id="rId82">
+        <w:r>
+          <w:rPr>
+            <w:lang w:val="sw_KE" w:bidi="sw_KE"/>
+          </w:rPr>
+          <w:rPr>
+            <w:color w:val="0000EE"/>
+            <w:u w:val="single"/>
+          </w:rPr>
+          <w:t>Zaburi 4:6</w:t>
+        </w:r>
+      </w:hyperlink>
+      <w:r>
+        <w:rPr>
+          <w:lang w:val="sw_KE" w:bidi="sw_KE"/>
+        </w:rPr>
+        <w:t xml:space="preserve">; </w:t>
+      </w:r>
+      <w:hyperlink r:id="rId83">
+        <w:r>
+          <w:rPr>
+            <w:lang w:val="sw_KE" w:bidi="sw_KE"/>
+          </w:rPr>
+          <w:rPr>
+            <w:color w:val="0000EE"/>
+            <w:u w:val="single"/>
+          </w:rPr>
+          <w:t>18:28</w:t>
+        </w:r>
+      </w:hyperlink>
+      <w:r>
+        <w:rPr>
+          <w:lang w:val="sw_KE" w:bidi="sw_KE"/>
+        </w:rPr>
+        <w:t xml:space="preserve">; </w:t>
+      </w:r>
+      <w:hyperlink r:id="rId84">
+        <w:r>
+          <w:rPr>
+            <w:lang w:val="sw_KE" w:bidi="sw_KE"/>
+          </w:rPr>
+          <w:rPr>
+            <w:color w:val="0000EE"/>
+            <w:u w:val="single"/>
+          </w:rPr>
+          <w:t>44:3</w:t>
+        </w:r>
+      </w:hyperlink>
+      <w:r>
+        <w:rPr>
+          <w:lang w:val="sw_KE" w:bidi="sw_KE"/>
+        </w:rPr>
+        <w:t xml:space="preserve">; </w:t>
+      </w:r>
+      <w:hyperlink r:id="rId85">
+        <w:r>
+          <w:rPr>
+            <w:lang w:val="sw_KE" w:bidi="sw_KE"/>
+          </w:rPr>
+          <w:rPr>
+            <w:color w:val="0000EE"/>
+            <w:u w:val="single"/>
+          </w:rPr>
+          <w:t>118:27</w:t>
+        </w:r>
+      </w:hyperlink>
+      <w:r>
+        <w:rPr>
+          <w:lang w:val="sw_KE" w:bidi="sw_KE"/>
+        </w:rPr>
+        <w:t>). Watumishi wa Mungu wanaweza kushiriki baraka hizi kwa kuwaongoza wengine kwa Mungu kupitia utiifu wao (</w:t>
+      </w:r>
+      <w:hyperlink r:id="rId86">
+        <w:r>
+          <w:rPr>
+            <w:lang w:val="sw_KE" w:bidi="sw_KE"/>
+          </w:rPr>
+          <w:rPr>
+            <w:color w:val="0000EE"/>
+            <w:u w:val="single"/>
+          </w:rPr>
+          <w:t>Isaiah 42:6</w:t>
+        </w:r>
+      </w:hyperlink>
+      <w:r>
+        <w:rPr>
+          <w:lang w:val="sw_KE" w:bidi="sw_KE"/>
+        </w:rPr>
+        <w:t xml:space="preserve">; </w:t>
+      </w:r>
+      <w:hyperlink r:id="rId87">
+        <w:r>
+          <w:rPr>
+            <w:lang w:val="sw_KE" w:bidi="sw_KE"/>
+          </w:rPr>
+          <w:rPr>
+            <w:color w:val="0000EE"/>
+            <w:u w:val="single"/>
+          </w:rPr>
+          <w:t>49:6</w:t>
+        </w:r>
+      </w:hyperlink>
+      <w:r>
+        <w:rPr>
+          <w:lang w:val="sw_KE" w:bidi="sw_KE"/>
+        </w:rPr>
+        <w:t>). Nuru ya Mungu pia inafunua dhambi na kuleta haki (</w:t>
+      </w:r>
+      <w:hyperlink r:id="rId88">
+        <w:r>
+          <w:rPr>
+            <w:lang w:val="sw_KE" w:bidi="sw_KE"/>
+          </w:rPr>
+          <w:rPr>
+            <w:color w:val="0000EE"/>
+            <w:u w:val="single"/>
+          </w:rPr>
+          <w:t>Zaburi 90:8</w:t>
+        </w:r>
+      </w:hyperlink>
+      <w:r>
+        <w:rPr>
+          <w:lang w:val="sw_KE" w:bidi="sw_KE"/>
+        </w:rPr>
+        <w:t xml:space="preserve">; </w:t>
+      </w:r>
+      <w:hyperlink r:id="rId89">
+        <w:r>
+          <w:rPr>
+            <w:lang w:val="sw_KE" w:bidi="sw_KE"/>
+          </w:rPr>
+          <w:rPr>
+            <w:color w:val="0000EE"/>
+            <w:u w:val="single"/>
+          </w:rPr>
+          <w:t>Isaiah 51:4</w:t>
+        </w:r>
+      </w:hyperlink>
+      <w:r>
+        <w:rPr>
+          <w:lang w:val="sw_KE" w:bidi="sw_KE"/>
+        </w:rPr>
+        <w:t>).</w:t>
       </w:r>
     </w:p>
     <w:p>
@@ -568,7 +1802,133 @@
         <w:rPr>
           <w:lang w:val="sw_KE" w:bidi="sw_KE"/>
         </w:rPr>
-        <w:t>Nchini Israeli, familia ilikuwa msingi wa umoja wa jamii. Kila moja ya makabila kumi na mawili ilikuwa na mchanganyiko wa familia na koo. Pamoja, makabila haya yaliunda taifa lote la Israeli.</w:t>
+        <w:t>Biblia inamwelezea Mungu kama nuru (</w:t>
+      </w:r>
+      <w:hyperlink r:id="rId90">
+        <w:r>
+          <w:rPr>
+            <w:lang w:val="sw_KE" w:bidi="sw_KE"/>
+          </w:rPr>
+          <w:rPr>
+            <w:color w:val="0000EE"/>
+            <w:u w:val="single"/>
+          </w:rPr>
+          <w:t>Zaburi 27:1</w:t>
+        </w:r>
+      </w:hyperlink>
+      <w:r>
+        <w:rPr>
+          <w:lang w:val="sw_KE" w:bidi="sw_KE"/>
+        </w:rPr>
+        <w:t xml:space="preserve">; </w:t>
+      </w:r>
+      <w:hyperlink r:id="rId91">
+        <w:r>
+          <w:rPr>
+            <w:lang w:val="sw_KE" w:bidi="sw_KE"/>
+          </w:rPr>
+          <w:rPr>
+            <w:color w:val="0000EE"/>
+            <w:u w:val="single"/>
+          </w:rPr>
+          <w:t>Isaya 60:19–20</w:t>
+        </w:r>
+      </w:hyperlink>
+      <w:r>
+        <w:rPr>
+          <w:lang w:val="sw_KE" w:bidi="sw_KE"/>
+        </w:rPr>
+        <w:t xml:space="preserve">; </w:t>
+      </w:r>
+      <w:hyperlink r:id="rId92">
+        <w:r>
+          <w:rPr>
+            <w:lang w:val="sw_KE" w:bidi="sw_KE"/>
+          </w:rPr>
+          <w:rPr>
+            <w:color w:val="0000EE"/>
+            <w:u w:val="single"/>
+          </w:rPr>
+          <w:t>Danieli 2:22</w:t>
+        </w:r>
+      </w:hyperlink>
+      <w:r>
+        <w:rPr>
+          <w:lang w:val="sw_KE" w:bidi="sw_KE"/>
+        </w:rPr>
+        <w:t xml:space="preserve">; </w:t>
+      </w:r>
+      <w:hyperlink r:id="rId48">
+        <w:r>
+          <w:rPr>
+            <w:lang w:val="sw_KE" w:bidi="sw_KE"/>
+          </w:rPr>
+          <w:rPr>
+            <w:color w:val="0000EE"/>
+            <w:u w:val="single"/>
+          </w:rPr>
+          <w:t>1 Yohana 1:5</w:t>
+        </w:r>
+      </w:hyperlink>
+      <w:r>
+        <w:rPr>
+          <w:lang w:val="sw_KE" w:bidi="sw_KE"/>
+        </w:rPr>
+        <w:t xml:space="preserve">). Yeye "anakaa katika nuru isiyoweza kufikiwa" (tazama </w:t>
+      </w:r>
+      <w:hyperlink r:id="rId93">
+        <w:r>
+          <w:rPr>
+            <w:lang w:val="sw_KE" w:bidi="sw_KE"/>
+          </w:rPr>
+          <w:rPr>
+            <w:color w:val="0000EE"/>
+            <w:u w:val="single"/>
+          </w:rPr>
+          <w:t>1 Timotheo 6:16</w:t>
+        </w:r>
+      </w:hyperlink>
+      <w:r>
+        <w:rPr>
+          <w:lang w:val="sw_KE" w:bidi="sw_KE"/>
+        </w:rPr>
+        <w:t>). Hata hivyo, huwaongoza wafuasi wake kwenye nuru (</w:t>
+      </w:r>
+      <w:hyperlink r:id="rId94">
+        <w:r>
+          <w:rPr>
+            <w:lang w:val="sw_KE" w:bidi="sw_KE"/>
+          </w:rPr>
+          <w:rPr>
+            <w:color w:val="0000EE"/>
+            <w:u w:val="single"/>
+          </w:rPr>
+          <w:t>Mika 7:8–9</w:t>
+        </w:r>
+      </w:hyperlink>
+      <w:r>
+        <w:rPr>
+          <w:lang w:val="sw_KE" w:bidi="sw_KE"/>
+        </w:rPr>
+        <w:t xml:space="preserve">; tazama pia </w:t>
+      </w:r>
+      <w:hyperlink r:id="rId95">
+        <w:r>
+          <w:rPr>
+            <w:lang w:val="sw_KE" w:bidi="sw_KE"/>
+          </w:rPr>
+          <w:rPr>
+            <w:color w:val="0000EE"/>
+            <w:u w:val="single"/>
+          </w:rPr>
+          <w:t>1 Yohana 1:7</w:t>
+        </w:r>
+      </w:hyperlink>
+      <w:r>
+        <w:rPr>
+          <w:lang w:val="sw_KE" w:bidi="sw_KE"/>
+        </w:rPr>
+        <w:t>).</w:t>
       </w:r>
     </w:p>
     <w:p>
@@ -582,43 +1942,169 @@
         <w:rPr>
           <w:lang w:val="sw_KE" w:bidi="sw_KE"/>
         </w:rPr>
-        <w:t xml:space="preserve">Ingawa utambulisho huu wa pamoja unaweza kudhoofika kutokana na umbali kutoka kwa familia ya karibu ya mtu, dhana hii ya familia ilikuwa imeenea katika jamii ya Waisraeli. Ndugu mara nyingi aliitwa kaka. Hii ilionyesha jinsi walivyohisi karibu na kila mmoja. Kwa kupanua mfano huu wa familia, neno linalotafsiriwa kama "kaka" linaweza pia kumaanisha Mwisraeli mwenzake (tazama </w:t>
-      </w:r>
-      <w:hyperlink r:id="rId17">
-        <w:r>
-          <w:rPr>
-            <w:lang w:val="sw_KE" w:bidi="sw_KE"/>
-          </w:rPr>
-          <w:rPr>
-            <w:color w:val="0000EE"/>
-            <w:u w:val="single"/>
-          </w:rPr>
-          <w:t>Kumbukumbu la Torati 1:16</w:t>
-        </w:r>
-      </w:hyperlink>
-      <w:r>
-        <w:rPr>
-          <w:lang w:val="sw_KE" w:bidi="sw_KE"/>
-        </w:rPr>
-        <w:t xml:space="preserve">, "a mwanaume na kaka yake"; </w:t>
-      </w:r>
-      <w:hyperlink r:id="rId18">
-        <w:r>
-          <w:rPr>
-            <w:lang w:val="sw_KE" w:bidi="sw_KE"/>
-          </w:rPr>
-          <w:rPr>
-            <w:color w:val="0000EE"/>
-            <w:u w:val="single"/>
-          </w:rPr>
-          <w:t>Kumbukumbu la Torati 3:18</w:t>
-        </w:r>
-      </w:hyperlink>
-      <w:r>
-        <w:rPr>
-          <w:lang w:val="sw_KE" w:bidi="sw_KE"/>
-        </w:rPr>
-        <w:t>, "ndugu zenu, Waisraeli").</w:t>
+        <w:t>Yesu alisema, “Mimi ndiye nuru ya ulimwengu” (</w:t>
+      </w:r>
+      <w:hyperlink r:id="rId45">
+        <w:r>
+          <w:rPr>
+            <w:lang w:val="sw_KE" w:bidi="sw_KE"/>
+          </w:rPr>
+          <w:rPr>
+            <w:color w:val="0000EE"/>
+            <w:u w:val="single"/>
+          </w:rPr>
+          <w:t>Yohana 8:12</w:t>
+        </w:r>
+      </w:hyperlink>
+      <w:r>
+        <w:rPr>
+          <w:lang w:val="sw_KE" w:bidi="sw_KE"/>
+        </w:rPr>
+        <w:t xml:space="preserve">; </w:t>
+      </w:r>
+      <w:hyperlink r:id="rId96">
+        <w:r>
+          <w:rPr>
+            <w:lang w:val="sw_KE" w:bidi="sw_KE"/>
+          </w:rPr>
+          <w:rPr>
+            <w:color w:val="0000EE"/>
+            <w:u w:val="single"/>
+          </w:rPr>
+          <w:t>9:5</w:t>
+        </w:r>
+      </w:hyperlink>
+      <w:r>
+        <w:rPr>
+          <w:lang w:val="sw_KE" w:bidi="sw_KE"/>
+        </w:rPr>
+        <w:t xml:space="preserve">; </w:t>
+      </w:r>
+      <w:hyperlink r:id="rId47">
+        <w:r>
+          <w:rPr>
+            <w:lang w:val="sw_KE" w:bidi="sw_KE"/>
+          </w:rPr>
+          <w:rPr>
+            <w:color w:val="0000EE"/>
+            <w:u w:val="single"/>
+          </w:rPr>
+          <w:t>12:46</w:t>
+        </w:r>
+      </w:hyperlink>
+      <w:r>
+        <w:rPr>
+          <w:lang w:val="sw_KE" w:bidi="sw_KE"/>
+        </w:rPr>
+        <w:t>). Alileta ujumbe kutoka kwa Mungu, na pia alikuwa ujumbe huo (</w:t>
+      </w:r>
+      <w:hyperlink r:id="rId97">
+        <w:r>
+          <w:rPr>
+            <w:lang w:val="sw_KE" w:bidi="sw_KE"/>
+          </w:rPr>
+          <w:rPr>
+            <w:color w:val="0000EE"/>
+            <w:u w:val="single"/>
+          </w:rPr>
+          <w:t>Yohana 1:1–10</w:t>
+        </w:r>
+      </w:hyperlink>
+      <w:r>
+        <w:rPr>
+          <w:lang w:val="sw_KE" w:bidi="sw_KE"/>
+        </w:rPr>
+        <w:t>). Wale wanaopokea ujumbe wake na kumwamini, Anawapa "haki ya kuwa watoto wa Mungu" (</w:t>
+      </w:r>
+      <w:hyperlink r:id="rId98">
+        <w:r>
+          <w:rPr>
+            <w:lang w:val="sw_KE" w:bidi="sw_KE"/>
+          </w:rPr>
+          <w:rPr>
+            <w:color w:val="0000EE"/>
+            <w:u w:val="single"/>
+          </w:rPr>
+          <w:t>Yohana 1:9–12</w:t>
+        </w:r>
+      </w:hyperlink>
+      <w:r>
+        <w:rPr>
+          <w:lang w:val="sw_KE" w:bidi="sw_KE"/>
+        </w:rPr>
+        <w:t>). Nuru yake inawaangazia kiroho na wanakuja kumjua Mungu na wokovu wake (</w:t>
+      </w:r>
+      <w:hyperlink r:id="rId43">
+        <w:r>
+          <w:rPr>
+            <w:lang w:val="sw_KE" w:bidi="sw_KE"/>
+          </w:rPr>
+          <w:rPr>
+            <w:color w:val="0000EE"/>
+            <w:u w:val="single"/>
+          </w:rPr>
+          <w:t>Mathayo 4:16</w:t>
+        </w:r>
+      </w:hyperlink>
+      <w:r>
+        <w:rPr>
+          <w:lang w:val="sw_KE" w:bidi="sw_KE"/>
+        </w:rPr>
+        <w:t xml:space="preserve">; </w:t>
+      </w:r>
+      <w:hyperlink r:id="rId99">
+        <w:r>
+          <w:rPr>
+            <w:lang w:val="sw_KE" w:bidi="sw_KE"/>
+          </w:rPr>
+          <w:rPr>
+            <w:color w:val="0000EE"/>
+            <w:u w:val="single"/>
+          </w:rPr>
+          <w:t>Luka 2:32</w:t>
+        </w:r>
+      </w:hyperlink>
+      <w:r>
+        <w:rPr>
+          <w:lang w:val="sw_KE" w:bidi="sw_KE"/>
+        </w:rPr>
+        <w:t xml:space="preserve">; </w:t>
+      </w:r>
+      <w:hyperlink r:id="rId100">
+        <w:r>
+          <w:rPr>
+            <w:lang w:val="sw_KE" w:bidi="sw_KE"/>
+          </w:rPr>
+          <w:rPr>
+            <w:color w:val="0000EE"/>
+            <w:u w:val="single"/>
+          </w:rPr>
+          <w:t>Matendo 13:47</w:t>
+        </w:r>
+      </w:hyperlink>
+      <w:r>
+        <w:rPr>
+          <w:lang w:val="sw_KE" w:bidi="sw_KE"/>
+        </w:rPr>
+        <w:t xml:space="preserve">; </w:t>
+      </w:r>
+      <w:hyperlink r:id="rId101">
+        <w:r>
+          <w:rPr>
+            <w:lang w:val="sw_KE" w:bidi="sw_KE"/>
+          </w:rPr>
+          <w:rPr>
+            <w:color w:val="0000EE"/>
+            <w:u w:val="single"/>
+          </w:rPr>
+          <w:t>26:18</w:t>
+        </w:r>
+      </w:hyperlink>
+      <w:r>
+        <w:rPr>
+          <w:lang w:val="sw_KE" w:bidi="sw_KE"/>
+        </w:rPr>
+        <w:t>).</w:t>
       </w:r>
     </w:p>
     <w:p>
@@ -632,18 +2118,72 @@
         <w:rPr>
           <w:lang w:val="sw_KE" w:bidi="sw_KE"/>
         </w:rPr>
-        <w:t xml:space="preserve">Katika Israeli ya kale, jamii ilifanana na familia kubwa. Kwa hivyo, uadilifu wa nyumba ulikuwa wa muhimu sana. Uhalifu kama vile uasherati (uhusiano wa kingono kati ya wanachama wa familia wa karibu) na uzinzi (wakati mtu aliyeoa ana uhusiano wa kingono na mtu ambaye si mwenzi wake) uliadhibiwa vikali kwa sababu ulivuruga uhusiano wa kifamilia. Uasherati ulivunja uaminifu kati ya wanachama wa familia, iliharibu mazingira salama ambayo nyumba inapaswa kutoa, na kuvunja vifungo maalum ambavyo wanachama wa familia wanapaswa kushiriki. Uasherati ulivuruga familia kwa watu kutoa uaminifu kwa mtu mwingine ambaye si mwenzi wao. Vitisho hivi kwa umoja wa familia vilidhoofisha ukoo na kabila, na hatimaye, umoja wa taifa (tazama </w:t>
-      </w:r>
-      <w:hyperlink r:id="rId19">
-        <w:r>
-          <w:rPr>
-            <w:lang w:val="sw_KE" w:bidi="sw_KE"/>
-          </w:rPr>
-          <w:rPr>
-            <w:color w:val="0000EE"/>
-            <w:u w:val="single"/>
-          </w:rPr>
-          <w:t>Mambo ya Walawi 18:6–23</w:t>
+        <w:t>Wao ni "wana wa nuru" (</w:t>
+      </w:r>
+      <w:hyperlink r:id="rId102">
+        <w:r>
+          <w:rPr>
+            <w:lang w:val="sw_KE" w:bidi="sw_KE"/>
+          </w:rPr>
+          <w:rPr>
+            <w:color w:val="0000EE"/>
+            <w:u w:val="single"/>
+          </w:rPr>
+          <w:t>Yohana 12:36</w:t>
+        </w:r>
+      </w:hyperlink>
+      <w:r>
+        <w:rPr>
+          <w:lang w:val="sw_KE" w:bidi="sw_KE"/>
+        </w:rPr>
+        <w:t xml:space="preserve">; </w:t>
+      </w:r>
+      <w:hyperlink r:id="rId103">
+        <w:r>
+          <w:rPr>
+            <w:lang w:val="sw_KE" w:bidi="sw_KE"/>
+          </w:rPr>
+          <w:rPr>
+            <w:color w:val="0000EE"/>
+            <w:u w:val="single"/>
+          </w:rPr>
+          <w:t>1 Wathesalonike 5:5</w:t>
+        </w:r>
+      </w:hyperlink>
+      <w:r>
+        <w:rPr>
+          <w:lang w:val="sw_KE" w:bidi="sw_KE"/>
+        </w:rPr>
+        <w:t>). Wao "wanatembea katika nuru" (</w:t>
+      </w:r>
+      <w:hyperlink r:id="rId95">
+        <w:r>
+          <w:rPr>
+            <w:lang w:val="sw_KE" w:bidi="sw_KE"/>
+          </w:rPr>
+          <w:rPr>
+            <w:color w:val="0000EE"/>
+            <w:u w:val="single"/>
+          </w:rPr>
+          <w:t>1 Yohana 1:7</w:t>
+        </w:r>
+      </w:hyperlink>
+      <w:r>
+        <w:rPr>
+          <w:lang w:val="sw_KE" w:bidi="sw_KE"/>
+        </w:rPr>
+        <w:t>). Matendo yao ni kama nuru—kwa kufanya yaliyo mema, sahihi, na ya kweli (</w:t>
+      </w:r>
+      <w:hyperlink r:id="rId104">
+        <w:r>
+          <w:rPr>
+            <w:lang w:val="sw_KE" w:bidi="sw_KE"/>
+          </w:rPr>
+          <w:rPr>
+            <w:color w:val="0000EE"/>
+            <w:u w:val="single"/>
+          </w:rPr>
+          <w:t>Waefeso 5:8–9</w:t>
         </w:r>
       </w:hyperlink>
       <w:r>
@@ -662,153 +2202,10 @@
       </w:r>
       <w:r>
         <w:rPr>
-          <w:lang w:val="sw_KE" w:bidi="sw_KE"/>
-        </w:rPr>
-        <w:t xml:space="preserve">Dhambi za kingono, hata zile ambazo watu wote wawili wanakubaliana, hazikosi waathirika. Mwishowe zinaweza kuathiri jamii. Sheria za Agano la Kale zinasisitiza uhalifu huu, na Agano Jipya pia linaonya dhidi ya uasherati (tazama hasa </w:t>
-      </w:r>
-      <w:hyperlink r:id="rId20">
-        <w:r>
-          <w:rPr>
-            <w:lang w:val="sw_KE" w:bidi="sw_KE"/>
-          </w:rPr>
-          <w:rPr>
-            <w:color w:val="0000EE"/>
-            <w:u w:val="single"/>
-          </w:rPr>
-          <w:t>1 Wakorintho 5:1–2</w:t>
-        </w:r>
-      </w:hyperlink>
-      <w:r>
-        <w:rPr>
-          <w:lang w:val="sw_KE" w:bidi="sw_KE"/>
-        </w:rPr>
-        <w:t xml:space="preserve">; </w:t>
-      </w:r>
-      <w:hyperlink r:id="rId21">
-        <w:r>
-          <w:rPr>
-            <w:lang w:val="sw_KE" w:bidi="sw_KE"/>
-          </w:rPr>
-          <w:rPr>
-            <w:color w:val="0000EE"/>
-            <w:u w:val="single"/>
-          </w:rPr>
-          <w:t>6:13–20</w:t>
-        </w:r>
-      </w:hyperlink>
-      <w:r>
-        <w:rPr>
-          <w:lang w:val="sw_KE" w:bidi="sw_KE"/>
-        </w:rPr>
-        <w:t xml:space="preserve">; </w:t>
-      </w:r>
-      <w:hyperlink r:id="rId22">
-        <w:r>
-          <w:rPr>
-            <w:lang w:val="sw_KE" w:bidi="sw_KE"/>
-          </w:rPr>
-          <w:rPr>
-            <w:color w:val="0000EE"/>
-            <w:u w:val="single"/>
-          </w:rPr>
-          <w:t>7:2</w:t>
-        </w:r>
-      </w:hyperlink>
-      <w:r>
-        <w:rPr>
-          <w:lang w:val="sw_KE" w:bidi="sw_KE"/>
-        </w:rPr>
-        <w:t xml:space="preserve">; </w:t>
-      </w:r>
-      <w:hyperlink r:id="rId23">
-        <w:r>
-          <w:rPr>
-            <w:lang w:val="sw_KE" w:bidi="sw_KE"/>
-          </w:rPr>
-          <w:rPr>
-            <w:color w:val="0000EE"/>
-            <w:u w:val="single"/>
-          </w:rPr>
-          <w:t>Wagalatia 5:19–21</w:t>
-        </w:r>
-      </w:hyperlink>
-      <w:r>
-        <w:rPr>
-          <w:lang w:val="sw_KE" w:bidi="sw_KE"/>
-        </w:rPr>
-        <w:t xml:space="preserve">; </w:t>
-      </w:r>
-      <w:hyperlink r:id="rId24">
-        <w:r>
-          <w:rPr>
-            <w:lang w:val="sw_KE" w:bidi="sw_KE"/>
-          </w:rPr>
-          <w:rPr>
-            <w:color w:val="0000EE"/>
-            <w:u w:val="single"/>
-          </w:rPr>
-          <w:t>Waefeso 5:3</w:t>
-        </w:r>
-      </w:hyperlink>
-      <w:r>
-        <w:rPr>
-          <w:lang w:val="sw_KE" w:bidi="sw_KE"/>
-        </w:rPr>
-        <w:t xml:space="preserve">; </w:t>
-      </w:r>
-      <w:hyperlink r:id="rId25">
-        <w:r>
-          <w:rPr>
-            <w:lang w:val="sw_KE" w:bidi="sw_KE"/>
-          </w:rPr>
-          <w:rPr>
-            <w:color w:val="0000EE"/>
-            <w:u w:val="single"/>
-          </w:rPr>
-          <w:t>Yuda 1:7</w:t>
-        </w:r>
-      </w:hyperlink>
-      <w:r>
-        <w:rPr>
-          <w:lang w:val="sw_KE" w:bidi="sw_KE"/>
-        </w:rPr>
-        <w:t xml:space="preserve">; </w:t>
-      </w:r>
-      <w:hyperlink r:id="rId26">
-        <w:r>
-          <w:rPr>
-            <w:lang w:val="sw_KE" w:bidi="sw_KE"/>
-          </w:rPr>
-          <w:rPr>
-            <w:color w:val="0000EE"/>
-            <w:u w:val="single"/>
-          </w:rPr>
-          <w:t>Ufunuo 2:14–16</w:t>
-        </w:r>
-      </w:hyperlink>
-      <w:r>
-        <w:rPr>
-          <w:lang w:val="sw_KE" w:bidi="sw_KE"/>
-        </w:rPr>
-        <w:t xml:space="preserve">, </w:t>
-      </w:r>
-      <w:hyperlink r:id="rId27">
-        <w:r>
-          <w:rPr>
-            <w:lang w:val="sw_KE" w:bidi="sw_KE"/>
-          </w:rPr>
-          <w:rPr>
-            <w:color w:val="0000EE"/>
-            <w:u w:val="single"/>
-          </w:rPr>
-          <w:t>20</w:t>
-        </w:r>
-      </w:hyperlink>
-      <w:r>
-        <w:rPr>
-          <w:lang w:val="sw_KE" w:bidi="sw_KE"/>
-        </w:rPr>
-        <w:t>).</w:t>
+          <w:u w:val="single"/>
+          <w:lang w:val="sw_KE" w:bidi="sw_KE"/>
+        </w:rPr>
+        <w:t>Sehemu za Kusoma Zaidi</w:t>
       </w:r>
     </w:p>
     <w:p>
@@ -818,85 +2215,16 @@
           <w:lang w:val="sw_KE" w:bidi="sw_KE"/>
         </w:rPr>
       </w:r>
-      <w:r>
-        <w:rPr>
-          <w:u w:val="single"/>
-          <w:lang w:val="sw_KE" w:bidi="sw_KE"/>
-        </w:rPr>
-        <w:t>Sehemu za Kujifunza Zaidi</w:t>
-      </w:r>
-    </w:p>
-    <w:p>
-      <w:pPr/>
-      <w:r>
-        <w:rPr>
-          <w:lang w:val="sw_KE" w:bidi="sw_KE"/>
-        </w:rPr>
-      </w:r>
-      <w:hyperlink r:id="rId28">
-        <w:r>
-          <w:rPr>
-            <w:lang w:val="sw_KE" w:bidi="sw_KE"/>
-          </w:rPr>
-          <w:rPr>
-            <w:color w:val="0000EE"/>
-            <w:u w:val="single"/>
-          </w:rPr>
-          <w:t>Mwanzo 19:30–38</w:t>
-        </w:r>
-      </w:hyperlink>
-      <w:r>
-        <w:rPr>
-          <w:lang w:val="sw_KE" w:bidi="sw_KE"/>
-        </w:rPr>
-        <w:t xml:space="preserve">; </w:t>
-      </w:r>
-      <w:hyperlink r:id="rId29">
-        <w:r>
-          <w:rPr>
-            <w:lang w:val="sw_KE" w:bidi="sw_KE"/>
-          </w:rPr>
-          <w:rPr>
-            <w:color w:val="0000EE"/>
-            <w:u w:val="single"/>
-          </w:rPr>
-          <w:t>49:3–4</w:t>
-        </w:r>
-      </w:hyperlink>
-      <w:r>
-        <w:rPr>
-          <w:lang w:val="sw_KE" w:bidi="sw_KE"/>
-        </w:rPr>
-        <w:t xml:space="preserve">; </w:t>
-      </w:r>
-      <w:hyperlink r:id="rId30">
-        <w:r>
-          <w:rPr>
-            <w:lang w:val="sw_KE" w:bidi="sw_KE"/>
-          </w:rPr>
-          <w:rPr>
-            <w:color w:val="0000EE"/>
-            <w:u w:val="single"/>
-          </w:rPr>
-          <w:t>Mambo ya Walawi 18:6–30</w:t>
-        </w:r>
-      </w:hyperlink>
-      <w:r>
-        <w:rPr>
-          <w:lang w:val="sw_KE" w:bidi="sw_KE"/>
-        </w:rPr>
-        <w:t xml:space="preserve">; </w:t>
-      </w:r>
-      <w:hyperlink r:id="rId31">
-        <w:r>
-          <w:rPr>
-            <w:lang w:val="sw_KE" w:bidi="sw_KE"/>
-          </w:rPr>
-          <w:rPr>
-            <w:color w:val="0000EE"/>
-            <w:u w:val="single"/>
-          </w:rPr>
-          <w:t>20:14</w:t>
+      <w:hyperlink r:id="rId105">
+        <w:r>
+          <w:rPr>
+            <w:lang w:val="sw_KE" w:bidi="sw_KE"/>
+          </w:rPr>
+          <w:rPr>
+            <w:color w:val="0000EE"/>
+            <w:u w:val="single"/>
+          </w:rPr>
+          <w:t>Mwanzo 1:3–5</w:t>
         </w:r>
       </w:hyperlink>
       <w:r>
@@ -905,70 +2233,214 @@
         </w:rPr>
         <w:t xml:space="preserve">, </w:t>
       </w:r>
-      <w:hyperlink r:id="rId32">
-        <w:r>
-          <w:rPr>
-            <w:lang w:val="sw_KE" w:bidi="sw_KE"/>
-          </w:rPr>
-          <w:rPr>
-            <w:color w:val="0000EE"/>
-            <w:u w:val="single"/>
-          </w:rPr>
-          <w:t>21</w:t>
-        </w:r>
-      </w:hyperlink>
-      <w:r>
-        <w:rPr>
-          <w:lang w:val="sw_KE" w:bidi="sw_KE"/>
-        </w:rPr>
-        <w:t xml:space="preserve">; </w:t>
-      </w:r>
-      <w:hyperlink r:id="rId33">
-        <w:r>
-          <w:rPr>
-            <w:lang w:val="sw_KE" w:bidi="sw_KE"/>
-          </w:rPr>
-          <w:rPr>
-            <w:color w:val="0000EE"/>
-            <w:u w:val="single"/>
-          </w:rPr>
-          <w:t>2 Samweli 13:1–39</w:t>
-        </w:r>
-      </w:hyperlink>
-      <w:r>
-        <w:rPr>
-          <w:lang w:val="sw_KE" w:bidi="sw_KE"/>
-        </w:rPr>
-        <w:t xml:space="preserve">; </w:t>
-      </w:r>
-      <w:hyperlink r:id="rId34">
-        <w:r>
-          <w:rPr>
-            <w:lang w:val="sw_KE" w:bidi="sw_KE"/>
-          </w:rPr>
-          <w:rPr>
-            <w:color w:val="0000EE"/>
-            <w:u w:val="single"/>
-          </w:rPr>
-          <w:t>Mathayo 14:3–5</w:t>
-        </w:r>
-      </w:hyperlink>
-      <w:r>
-        <w:rPr>
-          <w:lang w:val="sw_KE" w:bidi="sw_KE"/>
-        </w:rPr>
-        <w:t xml:space="preserve">; </w:t>
-      </w:r>
-      <w:hyperlink r:id="rId20">
-        <w:r>
-          <w:rPr>
-            <w:lang w:val="sw_KE" w:bidi="sw_KE"/>
-          </w:rPr>
-          <w:rPr>
-            <w:color w:val="0000EE"/>
-            <w:u w:val="single"/>
-          </w:rPr>
-          <w:t>1 Wakorintho 5:1–2</w:t>
+      <w:hyperlink r:id="rId106">
+        <w:r>
+          <w:rPr>
+            <w:lang w:val="sw_KE" w:bidi="sw_KE"/>
+          </w:rPr>
+          <w:rPr>
+            <w:color w:val="0000EE"/>
+            <w:u w:val="single"/>
+          </w:rPr>
+          <w:t>14–18</w:t>
+        </w:r>
+      </w:hyperlink>
+      <w:r>
+        <w:rPr>
+          <w:lang w:val="sw_KE" w:bidi="sw_KE"/>
+        </w:rPr>
+        <w:t xml:space="preserve">; </w:t>
+      </w:r>
+      <w:hyperlink r:id="rId27">
+        <w:r>
+          <w:rPr>
+            <w:lang w:val="sw_KE" w:bidi="sw_KE"/>
+          </w:rPr>
+          <w:rPr>
+            <w:color w:val="0000EE"/>
+            <w:u w:val="single"/>
+          </w:rPr>
+          <w:t>15:12</w:t>
+        </w:r>
+      </w:hyperlink>
+      <w:r>
+        <w:rPr>
+          <w:lang w:val="sw_KE" w:bidi="sw_KE"/>
+        </w:rPr>
+        <w:t xml:space="preserve">; </w:t>
+      </w:r>
+      <w:hyperlink r:id="rId16">
+        <w:r>
+          <w:rPr>
+            <w:lang w:val="sw_KE" w:bidi="sw_KE"/>
+          </w:rPr>
+          <w:rPr>
+            <w:color w:val="0000EE"/>
+            <w:u w:val="single"/>
+          </w:rPr>
+          <w:t>Kutoka 10:21–23</w:t>
+        </w:r>
+      </w:hyperlink>
+      <w:r>
+        <w:rPr>
+          <w:lang w:val="sw_KE" w:bidi="sw_KE"/>
+        </w:rPr>
+        <w:t xml:space="preserve">; </w:t>
+      </w:r>
+      <w:hyperlink r:id="rId78">
+        <w:r>
+          <w:rPr>
+            <w:lang w:val="sw_KE" w:bidi="sw_KE"/>
+          </w:rPr>
+          <w:rPr>
+            <w:color w:val="0000EE"/>
+            <w:u w:val="single"/>
+          </w:rPr>
+          <w:t>14:20</w:t>
+        </w:r>
+      </w:hyperlink>
+      <w:r>
+        <w:rPr>
+          <w:lang w:val="sw_KE" w:bidi="sw_KE"/>
+        </w:rPr>
+        <w:t xml:space="preserve">; </w:t>
+      </w:r>
+      <w:hyperlink r:id="rId17">
+        <w:r>
+          <w:rPr>
+            <w:lang w:val="sw_KE" w:bidi="sw_KE"/>
+          </w:rPr>
+          <w:rPr>
+            <w:color w:val="0000EE"/>
+            <w:u w:val="single"/>
+          </w:rPr>
+          <w:t>20:21</w:t>
+        </w:r>
+      </w:hyperlink>
+      <w:r>
+        <w:rPr>
+          <w:lang w:val="sw_KE" w:bidi="sw_KE"/>
+        </w:rPr>
+        <w:t xml:space="preserve">; </w:t>
+      </w:r>
+      <w:hyperlink r:id="rId107">
+        <w:r>
+          <w:rPr>
+            <w:lang w:val="sw_KE" w:bidi="sw_KE"/>
+          </w:rPr>
+          <w:rPr>
+            <w:color w:val="0000EE"/>
+            <w:u w:val="single"/>
+          </w:rPr>
+          <w:t>2 Samweli 22:10–13</w:t>
+        </w:r>
+      </w:hyperlink>
+      <w:r>
+        <w:rPr>
+          <w:lang w:val="sw_KE" w:bidi="sw_KE"/>
+        </w:rPr>
+        <w:t xml:space="preserve">; </w:t>
+      </w:r>
+      <w:hyperlink r:id="rId23">
+        <w:r>
+          <w:rPr>
+            <w:lang w:val="sw_KE" w:bidi="sw_KE"/>
+          </w:rPr>
+          <w:rPr>
+            <w:color w:val="0000EE"/>
+            <w:u w:val="single"/>
+          </w:rPr>
+          <w:t>1 Wafalme 8:12</w:t>
+        </w:r>
+      </w:hyperlink>
+      <w:r>
+        <w:rPr>
+          <w:lang w:val="sw_KE" w:bidi="sw_KE"/>
+        </w:rPr>
+        <w:t xml:space="preserve">; </w:t>
+      </w:r>
+      <w:hyperlink r:id="rId108">
+        <w:r>
+          <w:rPr>
+            <w:lang w:val="sw_KE" w:bidi="sw_KE"/>
+          </w:rPr>
+          <w:rPr>
+            <w:color w:val="0000EE"/>
+            <w:u w:val="single"/>
+          </w:rPr>
+          <w:t>Ayubu 3:3–7</w:t>
+        </w:r>
+      </w:hyperlink>
+      <w:r>
+        <w:rPr>
+          <w:lang w:val="sw_KE" w:bidi="sw_KE"/>
+        </w:rPr>
+        <w:t xml:space="preserve">; </w:t>
+      </w:r>
+      <w:hyperlink r:id="rId109">
+        <w:r>
+          <w:rPr>
+            <w:lang w:val="sw_KE" w:bidi="sw_KE"/>
+          </w:rPr>
+          <w:rPr>
+            <w:color w:val="0000EE"/>
+            <w:u w:val="single"/>
+          </w:rPr>
+          <w:t>12:22–25</w:t>
+        </w:r>
+      </w:hyperlink>
+      <w:r>
+        <w:rPr>
+          <w:lang w:val="sw_KE" w:bidi="sw_KE"/>
+        </w:rPr>
+        <w:t xml:space="preserve">; </w:t>
+      </w:r>
+      <w:hyperlink r:id="rId110">
+        <w:r>
+          <w:rPr>
+            <w:lang w:val="sw_KE" w:bidi="sw_KE"/>
+          </w:rPr>
+          <w:rPr>
+            <w:color w:val="0000EE"/>
+            <w:u w:val="single"/>
+          </w:rPr>
+          <w:t>15:22</w:t>
+        </w:r>
+      </w:hyperlink>
+      <w:r>
+        <w:rPr>
+          <w:lang w:val="sw_KE" w:bidi="sw_KE"/>
+        </w:rPr>
+        <w:t xml:space="preserve">; </w:t>
+      </w:r>
+      <w:hyperlink r:id="rId37">
+        <w:r>
+          <w:rPr>
+            <w:lang w:val="sw_KE" w:bidi="sw_KE"/>
+          </w:rPr>
+          <w:rPr>
+            <w:color w:val="0000EE"/>
+            <w:u w:val="single"/>
+          </w:rPr>
+          <w:t>17:12–13</w:t>
+        </w:r>
+      </w:hyperlink>
+      <w:r>
+        <w:rPr>
+          <w:lang w:val="sw_KE" w:bidi="sw_KE"/>
+        </w:rPr>
+        <w:t xml:space="preserve">; </w:t>
+      </w:r>
+      <w:hyperlink r:id="rId111">
+        <w:r>
+          <w:rPr>
+            <w:lang w:val="sw_KE" w:bidi="sw_KE"/>
+          </w:rPr>
+          <w:rPr>
+            <w:color w:val="0000EE"/>
+            <w:u w:val="single"/>
+          </w:rPr>
+          <w:t>34:22</w:t>
         </w:r>
       </w:hyperlink>
       <w:r>
@@ -986,97 +2458,7 @@
             <w:color w:val="0000EE"/>
             <w:u w:val="single"/>
           </w:rPr>
-          <w:t>6:13–20</w:t>
-        </w:r>
-      </w:hyperlink>
-      <w:r>
-        <w:rPr>
-          <w:lang w:val="sw_KE" w:bidi="sw_KE"/>
-        </w:rPr>
-        <w:t xml:space="preserve">; </w:t>
-      </w:r>
-      <w:hyperlink r:id="rId22">
-        <w:r>
-          <w:rPr>
-            <w:lang w:val="sw_KE" w:bidi="sw_KE"/>
-          </w:rPr>
-          <w:rPr>
-            <w:color w:val="0000EE"/>
-            <w:u w:val="single"/>
-          </w:rPr>
-          <w:t>7:2</w:t>
-        </w:r>
-      </w:hyperlink>
-      <w:r>
-        <w:rPr>
-          <w:lang w:val="sw_KE" w:bidi="sw_KE"/>
-        </w:rPr>
-        <w:t xml:space="preserve">; </w:t>
-      </w:r>
-      <w:hyperlink r:id="rId23">
-        <w:r>
-          <w:rPr>
-            <w:lang w:val="sw_KE" w:bidi="sw_KE"/>
-          </w:rPr>
-          <w:rPr>
-            <w:color w:val="0000EE"/>
-            <w:u w:val="single"/>
-          </w:rPr>
-          <w:t>Wagalatia 5:19–21</w:t>
-        </w:r>
-      </w:hyperlink>
-      <w:r>
-        <w:rPr>
-          <w:lang w:val="sw_KE" w:bidi="sw_KE"/>
-        </w:rPr>
-        <w:t xml:space="preserve">; </w:t>
-      </w:r>
-      <w:hyperlink r:id="rId24">
-        <w:r>
-          <w:rPr>
-            <w:lang w:val="sw_KE" w:bidi="sw_KE"/>
-          </w:rPr>
-          <w:rPr>
-            <w:color w:val="0000EE"/>
-            <w:u w:val="single"/>
-          </w:rPr>
-          <w:t>Waefeso 5:3</w:t>
-        </w:r>
-      </w:hyperlink>
-      <w:r>
-        <w:rPr>
-          <w:lang w:val="sw_KE" w:bidi="sw_KE"/>
-        </w:rPr>
-        <w:t xml:space="preserve">; </w:t>
-      </w:r>
-      <w:hyperlink r:id="rId25">
-        <w:r>
-          <w:rPr>
-            <w:lang w:val="sw_KE" w:bidi="sw_KE"/>
-          </w:rPr>
-          <w:rPr>
-            <w:color w:val="0000EE"/>
-            <w:u w:val="single"/>
-          </w:rPr>
-          <w:t>Yuda 1:7</w:t>
-        </w:r>
-      </w:hyperlink>
-      <w:r>
-        <w:rPr>
-          <w:lang w:val="sw_KE" w:bidi="sw_KE"/>
-        </w:rPr>
-        <w:t xml:space="preserve">; </w:t>
-      </w:r>
-      <w:hyperlink r:id="rId26">
-        <w:r>
-          <w:rPr>
-            <w:lang w:val="sw_KE" w:bidi="sw_KE"/>
-          </w:rPr>
-          <w:rPr>
-            <w:color w:val="0000EE"/>
-            <w:u w:val="single"/>
-          </w:rPr>
-          <w:t>Ufunuo 2:14–16</w:t>
+          <w:t>Zaburi 18:11</w:t>
         </w:r>
       </w:hyperlink>
       <w:r>
@@ -1085,316 +2467,59 @@
         </w:rPr>
         <w:t xml:space="preserve">, </w:t>
       </w:r>
-      <w:hyperlink r:id="rId27">
-        <w:r>
-          <w:rPr>
-            <w:lang w:val="sw_KE" w:bidi="sw_KE"/>
-          </w:rPr>
-          <w:rPr>
-            <w:color w:val="0000EE"/>
-            <w:u w:val="single"/>
-          </w:rPr>
-          <w:t>20</w:t>
-        </w:r>
-      </w:hyperlink>
-      <w:r>
-        <w:rPr>
-          <w:lang w:val="sw_KE" w:bidi="sw_KE"/>
-        </w:rPr>
-      </w:r>
-      <w:r>
-        <w:rPr>
-          <w:lang w:val="sw_KE" w:bidi="sw_KE"/>
-        </w:rPr>
-      </w:r>
-    </w:p>
-    <w:p>
-      <w:pPr/>
-      <w:r>
-        <w:rPr>
-          <w:lang w:val="sw_KE" w:bidi="sw_KE"/>
-        </w:rPr>
-      </w:r>
-    </w:p>
-    <w:p>
-      <w:pPr>
-        <w:pStyle w:val="Heading2"/>
-      </w:pPr>
-      <w:r>
-        <w:rPr>
-          <w:lang w:val="sw_KE" w:bidi="sw_KE"/>
-        </w:rPr>
-        <w:t>Fasihi ya Apokaliptiki</w:t>
-      </w:r>
-      <w:r>
-        <w:rPr>
-          <w:lang w:val="sw_KE" w:bidi="sw_KE"/>
-        </w:rPr>
-      </w:r>
-    </w:p>
-    <w:p>
-      <w:pPr/>
-      <w:r>
-        <w:rPr>
-          <w:lang w:val="sw_KE" w:bidi="sw_KE"/>
-        </w:rPr>
-      </w:r>
-      <w:r>
-        <w:rPr>
-          <w:lang w:val="sw_KE" w:bidi="sw_KE"/>
-        </w:rPr>
-        <w:t>Sehemu kadhaa za Agano la Kale zina mada zinazofanana na maandiko ya kishirika ya Kiyahudi ya baadaye (Isaya 24–27; Ezekieli 38:1–39:29; Danieli 7–12; Zekaria 9–14). Fasihi ya kishirika ni aina ya maandiko yanayotumia maono na alama kuonyesha ushindi wa mwisho wa Mungu juu ya uovu na kutoa matumaini kwa watu wake. Kitabu kizima cha Ufunuo katika Agano Jipya pia ni sehemu ya aina hii ya maandiko.</w:t>
-      </w:r>
-    </w:p>
-    <w:p>
-      <w:pPr/>
-      <w:r>
-        <w:rPr>
-          <w:lang w:val="sw_KE" w:bidi="sw_KE"/>
-        </w:rPr>
-      </w:r>
-      <w:r>
-        <w:rPr>
-          <w:lang w:val="sw_KE" w:bidi="sw_KE"/>
-        </w:rPr>
-        <w:t xml:space="preserve">Fasihi ya apokaliptiki hutumia maono ya kimungu kuwasilisha mambo yasiyoeleweka au yaliyofichika. Neno </w:t>
-      </w:r>
-      <w:r>
-        <w:rPr>
-          <w:i/>
-          <w:lang w:val="sw_KE" w:bidi="sw_KE"/>
-        </w:rPr>
-        <w:t>apokaliptiki</w:t>
-      </w:r>
-      <w:r>
-        <w:rPr>
-          <w:lang w:val="sw_KE" w:bidi="sw_KE"/>
-        </w:rPr>
-        <w:t xml:space="preserve"> linatokana na neno la Kigiriki </w:t>
-      </w:r>
-      <w:r>
-        <w:rPr>
-          <w:i/>
-          <w:lang w:val="sw_KE" w:bidi="sw_KE"/>
-        </w:rPr>
-        <w:t>apokalupsis</w:t>
-      </w:r>
-      <w:r>
-        <w:rPr>
-          <w:lang w:val="sw_KE" w:bidi="sw_KE"/>
-        </w:rPr>
-        <w:t>, linalomaanisha “Ufunuo.” Hata hivyo, fasihi nyingine ya kinabii inazingatia maneno ya ujumbe. Katika muktadha wa kisheria, nabii anayetoa ujumbe wa kimungu (unabii) ni kama wakili wa mashtaka. Mwandishi wa fasihi ya apokaliptiki ni kama shahidi, akielezea hali za mbinguni alizoziona.</w:t>
-      </w:r>
-    </w:p>
-    <w:p>
-      <w:pPr/>
-      <w:r>
-        <w:rPr>
-          <w:lang w:val="sw_KE" w:bidi="sw_KE"/>
-        </w:rPr>
-      </w:r>
-      <w:r>
-        <w:rPr>
-          <w:lang w:val="sw_KE" w:bidi="sw_KE"/>
-        </w:rPr>
-        <w:t>Unabii kwa kawaida hutabiri wokovu au hukumu katika dunia yetu ya sasa. Kinyume chake, fasihi ya apokaliptiki inatazamia utimilifu zaidi ya nafasi na wakati. Haitegemei jamii kuboreka polepole. Badala yake, inatabiri tukio la kubadilisha dunia ambalo litaisha jinsi mambo yalivyo sasa na kuunda kitu kipya. Fasihi ya apokaliptiki inaona wakati wa sasa kama kipindi cha mgogoro kati ya nuru na giza. Huwezi kuwa na maelewano au amani kati ya nguvu za kimuujiza za mema na mabaya.</w:t>
-      </w:r>
-    </w:p>
-    <w:p>
-      <w:pPr/>
-      <w:r>
-        <w:rPr>
-          <w:lang w:val="sw_KE" w:bidi="sw_KE"/>
-        </w:rPr>
-      </w:r>
-      <w:r>
-        <w:rPr>
-          <w:lang w:val="sw_KE" w:bidi="sw_KE"/>
-        </w:rPr>
-        <w:t>Fasihi ya kiapokaliptiki inafichua vipengele vilivyofichika vya vita hivi. Uwepo wa giza la kiroho unadhihirika. Hii pia ni kweli kwa nguvu zisizoonekana za wema zilizo karibu nasi, ambazo hatimaye zitashinda. Ushindi huu wa baadaye ni hakika, bila kujali jaribio lolote la kibinadamu au la kiroho la kuuzuia.</w:t>
-      </w:r>
-    </w:p>
-    <w:p>
-      <w:pPr/>
-      <w:r>
-        <w:rPr>
-          <w:lang w:val="sw_KE" w:bidi="sw_KE"/>
-        </w:rPr>
-      </w:r>
-      <w:r>
-        <w:rPr>
-          <w:lang w:val="sw_KE" w:bidi="sw_KE"/>
-        </w:rPr>
-        <w:t>Maono ya kiapokaliptiki yanakusudia kuhamasisha na kuwachochea Wakristo, hasa wakati wa nyakati ngumu. Kuna ujumbe chanya katika maandiko haya. Licha ya changamoto za sasa, Mungu tayari ameamua matokeo ya vita vya mwisho. Nguvu za wema zitashinda. Fasihi ya kiapokaliptiki inapingana na madai ya kipagani kwamba mambo yatabaki vilevile. Mungu anatawala na ufalme wake utashinda mwishowe.</w:t>
-      </w:r>
-    </w:p>
-    <w:p>
-      <w:pPr/>
-      <w:r>
-        <w:rPr>
-          <w:lang w:val="sw_KE" w:bidi="sw_KE"/>
-        </w:rPr>
-      </w:r>
-      <w:r>
-        <w:rPr>
-          <w:lang w:val="sw_KE" w:bidi="sw_KE"/>
-        </w:rPr>
-        <w:t>Ujumbe huu unawapa waumini matumaini wakati wa mateso. Unawahimiza kubaki waaminifu licha ya changamoto. Unawatia moyo wale wanaopambana, ukithibitisha kwamba Mungu yuko madarakani na hatimaye atashinda. Licha ya mateso, utii ndio njia pekee ya kuishi. Tunaamini katika ushindi wa mwisho wakati Mungu ataleta enzi mpya ya wokovu.</w:t>
-      </w:r>
-    </w:p>
-    <w:p>
-      <w:pPr/>
-      <w:r>
-        <w:rPr>
-          <w:lang w:val="sw_KE" w:bidi="sw_KE"/>
-        </w:rPr>
-      </w:r>
-      <w:r>
-        <w:rPr>
-          <w:u w:val="single"/>
-          <w:lang w:val="sw_KE" w:bidi="sw_KE"/>
-        </w:rPr>
-        <w:t>Sehemu za Kujifunza Zaidi</w:t>
-      </w:r>
-    </w:p>
-    <w:p>
-      <w:pPr/>
-      <w:r>
-        <w:rPr>
-          <w:lang w:val="sw_KE" w:bidi="sw_KE"/>
-        </w:rPr>
-      </w:r>
-      <w:hyperlink r:id="rId35">
-        <w:r>
-          <w:rPr>
-            <w:lang w:val="sw_KE" w:bidi="sw_KE"/>
-          </w:rPr>
-          <w:rPr>
-            <w:color w:val="0000EE"/>
-            <w:u w:val="single"/>
-          </w:rPr>
-          <w:t>Ezekieli 38:1–39:24</w:t>
-        </w:r>
-      </w:hyperlink>
-      <w:r>
-        <w:rPr>
-          <w:lang w:val="sw_KE" w:bidi="sw_KE"/>
-        </w:rPr>
-        <w:t xml:space="preserve">; </w:t>
-      </w:r>
-      <w:hyperlink r:id="rId36">
-        <w:r>
-          <w:rPr>
-            <w:lang w:val="sw_KE" w:bidi="sw_KE"/>
-          </w:rPr>
-          <w:rPr>
-            <w:color w:val="0000EE"/>
-            <w:u w:val="single"/>
-          </w:rPr>
-          <w:t>Danieli 7:1–12:13</w:t>
-        </w:r>
-      </w:hyperlink>
-      <w:r>
-        <w:rPr>
-          <w:lang w:val="sw_KE" w:bidi="sw_KE"/>
-        </w:rPr>
-        <w:t xml:space="preserve">; </w:t>
-      </w:r>
-      <w:hyperlink r:id="rId37">
-        <w:r>
-          <w:rPr>
-            <w:lang w:val="sw_KE" w:bidi="sw_KE"/>
-          </w:rPr>
-          <w:rPr>
-            <w:color w:val="0000EE"/>
-            <w:u w:val="single"/>
-          </w:rPr>
-          <w:t>Zekaria 9:1–14:21</w:t>
-        </w:r>
-      </w:hyperlink>
-      <w:r>
-        <w:rPr>
-          <w:lang w:val="sw_KE" w:bidi="sw_KE"/>
-        </w:rPr>
-      </w:r>
-      <w:r>
-        <w:rPr>
-          <w:lang w:val="sw_KE" w:bidi="sw_KE"/>
-        </w:rPr>
-      </w:r>
-    </w:p>
-    <w:p>
-      <w:pPr/>
-      <w:r>
-        <w:rPr>
-          <w:lang w:val="sw_KE" w:bidi="sw_KE"/>
-        </w:rPr>
-      </w:r>
-    </w:p>
-    <w:p>
-      <w:pPr>
-        <w:pStyle w:val="Heading2"/>
-      </w:pPr>
-      <w:r>
-        <w:rPr>
-          <w:lang w:val="sw_KE" w:bidi="sw_KE"/>
-        </w:rPr>
-        <w:t>Furaha ya Kikristo</w:t>
-      </w:r>
-      <w:r>
-        <w:rPr>
-          <w:lang w:val="sw_KE" w:bidi="sw_KE"/>
-        </w:rPr>
-      </w:r>
-    </w:p>
-    <w:p>
-      <w:pPr/>
-      <w:r>
-        <w:rPr>
-          <w:lang w:val="sw_KE" w:bidi="sw_KE"/>
-        </w:rPr>
-      </w:r>
-      <w:r>
-        <w:rPr>
-          <w:lang w:val="sw_KE" w:bidi="sw_KE"/>
-        </w:rPr>
-        <w:t xml:space="preserve">Katika saa za mwisho za maisha yake, Yesu alitaka wanafunzi wake wajazwe na furaha yake (tazama </w:t>
-      </w:r>
-      <w:hyperlink r:id="rId38">
-        <w:r>
-          <w:rPr>
-            <w:lang w:val="sw_KE" w:bidi="sw_KE"/>
-          </w:rPr>
-          <w:rPr>
-            <w:color w:val="0000EE"/>
-            <w:u w:val="single"/>
-          </w:rPr>
-          <w:t>Yohana 15:11</w:t>
-        </w:r>
-      </w:hyperlink>
-      <w:r>
-        <w:rPr>
-          <w:lang w:val="sw_KE" w:bidi="sw_KE"/>
-        </w:rPr>
-        <w:t xml:space="preserve">; </w:t>
-      </w:r>
-      <w:hyperlink r:id="rId39">
-        <w:r>
-          <w:rPr>
-            <w:lang w:val="sw_KE" w:bidi="sw_KE"/>
-          </w:rPr>
-          <w:rPr>
-            <w:color w:val="0000EE"/>
-            <w:u w:val="single"/>
-          </w:rPr>
-          <w:t>16:20–24</w:t>
-        </w:r>
-      </w:hyperlink>
-      <w:r>
-        <w:rPr>
-          <w:lang w:val="sw_KE" w:bidi="sw_KE"/>
-        </w:rPr>
-        <w:t>). Furaha ni mada ya kawaida katika barua nyingi za mtume Paulo na ni mada kuu katika Wafilipi. Paulo mara nyingi anawahimiza Wakristo kuwa na furaha, hasa wale wanaokabiliwa na mateso, kama Wakristo wa Filipi na Thesalonike (</w:t>
+      <w:hyperlink r:id="rId83">
+        <w:r>
+          <w:rPr>
+            <w:lang w:val="sw_KE" w:bidi="sw_KE"/>
+          </w:rPr>
+          <w:rPr>
+            <w:color w:val="0000EE"/>
+            <w:u w:val="single"/>
+          </w:rPr>
+          <w:t>28</w:t>
+        </w:r>
+      </w:hyperlink>
+      <w:r>
+        <w:rPr>
+          <w:lang w:val="sw_KE" w:bidi="sw_KE"/>
+        </w:rPr>
+        <w:t xml:space="preserve">; </w:t>
+      </w:r>
+      <w:hyperlink r:id="rId90">
+        <w:r>
+          <w:rPr>
+            <w:lang w:val="sw_KE" w:bidi="sw_KE"/>
+          </w:rPr>
+          <w:rPr>
+            <w:color w:val="0000EE"/>
+            <w:u w:val="single"/>
+          </w:rPr>
+          <w:t>27:1</w:t>
+        </w:r>
+      </w:hyperlink>
+      <w:r>
+        <w:rPr>
+          <w:lang w:val="sw_KE" w:bidi="sw_KE"/>
+        </w:rPr>
+        <w:t xml:space="preserve">; </w:t>
+      </w:r>
+      <w:hyperlink r:id="rId112">
+        <w:r>
+          <w:rPr>
+            <w:lang w:val="sw_KE" w:bidi="sw_KE"/>
+          </w:rPr>
+          <w:rPr>
+            <w:color w:val="0000EE"/>
+            <w:u w:val="single"/>
+          </w:rPr>
+          <w:t>97:2–6</w:t>
+        </w:r>
+      </w:hyperlink>
+      <w:r>
+        <w:rPr>
+          <w:lang w:val="sw_KE" w:bidi="sw_KE"/>
+        </w:rPr>
+        <w:t xml:space="preserve">; </w:t>
       </w:r>
       <w:hyperlink r:id="rId40">
         <w:r>
@@ -1405,64 +2530,212 @@
             <w:color w:val="0000EE"/>
             <w:u w:val="single"/>
           </w:rPr>
-          <w:t>Wafilipi 3:1</w:t>
-        </w:r>
-      </w:hyperlink>
-      <w:r>
-        <w:rPr>
-          <w:lang w:val="sw_KE" w:bidi="sw_KE"/>
-        </w:rPr>
-        <w:t xml:space="preserve">; </w:t>
-      </w:r>
-      <w:hyperlink r:id="rId41">
-        <w:r>
-          <w:rPr>
-            <w:lang w:val="sw_KE" w:bidi="sw_KE"/>
-          </w:rPr>
-          <w:rPr>
-            <w:color w:val="0000EE"/>
-            <w:u w:val="single"/>
-          </w:rPr>
-          <w:t>4:4</w:t>
-        </w:r>
-      </w:hyperlink>
-      <w:r>
-        <w:rPr>
-          <w:lang w:val="sw_KE" w:bidi="sw_KE"/>
-        </w:rPr>
-        <w:t xml:space="preserve">; </w:t>
-      </w:r>
-      <w:hyperlink r:id="rId42">
-        <w:r>
-          <w:rPr>
-            <w:lang w:val="sw_KE" w:bidi="sw_KE"/>
-          </w:rPr>
-          <w:rPr>
-            <w:color w:val="0000EE"/>
-            <w:u w:val="single"/>
-          </w:rPr>
-          <w:t>1 Wathesalonike 5:16</w:t>
-        </w:r>
-      </w:hyperlink>
-      <w:r>
-        <w:rPr>
-          <w:lang w:val="sw_KE" w:bidi="sw_KE"/>
-        </w:rPr>
-        <w:t>).</w:t>
-      </w:r>
-    </w:p>
-    <w:p>
-      <w:pPr/>
-      <w:r>
-        <w:rPr>
-          <w:lang w:val="sw_KE" w:bidi="sw_KE"/>
-        </w:rPr>
-      </w:r>
-      <w:r>
-        <w:rPr>
-          <w:lang w:val="sw_KE" w:bidi="sw_KE"/>
-        </w:rPr>
-        <w:t xml:space="preserve">Furaha ya juu ya uso inategemea kile kinachotokea karibu nawe. Furaha ya Kikristo ni tofauti. Inatokana na uhusiano wa mtu na Bwana. Inabaki kuwa imara hata wakati wa mateso na kifo. Furaha hii inatokana na kujua kwamba chochote kinachotokea, Mungu atatumia kila kitu kwa manufaa ya mwisho ya Mkristo (tazama </w:t>
+          <w:t>139:11–12</w:t>
+        </w:r>
+      </w:hyperlink>
+      <w:r>
+        <w:rPr>
+          <w:lang w:val="sw_KE" w:bidi="sw_KE"/>
+        </w:rPr>
+        <w:t xml:space="preserve">; </w:t>
+      </w:r>
+      <w:hyperlink r:id="rId51">
+        <w:r>
+          <w:rPr>
+            <w:lang w:val="sw_KE" w:bidi="sw_KE"/>
+          </w:rPr>
+          <w:rPr>
+            <w:color w:val="0000EE"/>
+            <w:u w:val="single"/>
+          </w:rPr>
+          <w:t>Mithali 2:13</w:t>
+        </w:r>
+      </w:hyperlink>
+      <w:r>
+        <w:rPr>
+          <w:lang w:val="sw_KE" w:bidi="sw_KE"/>
+        </w:rPr>
+        <w:t xml:space="preserve">; </w:t>
+      </w:r>
+      <w:hyperlink r:id="rId113">
+        <w:r>
+          <w:rPr>
+            <w:lang w:val="sw_KE" w:bidi="sw_KE"/>
+          </w:rPr>
+          <w:rPr>
+            <w:color w:val="0000EE"/>
+            <w:u w:val="single"/>
+          </w:rPr>
+          <w:t>4:18–19</w:t>
+        </w:r>
+      </w:hyperlink>
+      <w:r>
+        <w:rPr>
+          <w:lang w:val="sw_KE" w:bidi="sw_KE"/>
+        </w:rPr>
+        <w:t xml:space="preserve">; </w:t>
+      </w:r>
+      <w:hyperlink r:id="rId114">
+        <w:r>
+          <w:rPr>
+            <w:lang w:val="sw_KE" w:bidi="sw_KE"/>
+          </w:rPr>
+          <w:rPr>
+            <w:color w:val="0000EE"/>
+            <w:u w:val="single"/>
+          </w:rPr>
+          <w:t>Mhubiri 11:7–8</w:t>
+        </w:r>
+      </w:hyperlink>
+      <w:r>
+        <w:rPr>
+          <w:lang w:val="sw_KE" w:bidi="sw_KE"/>
+        </w:rPr>
+        <w:t xml:space="preserve">; </w:t>
+      </w:r>
+      <w:hyperlink r:id="rId53">
+        <w:r>
+          <w:rPr>
+            <w:lang w:val="sw_KE" w:bidi="sw_KE"/>
+          </w:rPr>
+          <w:rPr>
+            <w:color w:val="0000EE"/>
+            <w:u w:val="single"/>
+          </w:rPr>
+          <w:t>Isaiah 5:20</w:t>
+        </w:r>
+      </w:hyperlink>
+      <w:r>
+        <w:rPr>
+          <w:lang w:val="sw_KE" w:bidi="sw_KE"/>
+        </w:rPr>
+        <w:t xml:space="preserve">; </w:t>
+      </w:r>
+      <w:hyperlink r:id="rId59">
+        <w:r>
+          <w:rPr>
+            <w:lang w:val="sw_KE" w:bidi="sw_KE"/>
+          </w:rPr>
+          <w:rPr>
+            <w:color w:val="0000EE"/>
+            <w:u w:val="single"/>
+          </w:rPr>
+          <w:t>9:2</w:t>
+        </w:r>
+      </w:hyperlink>
+      <w:r>
+        <w:rPr>
+          <w:lang w:val="sw_KE" w:bidi="sw_KE"/>
+        </w:rPr>
+        <w:t xml:space="preserve">; </w:t>
+      </w:r>
+      <w:hyperlink r:id="rId115">
+        <w:r>
+          <w:rPr>
+            <w:lang w:val="sw_KE" w:bidi="sw_KE"/>
+          </w:rPr>
+          <w:rPr>
+            <w:color w:val="0000EE"/>
+            <w:u w:val="single"/>
+          </w:rPr>
+          <w:t>29:15</w:t>
+        </w:r>
+      </w:hyperlink>
+      <w:r>
+        <w:rPr>
+          <w:lang w:val="sw_KE" w:bidi="sw_KE"/>
+        </w:rPr>
+        <w:t xml:space="preserve">; </w:t>
+      </w:r>
+      <w:hyperlink r:id="rId89">
+        <w:r>
+          <w:rPr>
+            <w:lang w:val="sw_KE" w:bidi="sw_KE"/>
+          </w:rPr>
+          <w:rPr>
+            <w:color w:val="0000EE"/>
+            <w:u w:val="single"/>
+          </w:rPr>
+          <w:t>51:4</w:t>
+        </w:r>
+      </w:hyperlink>
+      <w:r>
+        <w:rPr>
+          <w:lang w:val="sw_KE" w:bidi="sw_KE"/>
+        </w:rPr>
+        <w:t xml:space="preserve">; </w:t>
+      </w:r>
+      <w:hyperlink r:id="rId116">
+        <w:r>
+          <w:rPr>
+            <w:lang w:val="sw_KE" w:bidi="sw_KE"/>
+          </w:rPr>
+          <w:rPr>
+            <w:color w:val="0000EE"/>
+            <w:u w:val="single"/>
+          </w:rPr>
+          <w:t>60:2–3</w:t>
+        </w:r>
+      </w:hyperlink>
+      <w:r>
+        <w:rPr>
+          <w:lang w:val="sw_KE" w:bidi="sw_KE"/>
+        </w:rPr>
+        <w:t xml:space="preserve">, </w:t>
+      </w:r>
+      <w:hyperlink r:id="rId91">
+        <w:r>
+          <w:rPr>
+            <w:lang w:val="sw_KE" w:bidi="sw_KE"/>
+          </w:rPr>
+          <w:rPr>
+            <w:color w:val="0000EE"/>
+            <w:u w:val="single"/>
+          </w:rPr>
+          <w:t>19–20</w:t>
+        </w:r>
+      </w:hyperlink>
+      <w:r>
+        <w:rPr>
+          <w:lang w:val="sw_KE" w:bidi="sw_KE"/>
+        </w:rPr>
+        <w:t xml:space="preserve">; </w:t>
+      </w:r>
+      <w:hyperlink r:id="rId92">
+        <w:r>
+          <w:rPr>
+            <w:lang w:val="sw_KE" w:bidi="sw_KE"/>
+          </w:rPr>
+          <w:rPr>
+            <w:color w:val="0000EE"/>
+            <w:u w:val="single"/>
+          </w:rPr>
+          <w:t>Danieli 2:22</w:t>
+        </w:r>
+      </w:hyperlink>
+      <w:r>
+        <w:rPr>
+          <w:lang w:val="sw_KE" w:bidi="sw_KE"/>
+        </w:rPr>
+        <w:t xml:space="preserve">; </w:t>
+      </w:r>
+      <w:hyperlink r:id="rId94">
+        <w:r>
+          <w:rPr>
+            <w:lang w:val="sw_KE" w:bidi="sw_KE"/>
+          </w:rPr>
+          <w:rPr>
+            <w:color w:val="0000EE"/>
+            <w:u w:val="single"/>
+          </w:rPr>
+          <w:t>Mika 7:8–9</w:t>
+        </w:r>
+      </w:hyperlink>
+      <w:r>
+        <w:rPr>
+          <w:lang w:val="sw_KE" w:bidi="sw_KE"/>
+        </w:rPr>
+        <w:t xml:space="preserve">; </w:t>
       </w:r>
       <w:hyperlink r:id="rId43">
         <w:r>
@@ -1473,46 +2746,104 @@
             <w:color w:val="0000EE"/>
             <w:u w:val="single"/>
           </w:rPr>
-          <w:t>Warumi 5:3–4</w:t>
-        </w:r>
-      </w:hyperlink>
-      <w:r>
-        <w:rPr>
-          <w:lang w:val="sw_KE" w:bidi="sw_KE"/>
-        </w:rPr>
-        <w:t xml:space="preserve">; </w:t>
-      </w:r>
-      <w:hyperlink r:id="rId44">
-        <w:r>
-          <w:rPr>
-            <w:lang w:val="sw_KE" w:bidi="sw_KE"/>
-          </w:rPr>
-          <w:rPr>
-            <w:color w:val="0000EE"/>
-            <w:u w:val="single"/>
-          </w:rPr>
-          <w:t>8:28</w:t>
-        </w:r>
-      </w:hyperlink>
-      <w:r>
-        <w:rPr>
-          <w:lang w:val="sw_KE" w:bidi="sw_KE"/>
-        </w:rPr>
-        <w:t>).</w:t>
-      </w:r>
-    </w:p>
-    <w:p>
-      <w:pPr/>
-      <w:r>
-        <w:rPr>
-          <w:lang w:val="sw_KE" w:bidi="sw_KE"/>
-        </w:rPr>
-      </w:r>
-      <w:r>
-        <w:rPr>
-          <w:lang w:val="sw_KE" w:bidi="sw_KE"/>
-        </w:rPr>
-        <w:t xml:space="preserve">Wakristo pia hupata furaha katika uwepo hai wa Roho wa Mungu mioyoni mwao (tazama </w:t>
+          <w:t>Mathayo 4:16</w:t>
+        </w:r>
+      </w:hyperlink>
+      <w:r>
+        <w:rPr>
+          <w:lang w:val="sw_KE" w:bidi="sw_KE"/>
+        </w:rPr>
+        <w:t xml:space="preserve">; </w:t>
+      </w:r>
+      <w:hyperlink r:id="rId117">
+        <w:r>
+          <w:rPr>
+            <w:lang w:val="sw_KE" w:bidi="sw_KE"/>
+          </w:rPr>
+          <w:rPr>
+            <w:color w:val="0000EE"/>
+            <w:u w:val="single"/>
+          </w:rPr>
+          <w:t>6:22–23</w:t>
+        </w:r>
+      </w:hyperlink>
+      <w:r>
+        <w:rPr>
+          <w:lang w:val="sw_KE" w:bidi="sw_KE"/>
+        </w:rPr>
+        <w:t xml:space="preserve">; </w:t>
+      </w:r>
+      <w:hyperlink r:id="rId67">
+        <w:r>
+          <w:rPr>
+            <w:lang w:val="sw_KE" w:bidi="sw_KE"/>
+          </w:rPr>
+          <w:rPr>
+            <w:color w:val="0000EE"/>
+            <w:u w:val="single"/>
+          </w:rPr>
+          <w:t>8:12</w:t>
+        </w:r>
+      </w:hyperlink>
+      <w:r>
+        <w:rPr>
+          <w:lang w:val="sw_KE" w:bidi="sw_KE"/>
+        </w:rPr>
+        <w:t xml:space="preserve">; </w:t>
+      </w:r>
+      <w:hyperlink r:id="rId118">
+        <w:r>
+          <w:rPr>
+            <w:lang w:val="sw_KE" w:bidi="sw_KE"/>
+          </w:rPr>
+          <w:rPr>
+            <w:color w:val="0000EE"/>
+            <w:u w:val="single"/>
+          </w:rPr>
+          <w:t>Luka 1:78–79</w:t>
+        </w:r>
+      </w:hyperlink>
+      <w:r>
+        <w:rPr>
+          <w:lang w:val="sw_KE" w:bidi="sw_KE"/>
+        </w:rPr>
+        <w:t xml:space="preserve">; </w:t>
+      </w:r>
+      <w:hyperlink r:id="rId99">
+        <w:r>
+          <w:rPr>
+            <w:lang w:val="sw_KE" w:bidi="sw_KE"/>
+          </w:rPr>
+          <w:rPr>
+            <w:color w:val="0000EE"/>
+            <w:u w:val="single"/>
+          </w:rPr>
+          <w:t>2:32</w:t>
+        </w:r>
+      </w:hyperlink>
+      <w:r>
+        <w:rPr>
+          <w:lang w:val="sw_KE" w:bidi="sw_KE"/>
+        </w:rPr>
+        <w:t xml:space="preserve">; </w:t>
+      </w:r>
+      <w:hyperlink r:id="rId119">
+        <w:r>
+          <w:rPr>
+            <w:lang w:val="sw_KE" w:bidi="sw_KE"/>
+          </w:rPr>
+          <w:rPr>
+            <w:color w:val="0000EE"/>
+            <w:u w:val="single"/>
+          </w:rPr>
+          <w:t>Yohana 1:4–9</w:t>
+        </w:r>
+      </w:hyperlink>
+      <w:r>
+        <w:rPr>
+          <w:lang w:val="sw_KE" w:bidi="sw_KE"/>
+        </w:rPr>
+        <w:t xml:space="preserve">; </w:t>
       </w:r>
       <w:hyperlink r:id="rId45">
         <w:r>
@@ -1523,73 +2854,50 @@
             <w:color w:val="0000EE"/>
             <w:u w:val="single"/>
           </w:rPr>
-          <w:t>Wagalatia 5:22</w:t>
-        </w:r>
-      </w:hyperlink>
-      <w:r>
-        <w:rPr>
-          <w:lang w:val="sw_KE" w:bidi="sw_KE"/>
-        </w:rPr>
-        <w:t xml:space="preserve">). Siri ya kweli ya maisha yenye furaha ni "kujawa na Roho Mtakatifu" (tazama </w:t>
-      </w:r>
-      <w:hyperlink r:id="rId46">
-        <w:r>
-          <w:rPr>
-            <w:lang w:val="sw_KE" w:bidi="sw_KE"/>
-          </w:rPr>
-          <w:rPr>
-            <w:color w:val="0000EE"/>
-            <w:u w:val="single"/>
-          </w:rPr>
-          <w:t>Waefeso 5:18</w:t>
-        </w:r>
-      </w:hyperlink>
-      <w:r>
-        <w:rPr>
-          <w:lang w:val="sw_KE" w:bidi="sw_KE"/>
-        </w:rPr>
-        <w:t>). Uhusiano na Mungu aliye hai huunda mitazamo ya Wakristo, si hali za nje.</w:t>
-      </w:r>
-    </w:p>
-    <w:p>
-      <w:pPr/>
-      <w:r>
-        <w:rPr>
-          <w:lang w:val="sw_KE" w:bidi="sw_KE"/>
-        </w:rPr>
-      </w:r>
-      <w:r>
-        <w:rPr>
-          <w:u w:val="single"/>
-          <w:lang w:val="sw_KE" w:bidi="sw_KE"/>
-        </w:rPr>
-        <w:t>Sehemu za Kujifunza Zaidi</w:t>
-      </w:r>
-    </w:p>
-    <w:p>
-      <w:pPr/>
-      <w:r>
-        <w:rPr>
-          <w:lang w:val="sw_KE" w:bidi="sw_KE"/>
-        </w:rPr>
-      </w:r>
-      <w:hyperlink r:id="rId38">
-        <w:r>
-          <w:rPr>
-            <w:lang w:val="sw_KE" w:bidi="sw_KE"/>
-          </w:rPr>
-          <w:rPr>
-            <w:color w:val="0000EE"/>
-            <w:u w:val="single"/>
-          </w:rPr>
-          <w:t>Yohana 15:11</w:t>
-        </w:r>
-      </w:hyperlink>
-      <w:r>
-        <w:rPr>
-          <w:lang w:val="sw_KE" w:bidi="sw_KE"/>
-        </w:rPr>
-        <w:t xml:space="preserve">; </w:t>
+          <w:t>8:12</w:t>
+        </w:r>
+      </w:hyperlink>
+      <w:r>
+        <w:rPr>
+          <w:lang w:val="sw_KE" w:bidi="sw_KE"/>
+        </w:rPr>
+        <w:t xml:space="preserve">; </w:t>
+      </w:r>
+      <w:hyperlink r:id="rId96">
+        <w:r>
+          <w:rPr>
+            <w:lang w:val="sw_KE" w:bidi="sw_KE"/>
+          </w:rPr>
+          <w:rPr>
+            <w:color w:val="0000EE"/>
+            <w:u w:val="single"/>
+          </w:rPr>
+          <w:t>9:5</w:t>
+        </w:r>
+      </w:hyperlink>
+      <w:r>
+        <w:rPr>
+          <w:lang w:val="sw_KE" w:bidi="sw_KE"/>
+        </w:rPr>
+        <w:t xml:space="preserve">; </w:t>
+      </w:r>
+      <w:hyperlink r:id="rId120">
+        <w:r>
+          <w:rPr>
+            <w:lang w:val="sw_KE" w:bidi="sw_KE"/>
+          </w:rPr>
+          <w:rPr>
+            <w:color w:val="0000EE"/>
+            <w:u w:val="single"/>
+          </w:rPr>
+          <w:t>12:35–36</w:t>
+        </w:r>
+      </w:hyperlink>
+      <w:r>
+        <w:rPr>
+          <w:lang w:val="sw_KE" w:bidi="sw_KE"/>
+        </w:rPr>
+        <w:t xml:space="preserve">, </w:t>
       </w:r>
       <w:hyperlink r:id="rId47">
         <w:r>
@@ -1600,133 +2908,187 @@
             <w:color w:val="0000EE"/>
             <w:u w:val="single"/>
           </w:rPr>
-          <w:t>16:24</w:t>
-        </w:r>
-      </w:hyperlink>
-      <w:r>
-        <w:rPr>
-          <w:lang w:val="sw_KE" w:bidi="sw_KE"/>
-        </w:rPr>
-        <w:t xml:space="preserve">; </w:t>
-      </w:r>
-      <w:hyperlink r:id="rId43">
-        <w:r>
-          <w:rPr>
-            <w:lang w:val="sw_KE" w:bidi="sw_KE"/>
-          </w:rPr>
-          <w:rPr>
-            <w:color w:val="0000EE"/>
-            <w:u w:val="single"/>
-          </w:rPr>
-          <w:t>Warumi 5:3–4</w:t>
-        </w:r>
-      </w:hyperlink>
-      <w:r>
-        <w:rPr>
-          <w:lang w:val="sw_KE" w:bidi="sw_KE"/>
-        </w:rPr>
-        <w:t xml:space="preserve">; </w:t>
-      </w:r>
-      <w:hyperlink r:id="rId44">
-        <w:r>
-          <w:rPr>
-            <w:lang w:val="sw_KE" w:bidi="sw_KE"/>
-          </w:rPr>
-          <w:rPr>
-            <w:color w:val="0000EE"/>
-            <w:u w:val="single"/>
-          </w:rPr>
-          <w:t>8:28</w:t>
-        </w:r>
-      </w:hyperlink>
-      <w:r>
-        <w:rPr>
-          <w:lang w:val="sw_KE" w:bidi="sw_KE"/>
-        </w:rPr>
-        <w:t xml:space="preserve">; </w:t>
-      </w:r>
-      <w:hyperlink r:id="rId45">
-        <w:r>
-          <w:rPr>
-            <w:lang w:val="sw_KE" w:bidi="sw_KE"/>
-          </w:rPr>
-          <w:rPr>
-            <w:color w:val="0000EE"/>
-            <w:u w:val="single"/>
-          </w:rPr>
-          <w:t>Wagalatia 5:22</w:t>
-        </w:r>
-      </w:hyperlink>
-      <w:r>
-        <w:rPr>
-          <w:lang w:val="sw_KE" w:bidi="sw_KE"/>
-        </w:rPr>
-        <w:t xml:space="preserve">; </w:t>
-      </w:r>
-      <w:hyperlink r:id="rId46">
-        <w:r>
-          <w:rPr>
-            <w:lang w:val="sw_KE" w:bidi="sw_KE"/>
-          </w:rPr>
-          <w:rPr>
-            <w:color w:val="0000EE"/>
-            <w:u w:val="single"/>
-          </w:rPr>
-          <w:t>Waefeso 5:18</w:t>
-        </w:r>
-      </w:hyperlink>
-      <w:r>
-        <w:rPr>
-          <w:lang w:val="sw_KE" w:bidi="sw_KE"/>
-        </w:rPr>
-        <w:t xml:space="preserve">; </w:t>
-      </w:r>
-      <w:hyperlink r:id="rId40">
-        <w:r>
-          <w:rPr>
-            <w:lang w:val="sw_KE" w:bidi="sw_KE"/>
-          </w:rPr>
-          <w:rPr>
-            <w:color w:val="0000EE"/>
-            <w:u w:val="single"/>
-          </w:rPr>
-          <w:t>Wafilipi 3:1</w:t>
-        </w:r>
-      </w:hyperlink>
-      <w:r>
-        <w:rPr>
-          <w:lang w:val="sw_KE" w:bidi="sw_KE"/>
-        </w:rPr>
-        <w:t xml:space="preserve">; </w:t>
-      </w:r>
-      <w:hyperlink r:id="rId41">
-        <w:r>
-          <w:rPr>
-            <w:lang w:val="sw_KE" w:bidi="sw_KE"/>
-          </w:rPr>
-          <w:rPr>
-            <w:color w:val="0000EE"/>
-            <w:u w:val="single"/>
-          </w:rPr>
-          <w:t>4:4</w:t>
-        </w:r>
-      </w:hyperlink>
-      <w:r>
-        <w:rPr>
-          <w:lang w:val="sw_KE" w:bidi="sw_KE"/>
-        </w:rPr>
-        <w:t xml:space="preserve">; </w:t>
-      </w:r>
-      <w:hyperlink r:id="rId42">
-        <w:r>
-          <w:rPr>
-            <w:lang w:val="sw_KE" w:bidi="sw_KE"/>
-          </w:rPr>
-          <w:rPr>
-            <w:color w:val="0000EE"/>
-            <w:u w:val="single"/>
-          </w:rPr>
-          <w:t>1 Wathesalonike 5:16</w:t>
+          <w:t>46</w:t>
+        </w:r>
+      </w:hyperlink>
+      <w:r>
+        <w:rPr>
+          <w:lang w:val="sw_KE" w:bidi="sw_KE"/>
+        </w:rPr>
+        <w:t xml:space="preserve">; </w:t>
+      </w:r>
+      <w:hyperlink r:id="rId100">
+        <w:r>
+          <w:rPr>
+            <w:lang w:val="sw_KE" w:bidi="sw_KE"/>
+          </w:rPr>
+          <w:rPr>
+            <w:color w:val="0000EE"/>
+            <w:u w:val="single"/>
+          </w:rPr>
+          <w:t>Matendo 13:47</w:t>
+        </w:r>
+      </w:hyperlink>
+      <w:r>
+        <w:rPr>
+          <w:lang w:val="sw_KE" w:bidi="sw_KE"/>
+        </w:rPr>
+        <w:t xml:space="preserve">; </w:t>
+      </w:r>
+      <w:hyperlink r:id="rId101">
+        <w:r>
+          <w:rPr>
+            <w:lang w:val="sw_KE" w:bidi="sw_KE"/>
+          </w:rPr>
+          <w:rPr>
+            <w:color w:val="0000EE"/>
+            <w:u w:val="single"/>
+          </w:rPr>
+          <w:t>26:18</w:t>
+        </w:r>
+      </w:hyperlink>
+      <w:r>
+        <w:rPr>
+          <w:lang w:val="sw_KE" w:bidi="sw_KE"/>
+        </w:rPr>
+        <w:t xml:space="preserve">; </w:t>
+      </w:r>
+      <w:hyperlink r:id="rId121">
+        <w:r>
+          <w:rPr>
+            <w:lang w:val="sw_KE" w:bidi="sw_KE"/>
+          </w:rPr>
+          <w:rPr>
+            <w:color w:val="0000EE"/>
+            <w:u w:val="single"/>
+          </w:rPr>
+          <w:t>Warumi 2:19–20</w:t>
+        </w:r>
+      </w:hyperlink>
+      <w:r>
+        <w:rPr>
+          <w:lang w:val="sw_KE" w:bidi="sw_KE"/>
+        </w:rPr>
+        <w:t xml:space="preserve">; </w:t>
+      </w:r>
+      <w:hyperlink r:id="rId122">
+        <w:r>
+          <w:rPr>
+            <w:lang w:val="sw_KE" w:bidi="sw_KE"/>
+          </w:rPr>
+          <w:rPr>
+            <w:color w:val="0000EE"/>
+            <w:u w:val="single"/>
+          </w:rPr>
+          <w:t>Waefeso 5:7–14</w:t>
+        </w:r>
+      </w:hyperlink>
+      <w:r>
+        <w:rPr>
+          <w:lang w:val="sw_KE" w:bidi="sw_KE"/>
+        </w:rPr>
+        <w:t xml:space="preserve">; </w:t>
+      </w:r>
+      <w:hyperlink r:id="rId123">
+        <w:r>
+          <w:rPr>
+            <w:lang w:val="sw_KE" w:bidi="sw_KE"/>
+          </w:rPr>
+          <w:rPr>
+            <w:color w:val="0000EE"/>
+            <w:u w:val="single"/>
+          </w:rPr>
+          <w:t>1 Wathesalonike 5:5–8</w:t>
+        </w:r>
+      </w:hyperlink>
+      <w:r>
+        <w:rPr>
+          <w:lang w:val="sw_KE" w:bidi="sw_KE"/>
+        </w:rPr>
+        <w:t xml:space="preserve">; </w:t>
+      </w:r>
+      <w:hyperlink r:id="rId93">
+        <w:r>
+          <w:rPr>
+            <w:lang w:val="sw_KE" w:bidi="sw_KE"/>
+          </w:rPr>
+          <w:rPr>
+            <w:color w:val="0000EE"/>
+            <w:u w:val="single"/>
+          </w:rPr>
+          <w:t>1 Timotheo 6:16</w:t>
+        </w:r>
+      </w:hyperlink>
+      <w:r>
+        <w:rPr>
+          <w:lang w:val="sw_KE" w:bidi="sw_KE"/>
+        </w:rPr>
+        <w:t xml:space="preserve">; </w:t>
+      </w:r>
+      <w:hyperlink r:id="rId76">
+        <w:r>
+          <w:rPr>
+            <w:lang w:val="sw_KE" w:bidi="sw_KE"/>
+          </w:rPr>
+          <w:rPr>
+            <w:color w:val="0000EE"/>
+            <w:u w:val="single"/>
+          </w:rPr>
+          <w:t>Yakobo 1:17</w:t>
+        </w:r>
+      </w:hyperlink>
+      <w:r>
+        <w:rPr>
+          <w:lang w:val="sw_KE" w:bidi="sw_KE"/>
+        </w:rPr>
+        <w:t xml:space="preserve">; </w:t>
+      </w:r>
+      <w:hyperlink r:id="rId70">
+        <w:r>
+          <w:rPr>
+            <w:lang w:val="sw_KE" w:bidi="sw_KE"/>
+          </w:rPr>
+          <w:rPr>
+            <w:color w:val="0000EE"/>
+            <w:u w:val="single"/>
+          </w:rPr>
+          <w:t>2 Petro 2:17</w:t>
+        </w:r>
+      </w:hyperlink>
+      <w:r>
+        <w:rPr>
+          <w:lang w:val="sw_KE" w:bidi="sw_KE"/>
+        </w:rPr>
+        <w:t xml:space="preserve">; </w:t>
+      </w:r>
+      <w:hyperlink r:id="rId124">
+        <w:r>
+          <w:rPr>
+            <w:lang w:val="sw_KE" w:bidi="sw_KE"/>
+          </w:rPr>
+          <w:rPr>
+            <w:color w:val="0000EE"/>
+            <w:u w:val="single"/>
+          </w:rPr>
+          <w:t>1 Yohana 1:5–7</w:t>
+        </w:r>
+      </w:hyperlink>
+      <w:r>
+        <w:rPr>
+          <w:lang w:val="sw_KE" w:bidi="sw_KE"/>
+        </w:rPr>
+        <w:t xml:space="preserve">; </w:t>
+      </w:r>
+      <w:hyperlink r:id="rId125">
+        <w:r>
+          <w:rPr>
+            <w:lang w:val="sw_KE" w:bidi="sw_KE"/>
+          </w:rPr>
+          <w:rPr>
+            <w:color w:val="0000EE"/>
+            <w:u w:val="single"/>
+          </w:rPr>
+          <w:t>2:7–11</w:t>
         </w:r>
       </w:hyperlink>
       <w:r>

--- a/swh/docx/008.content.docx
+++ b/swh/docx/008.content.docx
@@ -19,7 +19,7 @@
         <w:rPr>
           <w:lang w:val="sw_KE" w:bidi="sw_KE"/>
         </w:rPr>
-        <w:t>Resource: Tyndale Open Study Notes</w:t>
+        <w:t>Resource: Aquifer Open Study Notes (Themes)</w:t>
       </w:r>
       <w:r>
         <w:rPr>
@@ -112,7 +112,7 @@
         <w:rPr>
           <w:lang w:val="sw_KE" w:bidi="sw_KE"/>
         </w:rPr>
-        <w:t>Tyndale Open Study Notes</w:t>
+        <w:t>Aquifer Open Study Notes (Themes)</w:t>
       </w:r>
     </w:p>
     <w:p>

--- a/swh/docx/008.content.docx
+++ b/swh/docx/008.content.docx
@@ -244,72 +244,48 @@
         </w:rPr>
         <w:t>Giza linamaanisha kutokuwepo kwa mwanga. Hakukuwa na mwanga hadi Mungu alipouamuru uonekane. Kisha akatenganisha mwanga na giza (</w:t>
       </w:r>
-      <w:hyperlink r:id="rId13">
-        <w:r>
-          <w:rPr>
-            <w:lang w:val="sw_KE" w:bidi="sw_KE"/>
-          </w:rPr>
-          <w:rPr>
-            <w:color w:val="0000EE"/>
-            <w:u w:val="single"/>
-          </w:rPr>
-          <w:t>Mwanzo 1:2</w:t>
-        </w:r>
-      </w:hyperlink>
+      <w:r>
+        <w:rPr>
+          <w:lang w:val="sw_KE" w:bidi="sw_KE"/>
+        </w:rPr>
+        <w:t>Mwanzo 1:2</w:t>
+      </w:r>
       <w:r>
         <w:rPr>
           <w:lang w:val="sw_KE" w:bidi="sw_KE"/>
         </w:rPr>
         <w:t xml:space="preserve">, </w:t>
       </w:r>
-      <w:hyperlink r:id="rId14">
-        <w:r>
-          <w:rPr>
-            <w:lang w:val="sw_KE" w:bidi="sw_KE"/>
-          </w:rPr>
-          <w:rPr>
-            <w:color w:val="0000EE"/>
-            <w:u w:val="single"/>
-          </w:rPr>
-          <w:t>4–5</w:t>
-        </w:r>
-      </w:hyperlink>
+      <w:r>
+        <w:rPr>
+          <w:lang w:val="sw_KE" w:bidi="sw_KE"/>
+        </w:rPr>
+        <w:t>4–5</w:t>
+      </w:r>
       <w:r>
         <w:rPr>
           <w:lang w:val="sw_KE" w:bidi="sw_KE"/>
         </w:rPr>
         <w:t xml:space="preserve">, </w:t>
       </w:r>
-      <w:hyperlink r:id="rId15">
-        <w:r>
-          <w:rPr>
-            <w:lang w:val="sw_KE" w:bidi="sw_KE"/>
-          </w:rPr>
-          <w:rPr>
-            <w:color w:val="0000EE"/>
-            <w:u w:val="single"/>
-          </w:rPr>
-          <w:t>18</w:t>
-        </w:r>
-      </w:hyperlink>
+      <w:r>
+        <w:rPr>
+          <w:lang w:val="sw_KE" w:bidi="sw_KE"/>
+        </w:rPr>
+        <w:t>18</w:t>
+      </w:r>
       <w:r>
         <w:rPr>
           <w:lang w:val="sw_KE" w:bidi="sw_KE"/>
         </w:rPr>
         <w:t>). Pigo la tisa alilotuma dhidi ya Misri lilikuwa siku tatu za giza kuu, bila mwanga kabisa (</w:t>
       </w:r>
-      <w:hyperlink r:id="rId16">
-        <w:r>
-          <w:rPr>
-            <w:lang w:val="sw_KE" w:bidi="sw_KE"/>
-          </w:rPr>
-          <w:rPr>
-            <w:color w:val="0000EE"/>
-            <w:u w:val="single"/>
-          </w:rPr>
-          <w:t>Kutoka 10:21–23</w:t>
-        </w:r>
-      </w:hyperlink>
+      <w:r>
+        <w:rPr>
+          <w:lang w:val="sw_KE" w:bidi="sw_KE"/>
+        </w:rPr>
+        <w:t>Kutoka 10:21–23</w:t>
+      </w:r>
       <w:r>
         <w:rPr>
           <w:lang w:val="sw_KE" w:bidi="sw_KE"/>
@@ -330,126 +306,84 @@
         </w:rPr>
         <w:t>Giza linamzunguka Mungu (</w:t>
       </w:r>
-      <w:hyperlink r:id="rId17">
-        <w:r>
-          <w:rPr>
-            <w:lang w:val="sw_KE" w:bidi="sw_KE"/>
-          </w:rPr>
-          <w:rPr>
-            <w:color w:val="0000EE"/>
-            <w:u w:val="single"/>
-          </w:rPr>
-          <w:t>Kutoka 20:21</w:t>
-        </w:r>
-      </w:hyperlink>
-      <w:r>
-        <w:rPr>
-          <w:lang w:val="sw_KE" w:bidi="sw_KE"/>
-        </w:rPr>
-        <w:t xml:space="preserve">; </w:t>
-      </w:r>
-      <w:hyperlink r:id="rId18">
-        <w:r>
-          <w:rPr>
-            <w:lang w:val="sw_KE" w:bidi="sw_KE"/>
-          </w:rPr>
-          <w:rPr>
-            <w:color w:val="0000EE"/>
-            <w:u w:val="single"/>
-          </w:rPr>
-          <w:t>Kumbukumbu la Torati 4:11</w:t>
-        </w:r>
-      </w:hyperlink>
-      <w:r>
-        <w:rPr>
-          <w:lang w:val="sw_KE" w:bidi="sw_KE"/>
-        </w:rPr>
-        <w:t xml:space="preserve">; </w:t>
-      </w:r>
-      <w:hyperlink r:id="rId19">
-        <w:r>
-          <w:rPr>
-            <w:lang w:val="sw_KE" w:bidi="sw_KE"/>
-          </w:rPr>
-          <w:rPr>
-            <w:color w:val="0000EE"/>
-            <w:u w:val="single"/>
-          </w:rPr>
-          <w:t>5:23</w:t>
-        </w:r>
-      </w:hyperlink>
-      <w:r>
-        <w:rPr>
-          <w:lang w:val="sw_KE" w:bidi="sw_KE"/>
-        </w:rPr>
-        <w:t xml:space="preserve">; </w:t>
-      </w:r>
-      <w:hyperlink r:id="rId20">
-        <w:r>
-          <w:rPr>
-            <w:lang w:val="sw_KE" w:bidi="sw_KE"/>
-          </w:rPr>
-          <w:rPr>
-            <w:color w:val="0000EE"/>
-            <w:u w:val="single"/>
-          </w:rPr>
-          <w:t>2 Samweli 22:12</w:t>
-        </w:r>
-      </w:hyperlink>
-      <w:r>
-        <w:rPr>
-          <w:lang w:val="sw_KE" w:bidi="sw_KE"/>
-        </w:rPr>
-        <w:t xml:space="preserve">; </w:t>
-      </w:r>
-      <w:hyperlink r:id="rId21">
-        <w:r>
-          <w:rPr>
-            <w:lang w:val="sw_KE" w:bidi="sw_KE"/>
-          </w:rPr>
-          <w:rPr>
-            <w:color w:val="0000EE"/>
-            <w:u w:val="single"/>
-          </w:rPr>
-          <w:t>Zaburi 18:11</w:t>
-        </w:r>
-      </w:hyperlink>
-      <w:r>
-        <w:rPr>
-          <w:lang w:val="sw_KE" w:bidi="sw_KE"/>
-        </w:rPr>
-        <w:t xml:space="preserve">; </w:t>
-      </w:r>
-      <w:hyperlink r:id="rId22">
-        <w:r>
-          <w:rPr>
-            <w:lang w:val="sw_KE" w:bidi="sw_KE"/>
-          </w:rPr>
-          <w:rPr>
-            <w:color w:val="0000EE"/>
-            <w:u w:val="single"/>
-          </w:rPr>
-          <w:t>97:2</w:t>
-        </w:r>
-      </w:hyperlink>
+      <w:r>
+        <w:rPr>
+          <w:lang w:val="sw_KE" w:bidi="sw_KE"/>
+        </w:rPr>
+        <w:t>Kutoka 20:21</w:t>
+      </w:r>
+      <w:r>
+        <w:rPr>
+          <w:lang w:val="sw_KE" w:bidi="sw_KE"/>
+        </w:rPr>
+        <w:t xml:space="preserve">; </w:t>
+      </w:r>
+      <w:r>
+        <w:rPr>
+          <w:lang w:val="sw_KE" w:bidi="sw_KE"/>
+        </w:rPr>
+        <w:t>Kumbukumbu la Torati 4:11</w:t>
+      </w:r>
+      <w:r>
+        <w:rPr>
+          <w:lang w:val="sw_KE" w:bidi="sw_KE"/>
+        </w:rPr>
+        <w:t xml:space="preserve">; </w:t>
+      </w:r>
+      <w:r>
+        <w:rPr>
+          <w:lang w:val="sw_KE" w:bidi="sw_KE"/>
+        </w:rPr>
+        <w:t>5:23</w:t>
+      </w:r>
+      <w:r>
+        <w:rPr>
+          <w:lang w:val="sw_KE" w:bidi="sw_KE"/>
+        </w:rPr>
+        <w:t xml:space="preserve">; </w:t>
+      </w:r>
+      <w:r>
+        <w:rPr>
+          <w:lang w:val="sw_KE" w:bidi="sw_KE"/>
+        </w:rPr>
+        <w:t>2 Samweli 22:12</w:t>
+      </w:r>
+      <w:r>
+        <w:rPr>
+          <w:lang w:val="sw_KE" w:bidi="sw_KE"/>
+        </w:rPr>
+        <w:t xml:space="preserve">; </w:t>
+      </w:r>
+      <w:r>
+        <w:rPr>
+          <w:lang w:val="sw_KE" w:bidi="sw_KE"/>
+        </w:rPr>
+        <w:t>Zaburi 18:11</w:t>
+      </w:r>
+      <w:r>
+        <w:rPr>
+          <w:lang w:val="sw_KE" w:bidi="sw_KE"/>
+        </w:rPr>
+        <w:t xml:space="preserve">; </w:t>
+      </w:r>
+      <w:r>
+        <w:rPr>
+          <w:lang w:val="sw_KE" w:bidi="sw_KE"/>
+        </w:rPr>
+        <w:t>97:2</w:t>
+      </w:r>
       <w:r>
         <w:rPr>
           <w:lang w:val="sw_KE" w:bidi="sw_KE"/>
         </w:rPr>
         <w:t>). Anaishi katika giza kuu (</w:t>
       </w:r>
-      <w:hyperlink r:id="rId23">
-        <w:r>
-          <w:rPr>
-            <w:lang w:val="sw_KE" w:bidi="sw_KE"/>
-          </w:rPr>
-          <w:rPr>
-            <w:color w:val="0000EE"/>
-            <w:u w:val="single"/>
-          </w:rPr>
-          <w:t>1 Wafalme 8:12</w:t>
-        </w:r>
-      </w:hyperlink>
+      <w:r>
+        <w:rPr>
+          <w:lang w:val="sw_KE" w:bidi="sw_KE"/>
+        </w:rPr>
+        <w:t>1 Wafalme 8:12</w:t>
+      </w:r>
       <w:r>
         <w:rPr>
           <w:i/>
@@ -470,36 +404,24 @@
         </w:rPr>
         <w:t xml:space="preserve"> </w:t>
       </w:r>
-      <w:hyperlink r:id="rId24">
-        <w:r>
-          <w:rPr>
-            <w:lang w:val="sw_KE" w:bidi="sw_KE"/>
-          </w:rPr>
-          <w:rPr>
-            <w:color w:val="0000EE"/>
-            <w:u w:val="single"/>
-          </w:rPr>
-          <w:t>2 Mambo ya Nyakati 6:1</w:t>
-        </w:r>
-      </w:hyperlink>
+      <w:r>
+        <w:rPr>
+          <w:lang w:val="sw_KE" w:bidi="sw_KE"/>
+        </w:rPr>
+        <w:t>2 Mambo ya Nyakati 6:1</w:t>
+      </w:r>
       <w:r>
         <w:rPr>
           <w:lang w:val="sw_KE" w:bidi="sw_KE"/>
         </w:rPr>
         <w:t>). Giza kuu liko chini ya miguu yake (</w:t>
       </w:r>
-      <w:hyperlink r:id="rId25">
-        <w:r>
-          <w:rPr>
-            <w:lang w:val="sw_KE" w:bidi="sw_KE"/>
-          </w:rPr>
-          <w:rPr>
-            <w:color w:val="0000EE"/>
-            <w:u w:val="single"/>
-          </w:rPr>
-          <w:t>2 Samweli 22:10</w:t>
-        </w:r>
-      </w:hyperlink>
+      <w:r>
+        <w:rPr>
+          <w:lang w:val="sw_KE" w:bidi="sw_KE"/>
+        </w:rPr>
+        <w:t>2 Samweli 22:10</w:t>
+      </w:r>
       <w:r>
         <w:rPr>
           <w:i/>
@@ -513,18 +435,12 @@
         </w:rPr>
         <w:t xml:space="preserve">na kifungu sambamba katika </w:t>
       </w:r>
-      <w:hyperlink r:id="rId26">
-        <w:r>
-          <w:rPr>
-            <w:lang w:val="sw_KE" w:bidi="sw_KE"/>
-          </w:rPr>
-          <w:rPr>
-            <w:color w:val="0000EE"/>
-            <w:u w:val="single"/>
-          </w:rPr>
-          <w:t>Zaburi 18:9</w:t>
-        </w:r>
-      </w:hyperlink>
+      <w:r>
+        <w:rPr>
+          <w:lang w:val="sw_KE" w:bidi="sw_KE"/>
+        </w:rPr>
+        <w:t>Zaburi 18:9</w:t>
+      </w:r>
       <w:r>
         <w:rPr>
           <w:lang w:val="sw_KE" w:bidi="sw_KE"/>
@@ -545,144 +461,96 @@
         </w:rPr>
         <w:t>Giza mara nyingi linaashiria dhiki na wasiwasi. Pia linaweza kumaanisha kuchanganyikiwa na uharibifu unaosababishwa na watu waovu (</w:t>
       </w:r>
-      <w:hyperlink r:id="rId27">
-        <w:r>
-          <w:rPr>
-            <w:lang w:val="sw_KE" w:bidi="sw_KE"/>
-          </w:rPr>
-          <w:rPr>
-            <w:color w:val="0000EE"/>
-            <w:u w:val="single"/>
-          </w:rPr>
-          <w:t>Mwanzo 15:12</w:t>
-        </w:r>
-      </w:hyperlink>
-      <w:r>
-        <w:rPr>
-          <w:lang w:val="sw_KE" w:bidi="sw_KE"/>
-        </w:rPr>
-        <w:t xml:space="preserve">; </w:t>
-      </w:r>
-      <w:hyperlink r:id="rId28">
-        <w:r>
-          <w:rPr>
-            <w:lang w:val="sw_KE" w:bidi="sw_KE"/>
-          </w:rPr>
-          <w:rPr>
-            <w:color w:val="0000EE"/>
-            <w:u w:val="single"/>
-          </w:rPr>
-          <w:t>Ayubu 12:25</w:t>
-        </w:r>
-      </w:hyperlink>
-      <w:r>
-        <w:rPr>
-          <w:lang w:val="sw_KE" w:bidi="sw_KE"/>
-        </w:rPr>
-        <w:t xml:space="preserve">; </w:t>
-      </w:r>
-      <w:hyperlink r:id="rId29">
-        <w:r>
-          <w:rPr>
-            <w:lang w:val="sw_KE" w:bidi="sw_KE"/>
-          </w:rPr>
-          <w:rPr>
-            <w:color w:val="0000EE"/>
-            <w:u w:val="single"/>
-          </w:rPr>
-          <w:t>19:8</w:t>
-        </w:r>
-      </w:hyperlink>
-      <w:r>
-        <w:rPr>
-          <w:lang w:val="sw_KE" w:bidi="sw_KE"/>
-        </w:rPr>
-        <w:t xml:space="preserve">; </w:t>
-      </w:r>
-      <w:hyperlink r:id="rId30">
-        <w:r>
-          <w:rPr>
-            <w:lang w:val="sw_KE" w:bidi="sw_KE"/>
-          </w:rPr>
-          <w:rPr>
-            <w:color w:val="0000EE"/>
-            <w:u w:val="single"/>
-          </w:rPr>
-          <w:t>Zaburi 35:6</w:t>
-        </w:r>
-      </w:hyperlink>
-      <w:r>
-        <w:rPr>
-          <w:lang w:val="sw_KE" w:bidi="sw_KE"/>
-        </w:rPr>
-        <w:t xml:space="preserve">; </w:t>
-      </w:r>
-      <w:hyperlink r:id="rId31">
-        <w:r>
-          <w:rPr>
-            <w:lang w:val="sw_KE" w:bidi="sw_KE"/>
-          </w:rPr>
-          <w:rPr>
-            <w:color w:val="0000EE"/>
-            <w:u w:val="single"/>
-          </w:rPr>
-          <w:t>107:10</w:t>
-        </w:r>
-      </w:hyperlink>
+      <w:r>
+        <w:rPr>
+          <w:lang w:val="sw_KE" w:bidi="sw_KE"/>
+        </w:rPr>
+        <w:t>Mwanzo 15:12</w:t>
+      </w:r>
+      <w:r>
+        <w:rPr>
+          <w:lang w:val="sw_KE" w:bidi="sw_KE"/>
+        </w:rPr>
+        <w:t xml:space="preserve">; </w:t>
+      </w:r>
+      <w:r>
+        <w:rPr>
+          <w:lang w:val="sw_KE" w:bidi="sw_KE"/>
+        </w:rPr>
+        <w:t>Ayubu 12:25</w:t>
+      </w:r>
+      <w:r>
+        <w:rPr>
+          <w:lang w:val="sw_KE" w:bidi="sw_KE"/>
+        </w:rPr>
+        <w:t xml:space="preserve">; </w:t>
+      </w:r>
+      <w:r>
+        <w:rPr>
+          <w:lang w:val="sw_KE" w:bidi="sw_KE"/>
+        </w:rPr>
+        <w:t>19:8</w:t>
+      </w:r>
+      <w:r>
+        <w:rPr>
+          <w:lang w:val="sw_KE" w:bidi="sw_KE"/>
+        </w:rPr>
+        <w:t xml:space="preserve">; </w:t>
+      </w:r>
+      <w:r>
+        <w:rPr>
+          <w:lang w:val="sw_KE" w:bidi="sw_KE"/>
+        </w:rPr>
+        <w:t>Zaburi 35:6</w:t>
+      </w:r>
+      <w:r>
+        <w:rPr>
+          <w:lang w:val="sw_KE" w:bidi="sw_KE"/>
+        </w:rPr>
+        <w:t xml:space="preserve">; </w:t>
+      </w:r>
+      <w:r>
+        <w:rPr>
+          <w:lang w:val="sw_KE" w:bidi="sw_KE"/>
+        </w:rPr>
+        <w:t>107:10</w:t>
+      </w:r>
       <w:r>
         <w:rPr>
           <w:lang w:val="sw_KE" w:bidi="sw_KE"/>
         </w:rPr>
         <w:t xml:space="preserve">, </w:t>
       </w:r>
-      <w:hyperlink r:id="rId32">
-        <w:r>
-          <w:rPr>
-            <w:lang w:val="sw_KE" w:bidi="sw_KE"/>
-          </w:rPr>
-          <w:rPr>
-            <w:color w:val="0000EE"/>
-            <w:u w:val="single"/>
-          </w:rPr>
-          <w:t>14</w:t>
-        </w:r>
-      </w:hyperlink>
-      <w:r>
-        <w:rPr>
-          <w:lang w:val="sw_KE" w:bidi="sw_KE"/>
-        </w:rPr>
-        <w:t xml:space="preserve">; </w:t>
-      </w:r>
-      <w:hyperlink r:id="rId33">
-        <w:r>
-          <w:rPr>
-            <w:lang w:val="sw_KE" w:bidi="sw_KE"/>
-          </w:rPr>
-          <w:rPr>
-            <w:color w:val="0000EE"/>
-            <w:u w:val="single"/>
-          </w:rPr>
-          <w:t>Mhubiri 5:17</w:t>
-        </w:r>
-      </w:hyperlink>
-      <w:r>
-        <w:rPr>
-          <w:lang w:val="sw_KE" w:bidi="sw_KE"/>
-        </w:rPr>
-        <w:t xml:space="preserve">; </w:t>
-      </w:r>
-      <w:hyperlink r:id="rId34">
-        <w:r>
-          <w:rPr>
-            <w:lang w:val="sw_KE" w:bidi="sw_KE"/>
-          </w:rPr>
-          <w:rPr>
-            <w:color w:val="0000EE"/>
-            <w:u w:val="single"/>
-          </w:rPr>
-          <w:t>Isaiah 5:30</w:t>
-        </w:r>
-      </w:hyperlink>
+      <w:r>
+        <w:rPr>
+          <w:lang w:val="sw_KE" w:bidi="sw_KE"/>
+        </w:rPr>
+        <w:t>14</w:t>
+      </w:r>
+      <w:r>
+        <w:rPr>
+          <w:lang w:val="sw_KE" w:bidi="sw_KE"/>
+        </w:rPr>
+        <w:t xml:space="preserve">; </w:t>
+      </w:r>
+      <w:r>
+        <w:rPr>
+          <w:lang w:val="sw_KE" w:bidi="sw_KE"/>
+        </w:rPr>
+        <w:t>Mhubiri 5:17</w:t>
+      </w:r>
+      <w:r>
+        <w:rPr>
+          <w:lang w:val="sw_KE" w:bidi="sw_KE"/>
+        </w:rPr>
+        <w:t xml:space="preserve">; </w:t>
+      </w:r>
+      <w:r>
+        <w:rPr>
+          <w:lang w:val="sw_KE" w:bidi="sw_KE"/>
+        </w:rPr>
+        <w:t>Isaiah 5:30</w:t>
+      </w:r>
       <w:r>
         <w:rPr>
           <w:lang w:val="sw_KE" w:bidi="sw_KE"/>
@@ -703,72 +571,48 @@
         </w:rPr>
         <w:t>Kwa Ayubu, giza lilimaanisha utupu (</w:t>
       </w:r>
-      <w:hyperlink r:id="rId35">
-        <w:r>
-          <w:rPr>
-            <w:lang w:val="sw_KE" w:bidi="sw_KE"/>
-          </w:rPr>
-          <w:rPr>
-            <w:color w:val="0000EE"/>
-            <w:u w:val="single"/>
-          </w:rPr>
-          <w:t>Ayubu 3:4–6</w:t>
-        </w:r>
-      </w:hyperlink>
+      <w:r>
+        <w:rPr>
+          <w:lang w:val="sw_KE" w:bidi="sw_KE"/>
+        </w:rPr>
+        <w:t>Ayubu 3:4–6</w:t>
+      </w:r>
       <w:r>
         <w:rPr>
           <w:lang w:val="sw_KE" w:bidi="sw_KE"/>
         </w:rPr>
         <w:t>). Iliashilia kifo, nchi ya kivuli na huzuni ambapo wafu wanaishi, mbali na mwanga wa mchana (</w:t>
       </w:r>
-      <w:hyperlink r:id="rId36">
-        <w:r>
-          <w:rPr>
-            <w:lang w:val="sw_KE" w:bidi="sw_KE"/>
-          </w:rPr>
-          <w:rPr>
-            <w:color w:val="0000EE"/>
-            <w:u w:val="single"/>
-          </w:rPr>
-          <w:t>Ayubu 10:21–22</w:t>
-        </w:r>
-      </w:hyperlink>
-      <w:r>
-        <w:rPr>
-          <w:lang w:val="sw_KE" w:bidi="sw_KE"/>
-        </w:rPr>
-        <w:t xml:space="preserve">; </w:t>
-      </w:r>
-      <w:hyperlink r:id="rId37">
-        <w:r>
-          <w:rPr>
-            <w:lang w:val="sw_KE" w:bidi="sw_KE"/>
-          </w:rPr>
-          <w:rPr>
-            <w:color w:val="0000EE"/>
-            <w:u w:val="single"/>
-          </w:rPr>
-          <w:t>17:12–13</w:t>
-        </w:r>
-      </w:hyperlink>
-      <w:r>
-        <w:rPr>
-          <w:lang w:val="sw_KE" w:bidi="sw_KE"/>
-        </w:rPr>
-        <w:t xml:space="preserve">; </w:t>
-      </w:r>
-      <w:hyperlink r:id="rId38">
-        <w:r>
-          <w:rPr>
-            <w:lang w:val="sw_KE" w:bidi="sw_KE"/>
-          </w:rPr>
-          <w:rPr>
-            <w:color w:val="0000EE"/>
-            <w:u w:val="single"/>
-          </w:rPr>
-          <w:t>Mhubiri 6:4</w:t>
-        </w:r>
-      </w:hyperlink>
+      <w:r>
+        <w:rPr>
+          <w:lang w:val="sw_KE" w:bidi="sw_KE"/>
+        </w:rPr>
+        <w:t>Ayubu 10:21–22</w:t>
+      </w:r>
+      <w:r>
+        <w:rPr>
+          <w:lang w:val="sw_KE" w:bidi="sw_KE"/>
+        </w:rPr>
+        <w:t xml:space="preserve">; </w:t>
+      </w:r>
+      <w:r>
+        <w:rPr>
+          <w:lang w:val="sw_KE" w:bidi="sw_KE"/>
+        </w:rPr>
+        <w:t>17:12–13</w:t>
+      </w:r>
+      <w:r>
+        <w:rPr>
+          <w:lang w:val="sw_KE" w:bidi="sw_KE"/>
+        </w:rPr>
+        <w:t xml:space="preserve">; </w:t>
+      </w:r>
+      <w:r>
+        <w:rPr>
+          <w:lang w:val="sw_KE" w:bidi="sw_KE"/>
+        </w:rPr>
+        <w:t>Mhubiri 6:4</w:t>
+      </w:r>
       <w:r>
         <w:rPr>
           <w:lang w:val="sw_KE" w:bidi="sw_KE"/>
@@ -789,216 +633,144 @@
         </w:rPr>
         <w:t>Uovu mara nyingi hutokea gizani (</w:t>
       </w:r>
-      <w:hyperlink r:id="rId39">
-        <w:r>
-          <w:rPr>
-            <w:lang w:val="sw_KE" w:bidi="sw_KE"/>
-          </w:rPr>
-          <w:rPr>
-            <w:color w:val="0000EE"/>
-            <w:u w:val="single"/>
-          </w:rPr>
-          <w:t>Ayubu 24:16–17</w:t>
-        </w:r>
-      </w:hyperlink>
+      <w:r>
+        <w:rPr>
+          <w:lang w:val="sw_KE" w:bidi="sw_KE"/>
+        </w:rPr>
+        <w:t>Ayubu 24:16–17</w:t>
+      </w:r>
       <w:r>
         <w:rPr>
           <w:lang w:val="sw_KE" w:bidi="sw_KE"/>
         </w:rPr>
         <w:t>). Hata hivyo, giza haliwezi kuficha chochote kutoka kwa Mungu (</w:t>
       </w:r>
-      <w:hyperlink r:id="rId40">
-        <w:r>
-          <w:rPr>
-            <w:lang w:val="sw_KE" w:bidi="sw_KE"/>
-          </w:rPr>
-          <w:rPr>
-            <w:color w:val="0000EE"/>
-            <w:u w:val="single"/>
-          </w:rPr>
-          <w:t>Zaburi 139:11–12</w:t>
-        </w:r>
-      </w:hyperlink>
-      <w:r>
-        <w:rPr>
-          <w:lang w:val="sw_KE" w:bidi="sw_KE"/>
-        </w:rPr>
-        <w:t xml:space="preserve">; </w:t>
-      </w:r>
-      <w:hyperlink r:id="rId41">
-        <w:r>
-          <w:rPr>
-            <w:lang w:val="sw_KE" w:bidi="sw_KE"/>
-          </w:rPr>
-          <w:rPr>
-            <w:color w:val="0000EE"/>
-            <w:u w:val="single"/>
-          </w:rPr>
-          <w:t>Isaya 29:15–16</w:t>
-        </w:r>
-      </w:hyperlink>
+      <w:r>
+        <w:rPr>
+          <w:lang w:val="sw_KE" w:bidi="sw_KE"/>
+        </w:rPr>
+        <w:t>Zaburi 139:11–12</w:t>
+      </w:r>
+      <w:r>
+        <w:rPr>
+          <w:lang w:val="sw_KE" w:bidi="sw_KE"/>
+        </w:rPr>
+        <w:t xml:space="preserve">; </w:t>
+      </w:r>
+      <w:r>
+        <w:rPr>
+          <w:lang w:val="sw_KE" w:bidi="sw_KE"/>
+        </w:rPr>
+        <w:t>Isaya 29:15–16</w:t>
+      </w:r>
       <w:r>
         <w:rPr>
           <w:lang w:val="sw_KE" w:bidi="sw_KE"/>
         </w:rPr>
         <w:t>). Giza mara nyingi linawakilisha kutojua mapenzi ya Mungu. Kumjua Mungu ni "nuru," hivyo kutojua ni "giza" (</w:t>
       </w:r>
-      <w:hyperlink r:id="rId42">
-        <w:r>
-          <w:rPr>
-            <w:lang w:val="sw_KE" w:bidi="sw_KE"/>
-          </w:rPr>
-          <w:rPr>
-            <w:color w:val="0000EE"/>
-            <w:u w:val="single"/>
-          </w:rPr>
-          <w:t>Ayubu 12:24–25</w:t>
-        </w:r>
-      </w:hyperlink>
-      <w:r>
-        <w:rPr>
-          <w:lang w:val="sw_KE" w:bidi="sw_KE"/>
-        </w:rPr>
-        <w:t xml:space="preserve">; </w:t>
-      </w:r>
-      <w:hyperlink r:id="rId43">
-        <w:r>
-          <w:rPr>
-            <w:lang w:val="sw_KE" w:bidi="sw_KE"/>
-          </w:rPr>
-          <w:rPr>
-            <w:color w:val="0000EE"/>
-            <w:u w:val="single"/>
-          </w:rPr>
-          <w:t>Mathayo 4:16</w:t>
-        </w:r>
-      </w:hyperlink>
-      <w:r>
-        <w:rPr>
-          <w:lang w:val="sw_KE" w:bidi="sw_KE"/>
-        </w:rPr>
-        <w:t xml:space="preserve">; </w:t>
-      </w:r>
-      <w:hyperlink r:id="rId44">
-        <w:r>
-          <w:rPr>
-            <w:lang w:val="sw_KE" w:bidi="sw_KE"/>
-          </w:rPr>
-          <w:rPr>
-            <w:color w:val="0000EE"/>
-            <w:u w:val="single"/>
-          </w:rPr>
-          <w:t>Yohana 1:5</w:t>
-        </w:r>
-      </w:hyperlink>
-      <w:r>
-        <w:rPr>
-          <w:lang w:val="sw_KE" w:bidi="sw_KE"/>
-        </w:rPr>
-        <w:t xml:space="preserve">; </w:t>
-      </w:r>
-      <w:hyperlink r:id="rId45">
-        <w:r>
-          <w:rPr>
-            <w:lang w:val="sw_KE" w:bidi="sw_KE"/>
-          </w:rPr>
-          <w:rPr>
-            <w:color w:val="0000EE"/>
-            <w:u w:val="single"/>
-          </w:rPr>
-          <w:t>8:12</w:t>
-        </w:r>
-      </w:hyperlink>
-      <w:r>
-        <w:rPr>
-          <w:lang w:val="sw_KE" w:bidi="sw_KE"/>
-        </w:rPr>
-        <w:t xml:space="preserve">; </w:t>
-      </w:r>
-      <w:hyperlink r:id="rId46">
-        <w:r>
-          <w:rPr>
-            <w:lang w:val="sw_KE" w:bidi="sw_KE"/>
-          </w:rPr>
-          <w:rPr>
-            <w:color w:val="0000EE"/>
-            <w:u w:val="single"/>
-          </w:rPr>
-          <w:t>12:35</w:t>
-        </w:r>
-      </w:hyperlink>
+      <w:r>
+        <w:rPr>
+          <w:lang w:val="sw_KE" w:bidi="sw_KE"/>
+        </w:rPr>
+        <w:t>Ayubu 12:24–25</w:t>
+      </w:r>
+      <w:r>
+        <w:rPr>
+          <w:lang w:val="sw_KE" w:bidi="sw_KE"/>
+        </w:rPr>
+        <w:t xml:space="preserve">; </w:t>
+      </w:r>
+      <w:r>
+        <w:rPr>
+          <w:lang w:val="sw_KE" w:bidi="sw_KE"/>
+        </w:rPr>
+        <w:t>Mathayo 4:16</w:t>
+      </w:r>
+      <w:r>
+        <w:rPr>
+          <w:lang w:val="sw_KE" w:bidi="sw_KE"/>
+        </w:rPr>
+        <w:t xml:space="preserve">; </w:t>
+      </w:r>
+      <w:r>
+        <w:rPr>
+          <w:lang w:val="sw_KE" w:bidi="sw_KE"/>
+        </w:rPr>
+        <w:t>Yohana 1:5</w:t>
+      </w:r>
+      <w:r>
+        <w:rPr>
+          <w:lang w:val="sw_KE" w:bidi="sw_KE"/>
+        </w:rPr>
+        <w:t xml:space="preserve">; </w:t>
+      </w:r>
+      <w:r>
+        <w:rPr>
+          <w:lang w:val="sw_KE" w:bidi="sw_KE"/>
+        </w:rPr>
+        <w:t>8:12</w:t>
+      </w:r>
+      <w:r>
+        <w:rPr>
+          <w:lang w:val="sw_KE" w:bidi="sw_KE"/>
+        </w:rPr>
+        <w:t xml:space="preserve">; </w:t>
+      </w:r>
+      <w:r>
+        <w:rPr>
+          <w:lang w:val="sw_KE" w:bidi="sw_KE"/>
+        </w:rPr>
+        <w:t>12:35</w:t>
+      </w:r>
       <w:r>
         <w:rPr>
           <w:lang w:val="sw_KE" w:bidi="sw_KE"/>
         </w:rPr>
         <w:t xml:space="preserve">, </w:t>
       </w:r>
-      <w:hyperlink r:id="rId47">
-        <w:r>
-          <w:rPr>
-            <w:lang w:val="sw_KE" w:bidi="sw_KE"/>
-          </w:rPr>
-          <w:rPr>
-            <w:color w:val="0000EE"/>
-            <w:u w:val="single"/>
-          </w:rPr>
-          <w:t>46</w:t>
-        </w:r>
-      </w:hyperlink>
-      <w:r>
-        <w:rPr>
-          <w:lang w:val="sw_KE" w:bidi="sw_KE"/>
-        </w:rPr>
-        <w:t xml:space="preserve">; </w:t>
-      </w:r>
-      <w:hyperlink r:id="rId48">
-        <w:r>
-          <w:rPr>
-            <w:lang w:val="sw_KE" w:bidi="sw_KE"/>
-          </w:rPr>
-          <w:rPr>
-            <w:color w:val="0000EE"/>
-            <w:u w:val="single"/>
-          </w:rPr>
-          <w:t>1 Yohana 1:5</w:t>
-        </w:r>
-      </w:hyperlink>
-      <w:r>
-        <w:rPr>
-          <w:lang w:val="sw_KE" w:bidi="sw_KE"/>
-        </w:rPr>
-        <w:t xml:space="preserve">; </w:t>
-      </w:r>
-      <w:hyperlink r:id="rId49">
-        <w:r>
-          <w:rPr>
-            <w:lang w:val="sw_KE" w:bidi="sw_KE"/>
-          </w:rPr>
-          <w:rPr>
-            <w:color w:val="0000EE"/>
-            <w:u w:val="single"/>
-          </w:rPr>
-          <w:t>2:8–9</w:t>
-        </w:r>
-      </w:hyperlink>
+      <w:r>
+        <w:rPr>
+          <w:lang w:val="sw_KE" w:bidi="sw_KE"/>
+        </w:rPr>
+        <w:t>46</w:t>
+      </w:r>
+      <w:r>
+        <w:rPr>
+          <w:lang w:val="sw_KE" w:bidi="sw_KE"/>
+        </w:rPr>
+        <w:t xml:space="preserve">; </w:t>
+      </w:r>
+      <w:r>
+        <w:rPr>
+          <w:lang w:val="sw_KE" w:bidi="sw_KE"/>
+        </w:rPr>
+        <w:t>1 Yohana 1:5</w:t>
+      </w:r>
+      <w:r>
+        <w:rPr>
+          <w:lang w:val="sw_KE" w:bidi="sw_KE"/>
+        </w:rPr>
+        <w:t xml:space="preserve">; </w:t>
+      </w:r>
+      <w:r>
+        <w:rPr>
+          <w:lang w:val="sw_KE" w:bidi="sw_KE"/>
+        </w:rPr>
+        <w:t>2:8–9</w:t>
+      </w:r>
       <w:r>
         <w:rPr>
           <w:lang w:val="sw_KE" w:bidi="sw_KE"/>
         </w:rPr>
         <w:t xml:space="preserve">, </w:t>
       </w:r>
-      <w:hyperlink r:id="rId50">
-        <w:r>
-          <w:rPr>
-            <w:lang w:val="sw_KE" w:bidi="sw_KE"/>
-          </w:rPr>
-          <w:rPr>
-            <w:color w:val="0000EE"/>
-            <w:u w:val="single"/>
-          </w:rPr>
-          <w:t>11</w:t>
-        </w:r>
-      </w:hyperlink>
+      <w:r>
+        <w:rPr>
+          <w:lang w:val="sw_KE" w:bidi="sw_KE"/>
+        </w:rPr>
+        <w:t>11</w:t>
+      </w:r>
       <w:r>
         <w:rPr>
           <w:lang w:val="sw_KE" w:bidi="sw_KE"/>
@@ -1019,210 +791,138 @@
         </w:rPr>
         <w:t>Biblia mara nyingi hutumia "giza" kuelezea mtu au hali ya dhambi au uovu katika maisha (</w:t>
       </w:r>
-      <w:hyperlink r:id="rId51">
-        <w:r>
-          <w:rPr>
-            <w:lang w:val="sw_KE" w:bidi="sw_KE"/>
-          </w:rPr>
-          <w:rPr>
-            <w:color w:val="0000EE"/>
-            <w:u w:val="single"/>
-          </w:rPr>
-          <w:t>Mithali 2:13</w:t>
-        </w:r>
-      </w:hyperlink>
-      <w:r>
-        <w:rPr>
-          <w:lang w:val="sw_KE" w:bidi="sw_KE"/>
-        </w:rPr>
-        <w:t xml:space="preserve">; </w:t>
-      </w:r>
-      <w:hyperlink r:id="rId52">
-        <w:r>
-          <w:rPr>
-            <w:lang w:val="sw_KE" w:bidi="sw_KE"/>
-          </w:rPr>
-          <w:rPr>
-            <w:color w:val="0000EE"/>
-            <w:u w:val="single"/>
-          </w:rPr>
-          <w:t>4:19</w:t>
-        </w:r>
-      </w:hyperlink>
-      <w:r>
-        <w:rPr>
-          <w:lang w:val="sw_KE" w:bidi="sw_KE"/>
-        </w:rPr>
-        <w:t xml:space="preserve">; </w:t>
-      </w:r>
-      <w:hyperlink r:id="rId53">
-        <w:r>
-          <w:rPr>
-            <w:lang w:val="sw_KE" w:bidi="sw_KE"/>
-          </w:rPr>
-          <w:rPr>
-            <w:color w:val="0000EE"/>
-            <w:u w:val="single"/>
-          </w:rPr>
-          <w:t>Isaya 5:20</w:t>
-        </w:r>
-      </w:hyperlink>
-      <w:r>
-        <w:rPr>
-          <w:lang w:val="sw_KE" w:bidi="sw_KE"/>
-        </w:rPr>
-        <w:t xml:space="preserve">; </w:t>
-      </w:r>
-      <w:hyperlink r:id="rId54">
-        <w:r>
-          <w:rPr>
-            <w:lang w:val="sw_KE" w:bidi="sw_KE"/>
-          </w:rPr>
-          <w:rPr>
-            <w:color w:val="0000EE"/>
-            <w:u w:val="single"/>
-          </w:rPr>
-          <w:t>60:2</w:t>
-        </w:r>
-      </w:hyperlink>
+      <w:r>
+        <w:rPr>
+          <w:lang w:val="sw_KE" w:bidi="sw_KE"/>
+        </w:rPr>
+        <w:t>Mithali 2:13</w:t>
+      </w:r>
+      <w:r>
+        <w:rPr>
+          <w:lang w:val="sw_KE" w:bidi="sw_KE"/>
+        </w:rPr>
+        <w:t xml:space="preserve">; </w:t>
+      </w:r>
+      <w:r>
+        <w:rPr>
+          <w:lang w:val="sw_KE" w:bidi="sw_KE"/>
+        </w:rPr>
+        <w:t>4:19</w:t>
+      </w:r>
+      <w:r>
+        <w:rPr>
+          <w:lang w:val="sw_KE" w:bidi="sw_KE"/>
+        </w:rPr>
+        <w:t xml:space="preserve">; </w:t>
+      </w:r>
+      <w:r>
+        <w:rPr>
+          <w:lang w:val="sw_KE" w:bidi="sw_KE"/>
+        </w:rPr>
+        <w:t>Isaya 5:20</w:t>
+      </w:r>
+      <w:r>
+        <w:rPr>
+          <w:lang w:val="sw_KE" w:bidi="sw_KE"/>
+        </w:rPr>
+        <w:t xml:space="preserve">; </w:t>
+      </w:r>
+      <w:r>
+        <w:rPr>
+          <w:lang w:val="sw_KE" w:bidi="sw_KE"/>
+        </w:rPr>
+        <w:t>60:2</w:t>
+      </w:r>
       <w:r>
         <w:rPr>
           <w:lang w:val="sw_KE" w:bidi="sw_KE"/>
         </w:rPr>
         <w:t>). Katika Agano Jipya, giza linaweza pia kuwakilisha kuishi bila ukweli wa Mungu (</w:t>
       </w:r>
-      <w:hyperlink r:id="rId55">
-        <w:r>
-          <w:rPr>
-            <w:lang w:val="sw_KE" w:bidi="sw_KE"/>
-          </w:rPr>
-          <w:rPr>
-            <w:color w:val="0000EE"/>
-            <w:u w:val="single"/>
-          </w:rPr>
-          <w:t>Mathayo 6:23</w:t>
-        </w:r>
-      </w:hyperlink>
-      <w:r>
-        <w:rPr>
-          <w:lang w:val="sw_KE" w:bidi="sw_KE"/>
-        </w:rPr>
-        <w:t xml:space="preserve">; </w:t>
-      </w:r>
-      <w:hyperlink r:id="rId56">
-        <w:r>
-          <w:rPr>
-            <w:lang w:val="sw_KE" w:bidi="sw_KE"/>
-          </w:rPr>
-          <w:rPr>
-            <w:color w:val="0000EE"/>
-            <w:u w:val="single"/>
-          </w:rPr>
-          <w:t>Luka 11:35</w:t>
-        </w:r>
-      </w:hyperlink>
-      <w:r>
-        <w:rPr>
-          <w:lang w:val="sw_KE" w:bidi="sw_KE"/>
-        </w:rPr>
-        <w:t xml:space="preserve">; </w:t>
-      </w:r>
-      <w:hyperlink r:id="rId57">
-        <w:r>
-          <w:rPr>
-            <w:lang w:val="sw_KE" w:bidi="sw_KE"/>
-          </w:rPr>
-          <w:rPr>
-            <w:color w:val="0000EE"/>
-            <w:u w:val="single"/>
-          </w:rPr>
-          <w:t>Warumi 2:19</w:t>
-        </w:r>
-      </w:hyperlink>
-      <w:r>
-        <w:rPr>
-          <w:lang w:val="sw_KE" w:bidi="sw_KE"/>
-        </w:rPr>
-        <w:t xml:space="preserve">; </w:t>
-      </w:r>
-      <w:hyperlink r:id="rId58">
-        <w:r>
-          <w:rPr>
-            <w:lang w:val="sw_KE" w:bidi="sw_KE"/>
-          </w:rPr>
-          <w:rPr>
-            <w:color w:val="0000EE"/>
-            <w:u w:val="single"/>
-          </w:rPr>
-          <w:t>Wakolosai 1:13</w:t>
-        </w:r>
-      </w:hyperlink>
+      <w:r>
+        <w:rPr>
+          <w:lang w:val="sw_KE" w:bidi="sw_KE"/>
+        </w:rPr>
+        <w:t>Mathayo 6:23</w:t>
+      </w:r>
+      <w:r>
+        <w:rPr>
+          <w:lang w:val="sw_KE" w:bidi="sw_KE"/>
+        </w:rPr>
+        <w:t xml:space="preserve">; </w:t>
+      </w:r>
+      <w:r>
+        <w:rPr>
+          <w:lang w:val="sw_KE" w:bidi="sw_KE"/>
+        </w:rPr>
+        <w:t>Luka 11:35</w:t>
+      </w:r>
+      <w:r>
+        <w:rPr>
+          <w:lang w:val="sw_KE" w:bidi="sw_KE"/>
+        </w:rPr>
+        <w:t xml:space="preserve">; </w:t>
+      </w:r>
+      <w:r>
+        <w:rPr>
+          <w:lang w:val="sw_KE" w:bidi="sw_KE"/>
+        </w:rPr>
+        <w:t>Warumi 2:19</w:t>
+      </w:r>
+      <w:r>
+        <w:rPr>
+          <w:lang w:val="sw_KE" w:bidi="sw_KE"/>
+        </w:rPr>
+        <w:t xml:space="preserve">; </w:t>
+      </w:r>
+      <w:r>
+        <w:rPr>
+          <w:lang w:val="sw_KE" w:bidi="sw_KE"/>
+        </w:rPr>
+        <w:t>Wakolosai 1:13</w:t>
+      </w:r>
       <w:r>
         <w:rPr>
           <w:lang w:val="sw_KE" w:bidi="sw_KE"/>
         </w:rPr>
         <w:t xml:space="preserve">). </w:t>
       </w:r>
-      <w:hyperlink r:id="rId59">
-        <w:r>
-          <w:rPr>
-            <w:lang w:val="sw_KE" w:bidi="sw_KE"/>
-          </w:rPr>
-          <w:rPr>
-            <w:color w:val="0000EE"/>
-            <w:u w:val="single"/>
-          </w:rPr>
-          <w:t>Isaya 9:2</w:t>
-        </w:r>
-      </w:hyperlink>
+      <w:r>
+        <w:rPr>
+          <w:lang w:val="sw_KE" w:bidi="sw_KE"/>
+        </w:rPr>
+        <w:t>Isaya 9:2</w:t>
+      </w:r>
       <w:r>
         <w:rPr>
           <w:lang w:val="sw_KE" w:bidi="sw_KE"/>
         </w:rPr>
         <w:t xml:space="preserve"> inazungumzia watu wanaoishi katika dhiki ambao wanaona nuru kuu (tazama pia </w:t>
       </w:r>
-      <w:hyperlink r:id="rId43">
-        <w:r>
-          <w:rPr>
-            <w:lang w:val="sw_KE" w:bidi="sw_KE"/>
-          </w:rPr>
-          <w:rPr>
-            <w:color w:val="0000EE"/>
-            <w:u w:val="single"/>
-          </w:rPr>
-          <w:t>Mathayo 4:16</w:t>
-        </w:r>
-      </w:hyperlink>
+      <w:r>
+        <w:rPr>
+          <w:lang w:val="sw_KE" w:bidi="sw_KE"/>
+        </w:rPr>
+        <w:t>Mathayo 4:16</w:t>
+      </w:r>
       <w:r>
         <w:rPr>
           <w:lang w:val="sw_KE" w:bidi="sw_KE"/>
         </w:rPr>
         <w:t>;</w:t>
       </w:r>
-      <w:hyperlink r:id="rId43">
-        <w:r>
-          <w:rPr>
-            <w:lang w:val="sw_KE" w:bidi="sw_KE"/>
-          </w:rPr>
-          <w:rPr>
-            <w:color w:val="0000EE"/>
-            <w:u w:val="single"/>
-          </w:rPr>
-          <w:t xml:space="preserve"> </w:t>
-        </w:r>
-      </w:hyperlink>
-      <w:hyperlink r:id="rId60">
-        <w:r>
-          <w:rPr>
-            <w:lang w:val="sw_KE" w:bidi="sw_KE"/>
-          </w:rPr>
-          <w:rPr>
-            <w:color w:val="0000EE"/>
-            <w:u w:val="single"/>
-          </w:rPr>
-          <w:t>Luka 1:79</w:t>
-        </w:r>
-      </w:hyperlink>
+      <w:r>
+        <w:rPr>
+          <w:lang w:val="sw_KE" w:bidi="sw_KE"/>
+        </w:rPr>
+        <w:t xml:space="preserve"> </w:t>
+      </w:r>
+      <w:r>
+        <w:rPr>
+          <w:lang w:val="sw_KE" w:bidi="sw_KE"/>
+        </w:rPr>
+        <w:t>Luka 1:79</w:t>
+      </w:r>
       <w:r>
         <w:rPr>
           <w:lang w:val="sw_KE" w:bidi="sw_KE"/>
@@ -1243,216 +943,144 @@
         </w:rPr>
         <w:t>Mada kuu ya manabii wa Agano la Kale ilikuwa "Siku ya BWANA," ambayo mara nyingi inahusishwa na giza (</w:t>
       </w:r>
-      <w:hyperlink r:id="rId61">
-        <w:r>
-          <w:rPr>
-            <w:lang w:val="sw_KE" w:bidi="sw_KE"/>
-          </w:rPr>
-          <w:rPr>
-            <w:color w:val="0000EE"/>
-            <w:u w:val="single"/>
-          </w:rPr>
-          <w:t>Ezekieli 32:8</w:t>
-        </w:r>
-      </w:hyperlink>
-      <w:r>
-        <w:rPr>
-          <w:lang w:val="sw_KE" w:bidi="sw_KE"/>
-        </w:rPr>
-        <w:t xml:space="preserve">; </w:t>
-      </w:r>
-      <w:hyperlink r:id="rId62">
-        <w:r>
-          <w:rPr>
-            <w:lang w:val="sw_KE" w:bidi="sw_KE"/>
-          </w:rPr>
-          <w:rPr>
-            <w:color w:val="0000EE"/>
-            <w:u w:val="single"/>
-          </w:rPr>
-          <w:t>Yoeli 2:2</w:t>
-        </w:r>
-      </w:hyperlink>
+      <w:r>
+        <w:rPr>
+          <w:lang w:val="sw_KE" w:bidi="sw_KE"/>
+        </w:rPr>
+        <w:t>Ezekieli 32:8</w:t>
+      </w:r>
+      <w:r>
+        <w:rPr>
+          <w:lang w:val="sw_KE" w:bidi="sw_KE"/>
+        </w:rPr>
+        <w:t xml:space="preserve">; </w:t>
+      </w:r>
+      <w:r>
+        <w:rPr>
+          <w:lang w:val="sw_KE" w:bidi="sw_KE"/>
+        </w:rPr>
+        <w:t>Yoeli 2:2</w:t>
+      </w:r>
       <w:r>
         <w:rPr>
           <w:lang w:val="sw_KE" w:bidi="sw_KE"/>
         </w:rPr>
         <w:t xml:space="preserve">, </w:t>
       </w:r>
-      <w:hyperlink r:id="rId63">
-        <w:r>
-          <w:rPr>
-            <w:lang w:val="sw_KE" w:bidi="sw_KE"/>
-          </w:rPr>
-          <w:rPr>
-            <w:color w:val="0000EE"/>
-            <w:u w:val="single"/>
-          </w:rPr>
-          <w:t>31</w:t>
-        </w:r>
-      </w:hyperlink>
-      <w:r>
-        <w:rPr>
-          <w:lang w:val="sw_KE" w:bidi="sw_KE"/>
-        </w:rPr>
-        <w:t xml:space="preserve">; </w:t>
-      </w:r>
-      <w:hyperlink r:id="rId64">
-        <w:r>
-          <w:rPr>
-            <w:lang w:val="sw_KE" w:bidi="sw_KE"/>
-          </w:rPr>
-          <w:rPr>
-            <w:color w:val="0000EE"/>
-            <w:u w:val="single"/>
-          </w:rPr>
-          <w:t>Amosi 5:18</w:t>
-        </w:r>
-      </w:hyperlink>
+      <w:r>
+        <w:rPr>
+          <w:lang w:val="sw_KE" w:bidi="sw_KE"/>
+        </w:rPr>
+        <w:t>31</w:t>
+      </w:r>
+      <w:r>
+        <w:rPr>
+          <w:lang w:val="sw_KE" w:bidi="sw_KE"/>
+        </w:rPr>
+        <w:t xml:space="preserve">; </w:t>
+      </w:r>
+      <w:r>
+        <w:rPr>
+          <w:lang w:val="sw_KE" w:bidi="sw_KE"/>
+        </w:rPr>
+        <w:t>Amosi 5:18</w:t>
+      </w:r>
       <w:r>
         <w:rPr>
           <w:lang w:val="sw_KE" w:bidi="sw_KE"/>
         </w:rPr>
         <w:t xml:space="preserve">, </w:t>
       </w:r>
-      <w:hyperlink r:id="rId65">
-        <w:r>
-          <w:rPr>
-            <w:lang w:val="sw_KE" w:bidi="sw_KE"/>
-          </w:rPr>
-          <w:rPr>
-            <w:color w:val="0000EE"/>
-            <w:u w:val="single"/>
-          </w:rPr>
-          <w:t>20</w:t>
-        </w:r>
-      </w:hyperlink>
-      <w:r>
-        <w:rPr>
-          <w:lang w:val="sw_KE" w:bidi="sw_KE"/>
-        </w:rPr>
-        <w:t xml:space="preserve">; </w:t>
-      </w:r>
-      <w:hyperlink r:id="rId66">
-        <w:r>
-          <w:rPr>
-            <w:lang w:val="sw_KE" w:bidi="sw_KE"/>
-          </w:rPr>
-          <w:rPr>
-            <w:color w:val="0000EE"/>
-            <w:u w:val="single"/>
-          </w:rPr>
-          <w:t>Sefania 1:15</w:t>
-        </w:r>
-      </w:hyperlink>
+      <w:r>
+        <w:rPr>
+          <w:lang w:val="sw_KE" w:bidi="sw_KE"/>
+        </w:rPr>
+        <w:t>20</w:t>
+      </w:r>
+      <w:r>
+        <w:rPr>
+          <w:lang w:val="sw_KE" w:bidi="sw_KE"/>
+        </w:rPr>
+        <w:t xml:space="preserve">; </w:t>
+      </w:r>
+      <w:r>
+        <w:rPr>
+          <w:lang w:val="sw_KE" w:bidi="sw_KE"/>
+        </w:rPr>
+        <w:t>Sefania 1:15</w:t>
+      </w:r>
       <w:r>
         <w:rPr>
           <w:lang w:val="sw_KE" w:bidi="sw_KE"/>
         </w:rPr>
         <w:t>). Agano Jipya pia linaunganisha giza na hukumu (</w:t>
       </w:r>
-      <w:hyperlink r:id="rId67">
-        <w:r>
-          <w:rPr>
-            <w:lang w:val="sw_KE" w:bidi="sw_KE"/>
-          </w:rPr>
-          <w:rPr>
-            <w:color w:val="0000EE"/>
-            <w:u w:val="single"/>
-          </w:rPr>
-          <w:t>Mathayo 8:12</w:t>
-        </w:r>
-      </w:hyperlink>
-      <w:r>
-        <w:rPr>
-          <w:lang w:val="sw_KE" w:bidi="sw_KE"/>
-        </w:rPr>
-        <w:t xml:space="preserve">; </w:t>
-      </w:r>
-      <w:hyperlink r:id="rId68">
-        <w:r>
-          <w:rPr>
-            <w:lang w:val="sw_KE" w:bidi="sw_KE"/>
-          </w:rPr>
-          <w:rPr>
-            <w:color w:val="0000EE"/>
-            <w:u w:val="single"/>
-          </w:rPr>
-          <w:t>22:13</w:t>
-        </w:r>
-      </w:hyperlink>
-      <w:r>
-        <w:rPr>
-          <w:lang w:val="sw_KE" w:bidi="sw_KE"/>
-        </w:rPr>
-        <w:t xml:space="preserve">; </w:t>
-      </w:r>
-      <w:hyperlink r:id="rId69">
-        <w:r>
-          <w:rPr>
-            <w:lang w:val="sw_KE" w:bidi="sw_KE"/>
-          </w:rPr>
-          <w:rPr>
-            <w:color w:val="0000EE"/>
-            <w:u w:val="single"/>
-          </w:rPr>
-          <w:t>25:30</w:t>
-        </w:r>
-      </w:hyperlink>
-      <w:r>
-        <w:rPr>
-          <w:lang w:val="sw_KE" w:bidi="sw_KE"/>
-        </w:rPr>
-        <w:t xml:space="preserve">; </w:t>
-      </w:r>
-      <w:hyperlink r:id="rId70">
-        <w:r>
-          <w:rPr>
-            <w:lang w:val="sw_KE" w:bidi="sw_KE"/>
-          </w:rPr>
-          <w:rPr>
-            <w:color w:val="0000EE"/>
-            <w:u w:val="single"/>
-          </w:rPr>
-          <w:t>2 Petro 2:17</w:t>
-        </w:r>
-      </w:hyperlink>
-      <w:r>
-        <w:rPr>
-          <w:lang w:val="sw_KE" w:bidi="sw_KE"/>
-        </w:rPr>
-        <w:t xml:space="preserve">; </w:t>
-      </w:r>
-      <w:hyperlink r:id="rId71">
-        <w:r>
-          <w:rPr>
-            <w:lang w:val="sw_KE" w:bidi="sw_KE"/>
-          </w:rPr>
-          <w:rPr>
-            <w:color w:val="0000EE"/>
-            <w:u w:val="single"/>
-          </w:rPr>
-          <w:t>Yuda 1:6</w:t>
-        </w:r>
-      </w:hyperlink>
+      <w:r>
+        <w:rPr>
+          <w:lang w:val="sw_KE" w:bidi="sw_KE"/>
+        </w:rPr>
+        <w:t>Mathayo 8:12</w:t>
+      </w:r>
+      <w:r>
+        <w:rPr>
+          <w:lang w:val="sw_KE" w:bidi="sw_KE"/>
+        </w:rPr>
+        <w:t xml:space="preserve">; </w:t>
+      </w:r>
+      <w:r>
+        <w:rPr>
+          <w:lang w:val="sw_KE" w:bidi="sw_KE"/>
+        </w:rPr>
+        <w:t>22:13</w:t>
+      </w:r>
+      <w:r>
+        <w:rPr>
+          <w:lang w:val="sw_KE" w:bidi="sw_KE"/>
+        </w:rPr>
+        <w:t xml:space="preserve">; </w:t>
+      </w:r>
+      <w:r>
+        <w:rPr>
+          <w:lang w:val="sw_KE" w:bidi="sw_KE"/>
+        </w:rPr>
+        <w:t>25:30</w:t>
+      </w:r>
+      <w:r>
+        <w:rPr>
+          <w:lang w:val="sw_KE" w:bidi="sw_KE"/>
+        </w:rPr>
+        <w:t xml:space="preserve">; </w:t>
+      </w:r>
+      <w:r>
+        <w:rPr>
+          <w:lang w:val="sw_KE" w:bidi="sw_KE"/>
+        </w:rPr>
+        <w:t>2 Petro 2:17</w:t>
+      </w:r>
+      <w:r>
+        <w:rPr>
+          <w:lang w:val="sw_KE" w:bidi="sw_KE"/>
+        </w:rPr>
+        <w:t xml:space="preserve">; </w:t>
+      </w:r>
+      <w:r>
+        <w:rPr>
+          <w:lang w:val="sw_KE" w:bidi="sw_KE"/>
+        </w:rPr>
+        <w:t>Yuda 1:6</w:t>
+      </w:r>
       <w:r>
         <w:rPr>
           <w:lang w:val="sw_KE" w:bidi="sw_KE"/>
         </w:rPr>
         <w:t xml:space="preserve">, </w:t>
       </w:r>
-      <w:hyperlink r:id="rId72">
-        <w:r>
-          <w:rPr>
-            <w:lang w:val="sw_KE" w:bidi="sw_KE"/>
-          </w:rPr>
-          <w:rPr>
-            <w:color w:val="0000EE"/>
-            <w:u w:val="single"/>
-          </w:rPr>
-          <w:t>13</w:t>
-        </w:r>
-      </w:hyperlink>
+      <w:r>
+        <w:rPr>
+          <w:lang w:val="sw_KE" w:bidi="sw_KE"/>
+        </w:rPr>
+        <w:t>13</w:t>
+      </w:r>
       <w:r>
         <w:rPr>
           <w:lang w:val="sw_KE" w:bidi="sw_KE"/>
@@ -1484,306 +1112,204 @@
         </w:rPr>
         <w:t>Nuru ilikuwa jambo la kwanza ambalo Mungu aliumba baada ya mbingu na dunia (</w:t>
       </w:r>
-      <w:hyperlink r:id="rId73">
-        <w:r>
-          <w:rPr>
-            <w:lang w:val="sw_KE" w:bidi="sw_KE"/>
-          </w:rPr>
-          <w:rPr>
-            <w:color w:val="0000EE"/>
-            <w:u w:val="single"/>
-          </w:rPr>
-          <w:t>Mwanzo 1:3</w:t>
-        </w:r>
-      </w:hyperlink>
+      <w:r>
+        <w:rPr>
+          <w:lang w:val="sw_KE" w:bidi="sw_KE"/>
+        </w:rPr>
+        <w:t>Mwanzo 1:3</w:t>
+      </w:r>
       <w:r>
         <w:rPr>
           <w:lang w:val="sw_KE" w:bidi="sw_KE"/>
         </w:rPr>
         <w:t xml:space="preserve">; tazama pia </w:t>
       </w:r>
-      <w:hyperlink r:id="rId74">
-        <w:r>
-          <w:rPr>
-            <w:lang w:val="sw_KE" w:bidi="sw_KE"/>
-          </w:rPr>
-          <w:rPr>
-            <w:color w:val="0000EE"/>
-            <w:u w:val="single"/>
-          </w:rPr>
-          <w:t>1:16</w:t>
-        </w:r>
-      </w:hyperlink>
+      <w:r>
+        <w:rPr>
+          <w:lang w:val="sw_KE" w:bidi="sw_KE"/>
+        </w:rPr>
+        <w:t>1:16</w:t>
+      </w:r>
       <w:r>
         <w:rPr>
           <w:lang w:val="sw_KE" w:bidi="sw_KE"/>
         </w:rPr>
         <w:t>). Kwa asili, inawakilisha kile kilicho cha kupendeza, chema, au chenye furaha (</w:t>
       </w:r>
-      <w:hyperlink r:id="rId75">
-        <w:r>
-          <w:rPr>
-            <w:lang w:val="sw_KE" w:bidi="sw_KE"/>
-          </w:rPr>
-          <w:rPr>
-            <w:color w:val="0000EE"/>
-            <w:u w:val="single"/>
-          </w:rPr>
-          <w:t>Mhubiri 11:7</w:t>
-        </w:r>
-      </w:hyperlink>
-      <w:r>
-        <w:rPr>
-          <w:lang w:val="sw_KE" w:bidi="sw_KE"/>
-        </w:rPr>
-        <w:t xml:space="preserve">; </w:t>
-      </w:r>
-      <w:hyperlink r:id="rId76">
-        <w:r>
-          <w:rPr>
-            <w:lang w:val="sw_KE" w:bidi="sw_KE"/>
-          </w:rPr>
-          <w:rPr>
-            <w:color w:val="0000EE"/>
-            <w:u w:val="single"/>
-          </w:rPr>
-          <w:t>Yakobo 1:17</w:t>
-        </w:r>
-      </w:hyperlink>
+      <w:r>
+        <w:rPr>
+          <w:lang w:val="sw_KE" w:bidi="sw_KE"/>
+        </w:rPr>
+        <w:t>Mhubiri 11:7</w:t>
+      </w:r>
+      <w:r>
+        <w:rPr>
+          <w:lang w:val="sw_KE" w:bidi="sw_KE"/>
+        </w:rPr>
+        <w:t xml:space="preserve">; </w:t>
+      </w:r>
+      <w:r>
+        <w:rPr>
+          <w:lang w:val="sw_KE" w:bidi="sw_KE"/>
+        </w:rPr>
+        <w:t>Yakobo 1:17</w:t>
+      </w:r>
       <w:r>
         <w:rPr>
           <w:lang w:val="sw_KE" w:bidi="sw_KE"/>
         </w:rPr>
         <w:t>). Wakati Waisraeli walipoondoka Misri, nguzo ya wingu na moto iliwapa mwanga (</w:t>
       </w:r>
-      <w:hyperlink r:id="rId77">
-        <w:r>
-          <w:rPr>
-            <w:lang w:val="sw_KE" w:bidi="sw_KE"/>
-          </w:rPr>
-          <w:rPr>
-            <w:color w:val="0000EE"/>
-            <w:u w:val="single"/>
-          </w:rPr>
-          <w:t>Kutoka 13:21</w:t>
-        </w:r>
-      </w:hyperlink>
-      <w:r>
-        <w:rPr>
-          <w:lang w:val="sw_KE" w:bidi="sw_KE"/>
-        </w:rPr>
-        <w:t xml:space="preserve">; </w:t>
-      </w:r>
-      <w:hyperlink r:id="rId78">
-        <w:r>
-          <w:rPr>
-            <w:lang w:val="sw_KE" w:bidi="sw_KE"/>
-          </w:rPr>
-          <w:rPr>
-            <w:color w:val="0000EE"/>
-            <w:u w:val="single"/>
-          </w:rPr>
-          <w:t>14:20</w:t>
-        </w:r>
-      </w:hyperlink>
+      <w:r>
+        <w:rPr>
+          <w:lang w:val="sw_KE" w:bidi="sw_KE"/>
+        </w:rPr>
+        <w:t>Kutoka 13:21</w:t>
+      </w:r>
+      <w:r>
+        <w:rPr>
+          <w:lang w:val="sw_KE" w:bidi="sw_KE"/>
+        </w:rPr>
+        <w:t xml:space="preserve">; </w:t>
+      </w:r>
+      <w:r>
+        <w:rPr>
+          <w:lang w:val="sw_KE" w:bidi="sw_KE"/>
+        </w:rPr>
+        <w:t>14:20</w:t>
+      </w:r>
       <w:r>
         <w:rPr>
           <w:lang w:val="sw_KE" w:bidi="sw_KE"/>
         </w:rPr>
         <w:t>). Iliwaongoza njiani (</w:t>
       </w:r>
-      <w:hyperlink r:id="rId79">
-        <w:r>
-          <w:rPr>
-            <w:lang w:val="sw_KE" w:bidi="sw_KE"/>
-          </w:rPr>
-          <w:rPr>
-            <w:color w:val="0000EE"/>
-            <w:u w:val="single"/>
-          </w:rPr>
-          <w:t>Nehemia 9:19</w:t>
-        </w:r>
-      </w:hyperlink>
+      <w:r>
+        <w:rPr>
+          <w:lang w:val="sw_KE" w:bidi="sw_KE"/>
+        </w:rPr>
+        <w:t>Nehemia 9:19</w:t>
+      </w:r>
       <w:r>
         <w:rPr>
           <w:lang w:val="sw_KE" w:bidi="sw_KE"/>
         </w:rPr>
         <w:t>). Nuru inawakilisha baraka za Bwana (</w:t>
       </w:r>
-      <w:hyperlink r:id="rId80">
-        <w:r>
-          <w:rPr>
-            <w:lang w:val="sw_KE" w:bidi="sw_KE"/>
-          </w:rPr>
-          <w:rPr>
-            <w:color w:val="0000EE"/>
-            <w:u w:val="single"/>
-          </w:rPr>
-          <w:t>Ayubu 12:22</w:t>
-        </w:r>
-      </w:hyperlink>
-      <w:r>
-        <w:rPr>
-          <w:lang w:val="sw_KE" w:bidi="sw_KE"/>
-        </w:rPr>
-        <w:t xml:space="preserve">; </w:t>
-      </w:r>
-      <w:hyperlink r:id="rId81">
-        <w:r>
-          <w:rPr>
-            <w:lang w:val="sw_KE" w:bidi="sw_KE"/>
-          </w:rPr>
-          <w:rPr>
-            <w:color w:val="0000EE"/>
-            <w:u w:val="single"/>
-          </w:rPr>
-          <w:t>29:2–3</w:t>
-        </w:r>
-      </w:hyperlink>
-      <w:r>
-        <w:rPr>
-          <w:lang w:val="sw_KE" w:bidi="sw_KE"/>
-        </w:rPr>
-        <w:t xml:space="preserve">; </w:t>
-      </w:r>
-      <w:hyperlink r:id="rId82">
-        <w:r>
-          <w:rPr>
-            <w:lang w:val="sw_KE" w:bidi="sw_KE"/>
-          </w:rPr>
-          <w:rPr>
-            <w:color w:val="0000EE"/>
-            <w:u w:val="single"/>
-          </w:rPr>
-          <w:t>Zaburi 4:6</w:t>
-        </w:r>
-      </w:hyperlink>
-      <w:r>
-        <w:rPr>
-          <w:lang w:val="sw_KE" w:bidi="sw_KE"/>
-        </w:rPr>
-        <w:t xml:space="preserve">; </w:t>
-      </w:r>
-      <w:hyperlink r:id="rId83">
-        <w:r>
-          <w:rPr>
-            <w:lang w:val="sw_KE" w:bidi="sw_KE"/>
-          </w:rPr>
-          <w:rPr>
-            <w:color w:val="0000EE"/>
-            <w:u w:val="single"/>
-          </w:rPr>
-          <w:t>18:28</w:t>
-        </w:r>
-      </w:hyperlink>
-      <w:r>
-        <w:rPr>
-          <w:lang w:val="sw_KE" w:bidi="sw_KE"/>
-        </w:rPr>
-        <w:t xml:space="preserve">; </w:t>
-      </w:r>
-      <w:hyperlink r:id="rId84">
-        <w:r>
-          <w:rPr>
-            <w:lang w:val="sw_KE" w:bidi="sw_KE"/>
-          </w:rPr>
-          <w:rPr>
-            <w:color w:val="0000EE"/>
-            <w:u w:val="single"/>
-          </w:rPr>
-          <w:t>44:3</w:t>
-        </w:r>
-      </w:hyperlink>
-      <w:r>
-        <w:rPr>
-          <w:lang w:val="sw_KE" w:bidi="sw_KE"/>
-        </w:rPr>
-        <w:t xml:space="preserve">; </w:t>
-      </w:r>
-      <w:hyperlink r:id="rId85">
-        <w:r>
-          <w:rPr>
-            <w:lang w:val="sw_KE" w:bidi="sw_KE"/>
-          </w:rPr>
-          <w:rPr>
-            <w:color w:val="0000EE"/>
-            <w:u w:val="single"/>
-          </w:rPr>
-          <w:t>118:27</w:t>
-        </w:r>
-      </w:hyperlink>
+      <w:r>
+        <w:rPr>
+          <w:lang w:val="sw_KE" w:bidi="sw_KE"/>
+        </w:rPr>
+        <w:t>Ayubu 12:22</w:t>
+      </w:r>
+      <w:r>
+        <w:rPr>
+          <w:lang w:val="sw_KE" w:bidi="sw_KE"/>
+        </w:rPr>
+        <w:t xml:space="preserve">; </w:t>
+      </w:r>
+      <w:r>
+        <w:rPr>
+          <w:lang w:val="sw_KE" w:bidi="sw_KE"/>
+        </w:rPr>
+        <w:t>29:2–3</w:t>
+      </w:r>
+      <w:r>
+        <w:rPr>
+          <w:lang w:val="sw_KE" w:bidi="sw_KE"/>
+        </w:rPr>
+        <w:t xml:space="preserve">; </w:t>
+      </w:r>
+      <w:r>
+        <w:rPr>
+          <w:lang w:val="sw_KE" w:bidi="sw_KE"/>
+        </w:rPr>
+        <w:t>Zaburi 4:6</w:t>
+      </w:r>
+      <w:r>
+        <w:rPr>
+          <w:lang w:val="sw_KE" w:bidi="sw_KE"/>
+        </w:rPr>
+        <w:t xml:space="preserve">; </w:t>
+      </w:r>
+      <w:r>
+        <w:rPr>
+          <w:lang w:val="sw_KE" w:bidi="sw_KE"/>
+        </w:rPr>
+        <w:t>18:28</w:t>
+      </w:r>
+      <w:r>
+        <w:rPr>
+          <w:lang w:val="sw_KE" w:bidi="sw_KE"/>
+        </w:rPr>
+        <w:t xml:space="preserve">; </w:t>
+      </w:r>
+      <w:r>
+        <w:rPr>
+          <w:lang w:val="sw_KE" w:bidi="sw_KE"/>
+        </w:rPr>
+        <w:t>44:3</w:t>
+      </w:r>
+      <w:r>
+        <w:rPr>
+          <w:lang w:val="sw_KE" w:bidi="sw_KE"/>
+        </w:rPr>
+        <w:t xml:space="preserve">; </w:t>
+      </w:r>
+      <w:r>
+        <w:rPr>
+          <w:lang w:val="sw_KE" w:bidi="sw_KE"/>
+        </w:rPr>
+        <w:t>118:27</w:t>
+      </w:r>
       <w:r>
         <w:rPr>
           <w:lang w:val="sw_KE" w:bidi="sw_KE"/>
         </w:rPr>
         <w:t>). Watumishi wa Mungu wanaweza kushiriki baraka hizi kwa kuwaongoza wengine kwa Mungu kupitia utiifu wao (</w:t>
       </w:r>
-      <w:hyperlink r:id="rId86">
-        <w:r>
-          <w:rPr>
-            <w:lang w:val="sw_KE" w:bidi="sw_KE"/>
-          </w:rPr>
-          <w:rPr>
-            <w:color w:val="0000EE"/>
-            <w:u w:val="single"/>
-          </w:rPr>
-          <w:t>Isaiah 42:6</w:t>
-        </w:r>
-      </w:hyperlink>
-      <w:r>
-        <w:rPr>
-          <w:lang w:val="sw_KE" w:bidi="sw_KE"/>
-        </w:rPr>
-        <w:t xml:space="preserve">; </w:t>
-      </w:r>
-      <w:hyperlink r:id="rId87">
-        <w:r>
-          <w:rPr>
-            <w:lang w:val="sw_KE" w:bidi="sw_KE"/>
-          </w:rPr>
-          <w:rPr>
-            <w:color w:val="0000EE"/>
-            <w:u w:val="single"/>
-          </w:rPr>
-          <w:t>49:6</w:t>
-        </w:r>
-      </w:hyperlink>
+      <w:r>
+        <w:rPr>
+          <w:lang w:val="sw_KE" w:bidi="sw_KE"/>
+        </w:rPr>
+        <w:t>Isaiah 42:6</w:t>
+      </w:r>
+      <w:r>
+        <w:rPr>
+          <w:lang w:val="sw_KE" w:bidi="sw_KE"/>
+        </w:rPr>
+        <w:t xml:space="preserve">; </w:t>
+      </w:r>
+      <w:r>
+        <w:rPr>
+          <w:lang w:val="sw_KE" w:bidi="sw_KE"/>
+        </w:rPr>
+        <w:t>49:6</w:t>
+      </w:r>
       <w:r>
         <w:rPr>
           <w:lang w:val="sw_KE" w:bidi="sw_KE"/>
         </w:rPr>
         <w:t>). Nuru ya Mungu pia inafunua dhambi na kuleta haki (</w:t>
       </w:r>
-      <w:hyperlink r:id="rId88">
-        <w:r>
-          <w:rPr>
-            <w:lang w:val="sw_KE" w:bidi="sw_KE"/>
-          </w:rPr>
-          <w:rPr>
-            <w:color w:val="0000EE"/>
-            <w:u w:val="single"/>
-          </w:rPr>
-          <w:t>Zaburi 90:8</w:t>
-        </w:r>
-      </w:hyperlink>
-      <w:r>
-        <w:rPr>
-          <w:lang w:val="sw_KE" w:bidi="sw_KE"/>
-        </w:rPr>
-        <w:t xml:space="preserve">; </w:t>
-      </w:r>
-      <w:hyperlink r:id="rId89">
-        <w:r>
-          <w:rPr>
-            <w:lang w:val="sw_KE" w:bidi="sw_KE"/>
-          </w:rPr>
-          <w:rPr>
-            <w:color w:val="0000EE"/>
-            <w:u w:val="single"/>
-          </w:rPr>
-          <w:t>Isaiah 51:4</w:t>
-        </w:r>
-      </w:hyperlink>
+      <w:r>
+        <w:rPr>
+          <w:lang w:val="sw_KE" w:bidi="sw_KE"/>
+        </w:rPr>
+        <w:t>Zaburi 90:8</w:t>
+      </w:r>
+      <w:r>
+        <w:rPr>
+          <w:lang w:val="sw_KE" w:bidi="sw_KE"/>
+        </w:rPr>
+        <w:t xml:space="preserve">; </w:t>
+      </w:r>
+      <w:r>
+        <w:rPr>
+          <w:lang w:val="sw_KE" w:bidi="sw_KE"/>
+        </w:rPr>
+        <w:t>Isaiah 51:4</w:t>
+      </w:r>
       <w:r>
         <w:rPr>
           <w:lang w:val="sw_KE" w:bidi="sw_KE"/>
@@ -1804,126 +1330,84 @@
         </w:rPr>
         <w:t>Biblia inamwelezea Mungu kama nuru (</w:t>
       </w:r>
-      <w:hyperlink r:id="rId90">
-        <w:r>
-          <w:rPr>
-            <w:lang w:val="sw_KE" w:bidi="sw_KE"/>
-          </w:rPr>
-          <w:rPr>
-            <w:color w:val="0000EE"/>
-            <w:u w:val="single"/>
-          </w:rPr>
-          <w:t>Zaburi 27:1</w:t>
-        </w:r>
-      </w:hyperlink>
-      <w:r>
-        <w:rPr>
-          <w:lang w:val="sw_KE" w:bidi="sw_KE"/>
-        </w:rPr>
-        <w:t xml:space="preserve">; </w:t>
-      </w:r>
-      <w:hyperlink r:id="rId91">
-        <w:r>
-          <w:rPr>
-            <w:lang w:val="sw_KE" w:bidi="sw_KE"/>
-          </w:rPr>
-          <w:rPr>
-            <w:color w:val="0000EE"/>
-            <w:u w:val="single"/>
-          </w:rPr>
-          <w:t>Isaya 60:19–20</w:t>
-        </w:r>
-      </w:hyperlink>
-      <w:r>
-        <w:rPr>
-          <w:lang w:val="sw_KE" w:bidi="sw_KE"/>
-        </w:rPr>
-        <w:t xml:space="preserve">; </w:t>
-      </w:r>
-      <w:hyperlink r:id="rId92">
-        <w:r>
-          <w:rPr>
-            <w:lang w:val="sw_KE" w:bidi="sw_KE"/>
-          </w:rPr>
-          <w:rPr>
-            <w:color w:val="0000EE"/>
-            <w:u w:val="single"/>
-          </w:rPr>
-          <w:t>Danieli 2:22</w:t>
-        </w:r>
-      </w:hyperlink>
-      <w:r>
-        <w:rPr>
-          <w:lang w:val="sw_KE" w:bidi="sw_KE"/>
-        </w:rPr>
-        <w:t xml:space="preserve">; </w:t>
-      </w:r>
-      <w:hyperlink r:id="rId48">
-        <w:r>
-          <w:rPr>
-            <w:lang w:val="sw_KE" w:bidi="sw_KE"/>
-          </w:rPr>
-          <w:rPr>
-            <w:color w:val="0000EE"/>
-            <w:u w:val="single"/>
-          </w:rPr>
-          <w:t>1 Yohana 1:5</w:t>
-        </w:r>
-      </w:hyperlink>
+      <w:r>
+        <w:rPr>
+          <w:lang w:val="sw_KE" w:bidi="sw_KE"/>
+        </w:rPr>
+        <w:t>Zaburi 27:1</w:t>
+      </w:r>
+      <w:r>
+        <w:rPr>
+          <w:lang w:val="sw_KE" w:bidi="sw_KE"/>
+        </w:rPr>
+        <w:t xml:space="preserve">; </w:t>
+      </w:r>
+      <w:r>
+        <w:rPr>
+          <w:lang w:val="sw_KE" w:bidi="sw_KE"/>
+        </w:rPr>
+        <w:t>Isaya 60:19–20</w:t>
+      </w:r>
+      <w:r>
+        <w:rPr>
+          <w:lang w:val="sw_KE" w:bidi="sw_KE"/>
+        </w:rPr>
+        <w:t xml:space="preserve">; </w:t>
+      </w:r>
+      <w:r>
+        <w:rPr>
+          <w:lang w:val="sw_KE" w:bidi="sw_KE"/>
+        </w:rPr>
+        <w:t>Danieli 2:22</w:t>
+      </w:r>
+      <w:r>
+        <w:rPr>
+          <w:lang w:val="sw_KE" w:bidi="sw_KE"/>
+        </w:rPr>
+        <w:t xml:space="preserve">; </w:t>
+      </w:r>
+      <w:r>
+        <w:rPr>
+          <w:lang w:val="sw_KE" w:bidi="sw_KE"/>
+        </w:rPr>
+        <w:t>1 Yohana 1:5</w:t>
+      </w:r>
       <w:r>
         <w:rPr>
           <w:lang w:val="sw_KE" w:bidi="sw_KE"/>
         </w:rPr>
         <w:t xml:space="preserve">). Yeye "anakaa katika nuru isiyoweza kufikiwa" (tazama </w:t>
       </w:r>
-      <w:hyperlink r:id="rId93">
-        <w:r>
-          <w:rPr>
-            <w:lang w:val="sw_KE" w:bidi="sw_KE"/>
-          </w:rPr>
-          <w:rPr>
-            <w:color w:val="0000EE"/>
-            <w:u w:val="single"/>
-          </w:rPr>
-          <w:t>1 Timotheo 6:16</w:t>
-        </w:r>
-      </w:hyperlink>
+      <w:r>
+        <w:rPr>
+          <w:lang w:val="sw_KE" w:bidi="sw_KE"/>
+        </w:rPr>
+        <w:t>1 Timotheo 6:16</w:t>
+      </w:r>
       <w:r>
         <w:rPr>
           <w:lang w:val="sw_KE" w:bidi="sw_KE"/>
         </w:rPr>
         <w:t>). Hata hivyo, huwaongoza wafuasi wake kwenye nuru (</w:t>
       </w:r>
-      <w:hyperlink r:id="rId94">
-        <w:r>
-          <w:rPr>
-            <w:lang w:val="sw_KE" w:bidi="sw_KE"/>
-          </w:rPr>
-          <w:rPr>
-            <w:color w:val="0000EE"/>
-            <w:u w:val="single"/>
-          </w:rPr>
-          <w:t>Mika 7:8–9</w:t>
-        </w:r>
-      </w:hyperlink>
+      <w:r>
+        <w:rPr>
+          <w:lang w:val="sw_KE" w:bidi="sw_KE"/>
+        </w:rPr>
+        <w:t>Mika 7:8–9</w:t>
+      </w:r>
       <w:r>
         <w:rPr>
           <w:lang w:val="sw_KE" w:bidi="sw_KE"/>
         </w:rPr>
         <w:t xml:space="preserve">; tazama pia </w:t>
       </w:r>
-      <w:hyperlink r:id="rId95">
-        <w:r>
-          <w:rPr>
-            <w:lang w:val="sw_KE" w:bidi="sw_KE"/>
-          </w:rPr>
-          <w:rPr>
-            <w:color w:val="0000EE"/>
-            <w:u w:val="single"/>
-          </w:rPr>
-          <w:t>1 Yohana 1:7</w:t>
-        </w:r>
-      </w:hyperlink>
+      <w:r>
+        <w:rPr>
+          <w:lang w:val="sw_KE" w:bidi="sw_KE"/>
+        </w:rPr>
+        <w:t>1 Yohana 1:7</w:t>
+      </w:r>
       <w:r>
         <w:rPr>
           <w:lang w:val="sw_KE" w:bidi="sw_KE"/>
@@ -1944,162 +1428,108 @@
         </w:rPr>
         <w:t>Yesu alisema, “Mimi ndiye nuru ya ulimwengu” (</w:t>
       </w:r>
-      <w:hyperlink r:id="rId45">
-        <w:r>
-          <w:rPr>
-            <w:lang w:val="sw_KE" w:bidi="sw_KE"/>
-          </w:rPr>
-          <w:rPr>
-            <w:color w:val="0000EE"/>
-            <w:u w:val="single"/>
-          </w:rPr>
-          <w:t>Yohana 8:12</w:t>
-        </w:r>
-      </w:hyperlink>
-      <w:r>
-        <w:rPr>
-          <w:lang w:val="sw_KE" w:bidi="sw_KE"/>
-        </w:rPr>
-        <w:t xml:space="preserve">; </w:t>
-      </w:r>
-      <w:hyperlink r:id="rId96">
-        <w:r>
-          <w:rPr>
-            <w:lang w:val="sw_KE" w:bidi="sw_KE"/>
-          </w:rPr>
-          <w:rPr>
-            <w:color w:val="0000EE"/>
-            <w:u w:val="single"/>
-          </w:rPr>
-          <w:t>9:5</w:t>
-        </w:r>
-      </w:hyperlink>
-      <w:r>
-        <w:rPr>
-          <w:lang w:val="sw_KE" w:bidi="sw_KE"/>
-        </w:rPr>
-        <w:t xml:space="preserve">; </w:t>
-      </w:r>
-      <w:hyperlink r:id="rId47">
-        <w:r>
-          <w:rPr>
-            <w:lang w:val="sw_KE" w:bidi="sw_KE"/>
-          </w:rPr>
-          <w:rPr>
-            <w:color w:val="0000EE"/>
-            <w:u w:val="single"/>
-          </w:rPr>
-          <w:t>12:46</w:t>
-        </w:r>
-      </w:hyperlink>
+      <w:r>
+        <w:rPr>
+          <w:lang w:val="sw_KE" w:bidi="sw_KE"/>
+        </w:rPr>
+        <w:t>Yohana 8:12</w:t>
+      </w:r>
+      <w:r>
+        <w:rPr>
+          <w:lang w:val="sw_KE" w:bidi="sw_KE"/>
+        </w:rPr>
+        <w:t xml:space="preserve">; </w:t>
+      </w:r>
+      <w:r>
+        <w:rPr>
+          <w:lang w:val="sw_KE" w:bidi="sw_KE"/>
+        </w:rPr>
+        <w:t>9:5</w:t>
+      </w:r>
+      <w:r>
+        <w:rPr>
+          <w:lang w:val="sw_KE" w:bidi="sw_KE"/>
+        </w:rPr>
+        <w:t xml:space="preserve">; </w:t>
+      </w:r>
+      <w:r>
+        <w:rPr>
+          <w:lang w:val="sw_KE" w:bidi="sw_KE"/>
+        </w:rPr>
+        <w:t>12:46</w:t>
+      </w:r>
       <w:r>
         <w:rPr>
           <w:lang w:val="sw_KE" w:bidi="sw_KE"/>
         </w:rPr>
         <w:t>). Alileta ujumbe kutoka kwa Mungu, na pia alikuwa ujumbe huo (</w:t>
       </w:r>
-      <w:hyperlink r:id="rId97">
-        <w:r>
-          <w:rPr>
-            <w:lang w:val="sw_KE" w:bidi="sw_KE"/>
-          </w:rPr>
-          <w:rPr>
-            <w:color w:val="0000EE"/>
-            <w:u w:val="single"/>
-          </w:rPr>
-          <w:t>Yohana 1:1–10</w:t>
-        </w:r>
-      </w:hyperlink>
+      <w:r>
+        <w:rPr>
+          <w:lang w:val="sw_KE" w:bidi="sw_KE"/>
+        </w:rPr>
+        <w:t>Yohana 1:1–10</w:t>
+      </w:r>
       <w:r>
         <w:rPr>
           <w:lang w:val="sw_KE" w:bidi="sw_KE"/>
         </w:rPr>
         <w:t>). Wale wanaopokea ujumbe wake na kumwamini, Anawapa "haki ya kuwa watoto wa Mungu" (</w:t>
       </w:r>
-      <w:hyperlink r:id="rId98">
-        <w:r>
-          <w:rPr>
-            <w:lang w:val="sw_KE" w:bidi="sw_KE"/>
-          </w:rPr>
-          <w:rPr>
-            <w:color w:val="0000EE"/>
-            <w:u w:val="single"/>
-          </w:rPr>
-          <w:t>Yohana 1:9–12</w:t>
-        </w:r>
-      </w:hyperlink>
+      <w:r>
+        <w:rPr>
+          <w:lang w:val="sw_KE" w:bidi="sw_KE"/>
+        </w:rPr>
+        <w:t>Yohana 1:9–12</w:t>
+      </w:r>
       <w:r>
         <w:rPr>
           <w:lang w:val="sw_KE" w:bidi="sw_KE"/>
         </w:rPr>
         <w:t>). Nuru yake inawaangazia kiroho na wanakuja kumjua Mungu na wokovu wake (</w:t>
       </w:r>
-      <w:hyperlink r:id="rId43">
-        <w:r>
-          <w:rPr>
-            <w:lang w:val="sw_KE" w:bidi="sw_KE"/>
-          </w:rPr>
-          <w:rPr>
-            <w:color w:val="0000EE"/>
-            <w:u w:val="single"/>
-          </w:rPr>
-          <w:t>Mathayo 4:16</w:t>
-        </w:r>
-      </w:hyperlink>
-      <w:r>
-        <w:rPr>
-          <w:lang w:val="sw_KE" w:bidi="sw_KE"/>
-        </w:rPr>
-        <w:t xml:space="preserve">; </w:t>
-      </w:r>
-      <w:hyperlink r:id="rId99">
-        <w:r>
-          <w:rPr>
-            <w:lang w:val="sw_KE" w:bidi="sw_KE"/>
-          </w:rPr>
-          <w:rPr>
-            <w:color w:val="0000EE"/>
-            <w:u w:val="single"/>
-          </w:rPr>
-          <w:t>Luka 2:32</w:t>
-        </w:r>
-      </w:hyperlink>
-      <w:r>
-        <w:rPr>
-          <w:lang w:val="sw_KE" w:bidi="sw_KE"/>
-        </w:rPr>
-        <w:t xml:space="preserve">; </w:t>
-      </w:r>
-      <w:hyperlink r:id="rId100">
-        <w:r>
-          <w:rPr>
-            <w:lang w:val="sw_KE" w:bidi="sw_KE"/>
-          </w:rPr>
-          <w:rPr>
-            <w:color w:val="0000EE"/>
-            <w:u w:val="single"/>
-          </w:rPr>
-          <w:t>Matendo 13:47</w:t>
-        </w:r>
-      </w:hyperlink>
-      <w:r>
-        <w:rPr>
-          <w:lang w:val="sw_KE" w:bidi="sw_KE"/>
-        </w:rPr>
-        <w:t xml:space="preserve">; </w:t>
-      </w:r>
-      <w:hyperlink r:id="rId101">
-        <w:r>
-          <w:rPr>
-            <w:lang w:val="sw_KE" w:bidi="sw_KE"/>
-          </w:rPr>
-          <w:rPr>
-            <w:color w:val="0000EE"/>
-            <w:u w:val="single"/>
-          </w:rPr>
-          <w:t>26:18</w:t>
-        </w:r>
-      </w:hyperlink>
+      <w:r>
+        <w:rPr>
+          <w:lang w:val="sw_KE" w:bidi="sw_KE"/>
+        </w:rPr>
+        <w:t>Mathayo 4:16</w:t>
+      </w:r>
+      <w:r>
+        <w:rPr>
+          <w:lang w:val="sw_KE" w:bidi="sw_KE"/>
+        </w:rPr>
+        <w:t xml:space="preserve">; </w:t>
+      </w:r>
+      <w:r>
+        <w:rPr>
+          <w:lang w:val="sw_KE" w:bidi="sw_KE"/>
+        </w:rPr>
+        <w:t>Luka 2:32</w:t>
+      </w:r>
+      <w:r>
+        <w:rPr>
+          <w:lang w:val="sw_KE" w:bidi="sw_KE"/>
+        </w:rPr>
+        <w:t xml:space="preserve">; </w:t>
+      </w:r>
+      <w:r>
+        <w:rPr>
+          <w:lang w:val="sw_KE" w:bidi="sw_KE"/>
+        </w:rPr>
+        <w:t>Matendo 13:47</w:t>
+      </w:r>
+      <w:r>
+        <w:rPr>
+          <w:lang w:val="sw_KE" w:bidi="sw_KE"/>
+        </w:rPr>
+        <w:t xml:space="preserve">; </w:t>
+      </w:r>
+      <w:r>
+        <w:rPr>
+          <w:lang w:val="sw_KE" w:bidi="sw_KE"/>
+        </w:rPr>
+        <w:t>26:18</w:t>
+      </w:r>
       <w:r>
         <w:rPr>
           <w:lang w:val="sw_KE" w:bidi="sw_KE"/>
@@ -2120,72 +1550,48 @@
         </w:rPr>
         <w:t>Wao ni "wana wa nuru" (</w:t>
       </w:r>
-      <w:hyperlink r:id="rId102">
-        <w:r>
-          <w:rPr>
-            <w:lang w:val="sw_KE" w:bidi="sw_KE"/>
-          </w:rPr>
-          <w:rPr>
-            <w:color w:val="0000EE"/>
-            <w:u w:val="single"/>
-          </w:rPr>
-          <w:t>Yohana 12:36</w:t>
-        </w:r>
-      </w:hyperlink>
-      <w:r>
-        <w:rPr>
-          <w:lang w:val="sw_KE" w:bidi="sw_KE"/>
-        </w:rPr>
-        <w:t xml:space="preserve">; </w:t>
-      </w:r>
-      <w:hyperlink r:id="rId103">
-        <w:r>
-          <w:rPr>
-            <w:lang w:val="sw_KE" w:bidi="sw_KE"/>
-          </w:rPr>
-          <w:rPr>
-            <w:color w:val="0000EE"/>
-            <w:u w:val="single"/>
-          </w:rPr>
-          <w:t>1 Wathesalonike 5:5</w:t>
-        </w:r>
-      </w:hyperlink>
+      <w:r>
+        <w:rPr>
+          <w:lang w:val="sw_KE" w:bidi="sw_KE"/>
+        </w:rPr>
+        <w:t>Yohana 12:36</w:t>
+      </w:r>
+      <w:r>
+        <w:rPr>
+          <w:lang w:val="sw_KE" w:bidi="sw_KE"/>
+        </w:rPr>
+        <w:t xml:space="preserve">; </w:t>
+      </w:r>
+      <w:r>
+        <w:rPr>
+          <w:lang w:val="sw_KE" w:bidi="sw_KE"/>
+        </w:rPr>
+        <w:t>1 Wathesalonike 5:5</w:t>
+      </w:r>
       <w:r>
         <w:rPr>
           <w:lang w:val="sw_KE" w:bidi="sw_KE"/>
         </w:rPr>
         <w:t>). Wao "wanatembea katika nuru" (</w:t>
       </w:r>
-      <w:hyperlink r:id="rId95">
-        <w:r>
-          <w:rPr>
-            <w:lang w:val="sw_KE" w:bidi="sw_KE"/>
-          </w:rPr>
-          <w:rPr>
-            <w:color w:val="0000EE"/>
-            <w:u w:val="single"/>
-          </w:rPr>
-          <w:t>1 Yohana 1:7</w:t>
-        </w:r>
-      </w:hyperlink>
+      <w:r>
+        <w:rPr>
+          <w:lang w:val="sw_KE" w:bidi="sw_KE"/>
+        </w:rPr>
+        <w:t>1 Yohana 1:7</w:t>
+      </w:r>
       <w:r>
         <w:rPr>
           <w:lang w:val="sw_KE" w:bidi="sw_KE"/>
         </w:rPr>
         <w:t>). Matendo yao ni kama nuru—kwa kufanya yaliyo mema, sahihi, na ya kweli (</w:t>
       </w:r>
-      <w:hyperlink r:id="rId104">
-        <w:r>
-          <w:rPr>
-            <w:lang w:val="sw_KE" w:bidi="sw_KE"/>
-          </w:rPr>
-          <w:rPr>
-            <w:color w:val="0000EE"/>
-            <w:u w:val="single"/>
-          </w:rPr>
-          <w:t>Waefeso 5:8–9</w:t>
-        </w:r>
-      </w:hyperlink>
+      <w:r>
+        <w:rPr>
+          <w:lang w:val="sw_KE" w:bidi="sw_KE"/>
+        </w:rPr>
+        <w:t>Waefeso 5:8–9</w:t>
+      </w:r>
       <w:r>
         <w:rPr>
           <w:lang w:val="sw_KE" w:bidi="sw_KE"/>
@@ -2215,882 +1621,588 @@
           <w:lang w:val="sw_KE" w:bidi="sw_KE"/>
         </w:rPr>
       </w:r>
-      <w:hyperlink r:id="rId105">
-        <w:r>
-          <w:rPr>
-            <w:lang w:val="sw_KE" w:bidi="sw_KE"/>
-          </w:rPr>
-          <w:rPr>
-            <w:color w:val="0000EE"/>
-            <w:u w:val="single"/>
-          </w:rPr>
-          <w:t>Mwanzo 1:3–5</w:t>
-        </w:r>
-      </w:hyperlink>
+      <w:r>
+        <w:rPr>
+          <w:lang w:val="sw_KE" w:bidi="sw_KE"/>
+        </w:rPr>
+        <w:t>Mwanzo 1:3–5</w:t>
+      </w:r>
       <w:r>
         <w:rPr>
           <w:lang w:val="sw_KE" w:bidi="sw_KE"/>
         </w:rPr>
         <w:t xml:space="preserve">, </w:t>
       </w:r>
-      <w:hyperlink r:id="rId106">
-        <w:r>
-          <w:rPr>
-            <w:lang w:val="sw_KE" w:bidi="sw_KE"/>
-          </w:rPr>
-          <w:rPr>
-            <w:color w:val="0000EE"/>
-            <w:u w:val="single"/>
-          </w:rPr>
-          <w:t>14–18</w:t>
-        </w:r>
-      </w:hyperlink>
-      <w:r>
-        <w:rPr>
-          <w:lang w:val="sw_KE" w:bidi="sw_KE"/>
-        </w:rPr>
-        <w:t xml:space="preserve">; </w:t>
-      </w:r>
-      <w:hyperlink r:id="rId27">
-        <w:r>
-          <w:rPr>
-            <w:lang w:val="sw_KE" w:bidi="sw_KE"/>
-          </w:rPr>
-          <w:rPr>
-            <w:color w:val="0000EE"/>
-            <w:u w:val="single"/>
-          </w:rPr>
-          <w:t>15:12</w:t>
-        </w:r>
-      </w:hyperlink>
-      <w:r>
-        <w:rPr>
-          <w:lang w:val="sw_KE" w:bidi="sw_KE"/>
-        </w:rPr>
-        <w:t xml:space="preserve">; </w:t>
-      </w:r>
-      <w:hyperlink r:id="rId16">
-        <w:r>
-          <w:rPr>
-            <w:lang w:val="sw_KE" w:bidi="sw_KE"/>
-          </w:rPr>
-          <w:rPr>
-            <w:color w:val="0000EE"/>
-            <w:u w:val="single"/>
-          </w:rPr>
-          <w:t>Kutoka 10:21–23</w:t>
-        </w:r>
-      </w:hyperlink>
-      <w:r>
-        <w:rPr>
-          <w:lang w:val="sw_KE" w:bidi="sw_KE"/>
-        </w:rPr>
-        <w:t xml:space="preserve">; </w:t>
-      </w:r>
-      <w:hyperlink r:id="rId78">
-        <w:r>
-          <w:rPr>
-            <w:lang w:val="sw_KE" w:bidi="sw_KE"/>
-          </w:rPr>
-          <w:rPr>
-            <w:color w:val="0000EE"/>
-            <w:u w:val="single"/>
-          </w:rPr>
-          <w:t>14:20</w:t>
-        </w:r>
-      </w:hyperlink>
-      <w:r>
-        <w:rPr>
-          <w:lang w:val="sw_KE" w:bidi="sw_KE"/>
-        </w:rPr>
-        <w:t xml:space="preserve">; </w:t>
-      </w:r>
-      <w:hyperlink r:id="rId17">
-        <w:r>
-          <w:rPr>
-            <w:lang w:val="sw_KE" w:bidi="sw_KE"/>
-          </w:rPr>
-          <w:rPr>
-            <w:color w:val="0000EE"/>
-            <w:u w:val="single"/>
-          </w:rPr>
-          <w:t>20:21</w:t>
-        </w:r>
-      </w:hyperlink>
-      <w:r>
-        <w:rPr>
-          <w:lang w:val="sw_KE" w:bidi="sw_KE"/>
-        </w:rPr>
-        <w:t xml:space="preserve">; </w:t>
-      </w:r>
-      <w:hyperlink r:id="rId107">
-        <w:r>
-          <w:rPr>
-            <w:lang w:val="sw_KE" w:bidi="sw_KE"/>
-          </w:rPr>
-          <w:rPr>
-            <w:color w:val="0000EE"/>
-            <w:u w:val="single"/>
-          </w:rPr>
-          <w:t>2 Samweli 22:10–13</w:t>
-        </w:r>
-      </w:hyperlink>
-      <w:r>
-        <w:rPr>
-          <w:lang w:val="sw_KE" w:bidi="sw_KE"/>
-        </w:rPr>
-        <w:t xml:space="preserve">; </w:t>
-      </w:r>
-      <w:hyperlink r:id="rId23">
-        <w:r>
-          <w:rPr>
-            <w:lang w:val="sw_KE" w:bidi="sw_KE"/>
-          </w:rPr>
-          <w:rPr>
-            <w:color w:val="0000EE"/>
-            <w:u w:val="single"/>
-          </w:rPr>
-          <w:t>1 Wafalme 8:12</w:t>
-        </w:r>
-      </w:hyperlink>
-      <w:r>
-        <w:rPr>
-          <w:lang w:val="sw_KE" w:bidi="sw_KE"/>
-        </w:rPr>
-        <w:t xml:space="preserve">; </w:t>
-      </w:r>
-      <w:hyperlink r:id="rId108">
-        <w:r>
-          <w:rPr>
-            <w:lang w:val="sw_KE" w:bidi="sw_KE"/>
-          </w:rPr>
-          <w:rPr>
-            <w:color w:val="0000EE"/>
-            <w:u w:val="single"/>
-          </w:rPr>
-          <w:t>Ayubu 3:3–7</w:t>
-        </w:r>
-      </w:hyperlink>
-      <w:r>
-        <w:rPr>
-          <w:lang w:val="sw_KE" w:bidi="sw_KE"/>
-        </w:rPr>
-        <w:t xml:space="preserve">; </w:t>
-      </w:r>
-      <w:hyperlink r:id="rId109">
-        <w:r>
-          <w:rPr>
-            <w:lang w:val="sw_KE" w:bidi="sw_KE"/>
-          </w:rPr>
-          <w:rPr>
-            <w:color w:val="0000EE"/>
-            <w:u w:val="single"/>
-          </w:rPr>
-          <w:t>12:22–25</w:t>
-        </w:r>
-      </w:hyperlink>
-      <w:r>
-        <w:rPr>
-          <w:lang w:val="sw_KE" w:bidi="sw_KE"/>
-        </w:rPr>
-        <w:t xml:space="preserve">; </w:t>
-      </w:r>
-      <w:hyperlink r:id="rId110">
-        <w:r>
-          <w:rPr>
-            <w:lang w:val="sw_KE" w:bidi="sw_KE"/>
-          </w:rPr>
-          <w:rPr>
-            <w:color w:val="0000EE"/>
-            <w:u w:val="single"/>
-          </w:rPr>
-          <w:t>15:22</w:t>
-        </w:r>
-      </w:hyperlink>
-      <w:r>
-        <w:rPr>
-          <w:lang w:val="sw_KE" w:bidi="sw_KE"/>
-        </w:rPr>
-        <w:t xml:space="preserve">; </w:t>
-      </w:r>
-      <w:hyperlink r:id="rId37">
-        <w:r>
-          <w:rPr>
-            <w:lang w:val="sw_KE" w:bidi="sw_KE"/>
-          </w:rPr>
-          <w:rPr>
-            <w:color w:val="0000EE"/>
-            <w:u w:val="single"/>
-          </w:rPr>
-          <w:t>17:12–13</w:t>
-        </w:r>
-      </w:hyperlink>
-      <w:r>
-        <w:rPr>
-          <w:lang w:val="sw_KE" w:bidi="sw_KE"/>
-        </w:rPr>
-        <w:t xml:space="preserve">; </w:t>
-      </w:r>
-      <w:hyperlink r:id="rId111">
-        <w:r>
-          <w:rPr>
-            <w:lang w:val="sw_KE" w:bidi="sw_KE"/>
-          </w:rPr>
-          <w:rPr>
-            <w:color w:val="0000EE"/>
-            <w:u w:val="single"/>
-          </w:rPr>
-          <w:t>34:22</w:t>
-        </w:r>
-      </w:hyperlink>
-      <w:r>
-        <w:rPr>
-          <w:lang w:val="sw_KE" w:bidi="sw_KE"/>
-        </w:rPr>
-        <w:t xml:space="preserve">; </w:t>
-      </w:r>
-      <w:hyperlink r:id="rId21">
-        <w:r>
-          <w:rPr>
-            <w:lang w:val="sw_KE" w:bidi="sw_KE"/>
-          </w:rPr>
-          <w:rPr>
-            <w:color w:val="0000EE"/>
-            <w:u w:val="single"/>
-          </w:rPr>
-          <w:t>Zaburi 18:11</w:t>
-        </w:r>
-      </w:hyperlink>
+      <w:r>
+        <w:rPr>
+          <w:lang w:val="sw_KE" w:bidi="sw_KE"/>
+        </w:rPr>
+        <w:t>14–18</w:t>
+      </w:r>
+      <w:r>
+        <w:rPr>
+          <w:lang w:val="sw_KE" w:bidi="sw_KE"/>
+        </w:rPr>
+        <w:t xml:space="preserve">; </w:t>
+      </w:r>
+      <w:r>
+        <w:rPr>
+          <w:lang w:val="sw_KE" w:bidi="sw_KE"/>
+        </w:rPr>
+        <w:t>15:12</w:t>
+      </w:r>
+      <w:r>
+        <w:rPr>
+          <w:lang w:val="sw_KE" w:bidi="sw_KE"/>
+        </w:rPr>
+        <w:t xml:space="preserve">; </w:t>
+      </w:r>
+      <w:r>
+        <w:rPr>
+          <w:lang w:val="sw_KE" w:bidi="sw_KE"/>
+        </w:rPr>
+        <w:t>Kutoka 10:21–23</w:t>
+      </w:r>
+      <w:r>
+        <w:rPr>
+          <w:lang w:val="sw_KE" w:bidi="sw_KE"/>
+        </w:rPr>
+        <w:t xml:space="preserve">; </w:t>
+      </w:r>
+      <w:r>
+        <w:rPr>
+          <w:lang w:val="sw_KE" w:bidi="sw_KE"/>
+        </w:rPr>
+        <w:t>14:20</w:t>
+      </w:r>
+      <w:r>
+        <w:rPr>
+          <w:lang w:val="sw_KE" w:bidi="sw_KE"/>
+        </w:rPr>
+        <w:t xml:space="preserve">; </w:t>
+      </w:r>
+      <w:r>
+        <w:rPr>
+          <w:lang w:val="sw_KE" w:bidi="sw_KE"/>
+        </w:rPr>
+        <w:t>20:21</w:t>
+      </w:r>
+      <w:r>
+        <w:rPr>
+          <w:lang w:val="sw_KE" w:bidi="sw_KE"/>
+        </w:rPr>
+        <w:t xml:space="preserve">; </w:t>
+      </w:r>
+      <w:r>
+        <w:rPr>
+          <w:lang w:val="sw_KE" w:bidi="sw_KE"/>
+        </w:rPr>
+        <w:t>2 Samweli 22:10–13</w:t>
+      </w:r>
+      <w:r>
+        <w:rPr>
+          <w:lang w:val="sw_KE" w:bidi="sw_KE"/>
+        </w:rPr>
+        <w:t xml:space="preserve">; </w:t>
+      </w:r>
+      <w:r>
+        <w:rPr>
+          <w:lang w:val="sw_KE" w:bidi="sw_KE"/>
+        </w:rPr>
+        <w:t>1 Wafalme 8:12</w:t>
+      </w:r>
+      <w:r>
+        <w:rPr>
+          <w:lang w:val="sw_KE" w:bidi="sw_KE"/>
+        </w:rPr>
+        <w:t xml:space="preserve">; </w:t>
+      </w:r>
+      <w:r>
+        <w:rPr>
+          <w:lang w:val="sw_KE" w:bidi="sw_KE"/>
+        </w:rPr>
+        <w:t>Ayubu 3:3–7</w:t>
+      </w:r>
+      <w:r>
+        <w:rPr>
+          <w:lang w:val="sw_KE" w:bidi="sw_KE"/>
+        </w:rPr>
+        <w:t xml:space="preserve">; </w:t>
+      </w:r>
+      <w:r>
+        <w:rPr>
+          <w:lang w:val="sw_KE" w:bidi="sw_KE"/>
+        </w:rPr>
+        <w:t>12:22–25</w:t>
+      </w:r>
+      <w:r>
+        <w:rPr>
+          <w:lang w:val="sw_KE" w:bidi="sw_KE"/>
+        </w:rPr>
+        <w:t xml:space="preserve">; </w:t>
+      </w:r>
+      <w:r>
+        <w:rPr>
+          <w:lang w:val="sw_KE" w:bidi="sw_KE"/>
+        </w:rPr>
+        <w:t>15:22</w:t>
+      </w:r>
+      <w:r>
+        <w:rPr>
+          <w:lang w:val="sw_KE" w:bidi="sw_KE"/>
+        </w:rPr>
+        <w:t xml:space="preserve">; </w:t>
+      </w:r>
+      <w:r>
+        <w:rPr>
+          <w:lang w:val="sw_KE" w:bidi="sw_KE"/>
+        </w:rPr>
+        <w:t>17:12–13</w:t>
+      </w:r>
+      <w:r>
+        <w:rPr>
+          <w:lang w:val="sw_KE" w:bidi="sw_KE"/>
+        </w:rPr>
+        <w:t xml:space="preserve">; </w:t>
+      </w:r>
+      <w:r>
+        <w:rPr>
+          <w:lang w:val="sw_KE" w:bidi="sw_KE"/>
+        </w:rPr>
+        <w:t>34:22</w:t>
+      </w:r>
+      <w:r>
+        <w:rPr>
+          <w:lang w:val="sw_KE" w:bidi="sw_KE"/>
+        </w:rPr>
+        <w:t xml:space="preserve">; </w:t>
+      </w:r>
+      <w:r>
+        <w:rPr>
+          <w:lang w:val="sw_KE" w:bidi="sw_KE"/>
+        </w:rPr>
+        <w:t>Zaburi 18:11</w:t>
+      </w:r>
       <w:r>
         <w:rPr>
           <w:lang w:val="sw_KE" w:bidi="sw_KE"/>
         </w:rPr>
         <w:t xml:space="preserve">, </w:t>
       </w:r>
-      <w:hyperlink r:id="rId83">
-        <w:r>
-          <w:rPr>
-            <w:lang w:val="sw_KE" w:bidi="sw_KE"/>
-          </w:rPr>
-          <w:rPr>
-            <w:color w:val="0000EE"/>
-            <w:u w:val="single"/>
-          </w:rPr>
-          <w:t>28</w:t>
-        </w:r>
-      </w:hyperlink>
-      <w:r>
-        <w:rPr>
-          <w:lang w:val="sw_KE" w:bidi="sw_KE"/>
-        </w:rPr>
-        <w:t xml:space="preserve">; </w:t>
-      </w:r>
-      <w:hyperlink r:id="rId90">
-        <w:r>
-          <w:rPr>
-            <w:lang w:val="sw_KE" w:bidi="sw_KE"/>
-          </w:rPr>
-          <w:rPr>
-            <w:color w:val="0000EE"/>
-            <w:u w:val="single"/>
-          </w:rPr>
-          <w:t>27:1</w:t>
-        </w:r>
-      </w:hyperlink>
-      <w:r>
-        <w:rPr>
-          <w:lang w:val="sw_KE" w:bidi="sw_KE"/>
-        </w:rPr>
-        <w:t xml:space="preserve">; </w:t>
-      </w:r>
-      <w:hyperlink r:id="rId112">
-        <w:r>
-          <w:rPr>
-            <w:lang w:val="sw_KE" w:bidi="sw_KE"/>
-          </w:rPr>
-          <w:rPr>
-            <w:color w:val="0000EE"/>
-            <w:u w:val="single"/>
-          </w:rPr>
-          <w:t>97:2–6</w:t>
-        </w:r>
-      </w:hyperlink>
-      <w:r>
-        <w:rPr>
-          <w:lang w:val="sw_KE" w:bidi="sw_KE"/>
-        </w:rPr>
-        <w:t xml:space="preserve">; </w:t>
-      </w:r>
-      <w:hyperlink r:id="rId40">
-        <w:r>
-          <w:rPr>
-            <w:lang w:val="sw_KE" w:bidi="sw_KE"/>
-          </w:rPr>
-          <w:rPr>
-            <w:color w:val="0000EE"/>
-            <w:u w:val="single"/>
-          </w:rPr>
-          <w:t>139:11–12</w:t>
-        </w:r>
-      </w:hyperlink>
-      <w:r>
-        <w:rPr>
-          <w:lang w:val="sw_KE" w:bidi="sw_KE"/>
-        </w:rPr>
-        <w:t xml:space="preserve">; </w:t>
-      </w:r>
-      <w:hyperlink r:id="rId51">
-        <w:r>
-          <w:rPr>
-            <w:lang w:val="sw_KE" w:bidi="sw_KE"/>
-          </w:rPr>
-          <w:rPr>
-            <w:color w:val="0000EE"/>
-            <w:u w:val="single"/>
-          </w:rPr>
-          <w:t>Mithali 2:13</w:t>
-        </w:r>
-      </w:hyperlink>
-      <w:r>
-        <w:rPr>
-          <w:lang w:val="sw_KE" w:bidi="sw_KE"/>
-        </w:rPr>
-        <w:t xml:space="preserve">; </w:t>
-      </w:r>
-      <w:hyperlink r:id="rId113">
-        <w:r>
-          <w:rPr>
-            <w:lang w:val="sw_KE" w:bidi="sw_KE"/>
-          </w:rPr>
-          <w:rPr>
-            <w:color w:val="0000EE"/>
-            <w:u w:val="single"/>
-          </w:rPr>
-          <w:t>4:18–19</w:t>
-        </w:r>
-      </w:hyperlink>
-      <w:r>
-        <w:rPr>
-          <w:lang w:val="sw_KE" w:bidi="sw_KE"/>
-        </w:rPr>
-        <w:t xml:space="preserve">; </w:t>
-      </w:r>
-      <w:hyperlink r:id="rId114">
-        <w:r>
-          <w:rPr>
-            <w:lang w:val="sw_KE" w:bidi="sw_KE"/>
-          </w:rPr>
-          <w:rPr>
-            <w:color w:val="0000EE"/>
-            <w:u w:val="single"/>
-          </w:rPr>
-          <w:t>Mhubiri 11:7–8</w:t>
-        </w:r>
-      </w:hyperlink>
-      <w:r>
-        <w:rPr>
-          <w:lang w:val="sw_KE" w:bidi="sw_KE"/>
-        </w:rPr>
-        <w:t xml:space="preserve">; </w:t>
-      </w:r>
-      <w:hyperlink r:id="rId53">
-        <w:r>
-          <w:rPr>
-            <w:lang w:val="sw_KE" w:bidi="sw_KE"/>
-          </w:rPr>
-          <w:rPr>
-            <w:color w:val="0000EE"/>
-            <w:u w:val="single"/>
-          </w:rPr>
-          <w:t>Isaiah 5:20</w:t>
-        </w:r>
-      </w:hyperlink>
-      <w:r>
-        <w:rPr>
-          <w:lang w:val="sw_KE" w:bidi="sw_KE"/>
-        </w:rPr>
-        <w:t xml:space="preserve">; </w:t>
-      </w:r>
-      <w:hyperlink r:id="rId59">
-        <w:r>
-          <w:rPr>
-            <w:lang w:val="sw_KE" w:bidi="sw_KE"/>
-          </w:rPr>
-          <w:rPr>
-            <w:color w:val="0000EE"/>
-            <w:u w:val="single"/>
-          </w:rPr>
-          <w:t>9:2</w:t>
-        </w:r>
-      </w:hyperlink>
-      <w:r>
-        <w:rPr>
-          <w:lang w:val="sw_KE" w:bidi="sw_KE"/>
-        </w:rPr>
-        <w:t xml:space="preserve">; </w:t>
-      </w:r>
-      <w:hyperlink r:id="rId115">
-        <w:r>
-          <w:rPr>
-            <w:lang w:val="sw_KE" w:bidi="sw_KE"/>
-          </w:rPr>
-          <w:rPr>
-            <w:color w:val="0000EE"/>
-            <w:u w:val="single"/>
-          </w:rPr>
-          <w:t>29:15</w:t>
-        </w:r>
-      </w:hyperlink>
-      <w:r>
-        <w:rPr>
-          <w:lang w:val="sw_KE" w:bidi="sw_KE"/>
-        </w:rPr>
-        <w:t xml:space="preserve">; </w:t>
-      </w:r>
-      <w:hyperlink r:id="rId89">
-        <w:r>
-          <w:rPr>
-            <w:lang w:val="sw_KE" w:bidi="sw_KE"/>
-          </w:rPr>
-          <w:rPr>
-            <w:color w:val="0000EE"/>
-            <w:u w:val="single"/>
-          </w:rPr>
-          <w:t>51:4</w:t>
-        </w:r>
-      </w:hyperlink>
-      <w:r>
-        <w:rPr>
-          <w:lang w:val="sw_KE" w:bidi="sw_KE"/>
-        </w:rPr>
-        <w:t xml:space="preserve">; </w:t>
-      </w:r>
-      <w:hyperlink r:id="rId116">
-        <w:r>
-          <w:rPr>
-            <w:lang w:val="sw_KE" w:bidi="sw_KE"/>
-          </w:rPr>
-          <w:rPr>
-            <w:color w:val="0000EE"/>
-            <w:u w:val="single"/>
-          </w:rPr>
-          <w:t>60:2–3</w:t>
-        </w:r>
-      </w:hyperlink>
+      <w:r>
+        <w:rPr>
+          <w:lang w:val="sw_KE" w:bidi="sw_KE"/>
+        </w:rPr>
+        <w:t>28</w:t>
+      </w:r>
+      <w:r>
+        <w:rPr>
+          <w:lang w:val="sw_KE" w:bidi="sw_KE"/>
+        </w:rPr>
+        <w:t xml:space="preserve">; </w:t>
+      </w:r>
+      <w:r>
+        <w:rPr>
+          <w:lang w:val="sw_KE" w:bidi="sw_KE"/>
+        </w:rPr>
+        <w:t>27:1</w:t>
+      </w:r>
+      <w:r>
+        <w:rPr>
+          <w:lang w:val="sw_KE" w:bidi="sw_KE"/>
+        </w:rPr>
+        <w:t xml:space="preserve">; </w:t>
+      </w:r>
+      <w:r>
+        <w:rPr>
+          <w:lang w:val="sw_KE" w:bidi="sw_KE"/>
+        </w:rPr>
+        <w:t>97:2–6</w:t>
+      </w:r>
+      <w:r>
+        <w:rPr>
+          <w:lang w:val="sw_KE" w:bidi="sw_KE"/>
+        </w:rPr>
+        <w:t xml:space="preserve">; </w:t>
+      </w:r>
+      <w:r>
+        <w:rPr>
+          <w:lang w:val="sw_KE" w:bidi="sw_KE"/>
+        </w:rPr>
+        <w:t>139:11–12</w:t>
+      </w:r>
+      <w:r>
+        <w:rPr>
+          <w:lang w:val="sw_KE" w:bidi="sw_KE"/>
+        </w:rPr>
+        <w:t xml:space="preserve">; </w:t>
+      </w:r>
+      <w:r>
+        <w:rPr>
+          <w:lang w:val="sw_KE" w:bidi="sw_KE"/>
+        </w:rPr>
+        <w:t>Mithali 2:13</w:t>
+      </w:r>
+      <w:r>
+        <w:rPr>
+          <w:lang w:val="sw_KE" w:bidi="sw_KE"/>
+        </w:rPr>
+        <w:t xml:space="preserve">; </w:t>
+      </w:r>
+      <w:r>
+        <w:rPr>
+          <w:lang w:val="sw_KE" w:bidi="sw_KE"/>
+        </w:rPr>
+        <w:t>4:18–19</w:t>
+      </w:r>
+      <w:r>
+        <w:rPr>
+          <w:lang w:val="sw_KE" w:bidi="sw_KE"/>
+        </w:rPr>
+        <w:t xml:space="preserve">; </w:t>
+      </w:r>
+      <w:r>
+        <w:rPr>
+          <w:lang w:val="sw_KE" w:bidi="sw_KE"/>
+        </w:rPr>
+        <w:t>Mhubiri 11:7–8</w:t>
+      </w:r>
+      <w:r>
+        <w:rPr>
+          <w:lang w:val="sw_KE" w:bidi="sw_KE"/>
+        </w:rPr>
+        <w:t xml:space="preserve">; </w:t>
+      </w:r>
+      <w:r>
+        <w:rPr>
+          <w:lang w:val="sw_KE" w:bidi="sw_KE"/>
+        </w:rPr>
+        <w:t>Isaiah 5:20</w:t>
+      </w:r>
+      <w:r>
+        <w:rPr>
+          <w:lang w:val="sw_KE" w:bidi="sw_KE"/>
+        </w:rPr>
+        <w:t xml:space="preserve">; </w:t>
+      </w:r>
+      <w:r>
+        <w:rPr>
+          <w:lang w:val="sw_KE" w:bidi="sw_KE"/>
+        </w:rPr>
+        <w:t>9:2</w:t>
+      </w:r>
+      <w:r>
+        <w:rPr>
+          <w:lang w:val="sw_KE" w:bidi="sw_KE"/>
+        </w:rPr>
+        <w:t xml:space="preserve">; </w:t>
+      </w:r>
+      <w:r>
+        <w:rPr>
+          <w:lang w:val="sw_KE" w:bidi="sw_KE"/>
+        </w:rPr>
+        <w:t>29:15</w:t>
+      </w:r>
+      <w:r>
+        <w:rPr>
+          <w:lang w:val="sw_KE" w:bidi="sw_KE"/>
+        </w:rPr>
+        <w:t xml:space="preserve">; </w:t>
+      </w:r>
+      <w:r>
+        <w:rPr>
+          <w:lang w:val="sw_KE" w:bidi="sw_KE"/>
+        </w:rPr>
+        <w:t>51:4</w:t>
+      </w:r>
+      <w:r>
+        <w:rPr>
+          <w:lang w:val="sw_KE" w:bidi="sw_KE"/>
+        </w:rPr>
+        <w:t xml:space="preserve">; </w:t>
+      </w:r>
+      <w:r>
+        <w:rPr>
+          <w:lang w:val="sw_KE" w:bidi="sw_KE"/>
+        </w:rPr>
+        <w:t>60:2–3</w:t>
+      </w:r>
       <w:r>
         <w:rPr>
           <w:lang w:val="sw_KE" w:bidi="sw_KE"/>
         </w:rPr>
         <w:t xml:space="preserve">, </w:t>
       </w:r>
-      <w:hyperlink r:id="rId91">
-        <w:r>
-          <w:rPr>
-            <w:lang w:val="sw_KE" w:bidi="sw_KE"/>
-          </w:rPr>
-          <w:rPr>
-            <w:color w:val="0000EE"/>
-            <w:u w:val="single"/>
-          </w:rPr>
-          <w:t>19–20</w:t>
-        </w:r>
-      </w:hyperlink>
-      <w:r>
-        <w:rPr>
-          <w:lang w:val="sw_KE" w:bidi="sw_KE"/>
-        </w:rPr>
-        <w:t xml:space="preserve">; </w:t>
-      </w:r>
-      <w:hyperlink r:id="rId92">
-        <w:r>
-          <w:rPr>
-            <w:lang w:val="sw_KE" w:bidi="sw_KE"/>
-          </w:rPr>
-          <w:rPr>
-            <w:color w:val="0000EE"/>
-            <w:u w:val="single"/>
-          </w:rPr>
-          <w:t>Danieli 2:22</w:t>
-        </w:r>
-      </w:hyperlink>
-      <w:r>
-        <w:rPr>
-          <w:lang w:val="sw_KE" w:bidi="sw_KE"/>
-        </w:rPr>
-        <w:t xml:space="preserve">; </w:t>
-      </w:r>
-      <w:hyperlink r:id="rId94">
-        <w:r>
-          <w:rPr>
-            <w:lang w:val="sw_KE" w:bidi="sw_KE"/>
-          </w:rPr>
-          <w:rPr>
-            <w:color w:val="0000EE"/>
-            <w:u w:val="single"/>
-          </w:rPr>
-          <w:t>Mika 7:8–9</w:t>
-        </w:r>
-      </w:hyperlink>
-      <w:r>
-        <w:rPr>
-          <w:lang w:val="sw_KE" w:bidi="sw_KE"/>
-        </w:rPr>
-        <w:t xml:space="preserve">; </w:t>
-      </w:r>
-      <w:hyperlink r:id="rId43">
-        <w:r>
-          <w:rPr>
-            <w:lang w:val="sw_KE" w:bidi="sw_KE"/>
-          </w:rPr>
-          <w:rPr>
-            <w:color w:val="0000EE"/>
-            <w:u w:val="single"/>
-          </w:rPr>
-          <w:t>Mathayo 4:16</w:t>
-        </w:r>
-      </w:hyperlink>
-      <w:r>
-        <w:rPr>
-          <w:lang w:val="sw_KE" w:bidi="sw_KE"/>
-        </w:rPr>
-        <w:t xml:space="preserve">; </w:t>
-      </w:r>
-      <w:hyperlink r:id="rId117">
-        <w:r>
-          <w:rPr>
-            <w:lang w:val="sw_KE" w:bidi="sw_KE"/>
-          </w:rPr>
-          <w:rPr>
-            <w:color w:val="0000EE"/>
-            <w:u w:val="single"/>
-          </w:rPr>
-          <w:t>6:22–23</w:t>
-        </w:r>
-      </w:hyperlink>
-      <w:r>
-        <w:rPr>
-          <w:lang w:val="sw_KE" w:bidi="sw_KE"/>
-        </w:rPr>
-        <w:t xml:space="preserve">; </w:t>
-      </w:r>
-      <w:hyperlink r:id="rId67">
-        <w:r>
-          <w:rPr>
-            <w:lang w:val="sw_KE" w:bidi="sw_KE"/>
-          </w:rPr>
-          <w:rPr>
-            <w:color w:val="0000EE"/>
-            <w:u w:val="single"/>
-          </w:rPr>
-          <w:t>8:12</w:t>
-        </w:r>
-      </w:hyperlink>
-      <w:r>
-        <w:rPr>
-          <w:lang w:val="sw_KE" w:bidi="sw_KE"/>
-        </w:rPr>
-        <w:t xml:space="preserve">; </w:t>
-      </w:r>
-      <w:hyperlink r:id="rId118">
-        <w:r>
-          <w:rPr>
-            <w:lang w:val="sw_KE" w:bidi="sw_KE"/>
-          </w:rPr>
-          <w:rPr>
-            <w:color w:val="0000EE"/>
-            <w:u w:val="single"/>
-          </w:rPr>
-          <w:t>Luka 1:78–79</w:t>
-        </w:r>
-      </w:hyperlink>
-      <w:r>
-        <w:rPr>
-          <w:lang w:val="sw_KE" w:bidi="sw_KE"/>
-        </w:rPr>
-        <w:t xml:space="preserve">; </w:t>
-      </w:r>
-      <w:hyperlink r:id="rId99">
-        <w:r>
-          <w:rPr>
-            <w:lang w:val="sw_KE" w:bidi="sw_KE"/>
-          </w:rPr>
-          <w:rPr>
-            <w:color w:val="0000EE"/>
-            <w:u w:val="single"/>
-          </w:rPr>
-          <w:t>2:32</w:t>
-        </w:r>
-      </w:hyperlink>
-      <w:r>
-        <w:rPr>
-          <w:lang w:val="sw_KE" w:bidi="sw_KE"/>
-        </w:rPr>
-        <w:t xml:space="preserve">; </w:t>
-      </w:r>
-      <w:hyperlink r:id="rId119">
-        <w:r>
-          <w:rPr>
-            <w:lang w:val="sw_KE" w:bidi="sw_KE"/>
-          </w:rPr>
-          <w:rPr>
-            <w:color w:val="0000EE"/>
-            <w:u w:val="single"/>
-          </w:rPr>
-          <w:t>Yohana 1:4–9</w:t>
-        </w:r>
-      </w:hyperlink>
-      <w:r>
-        <w:rPr>
-          <w:lang w:val="sw_KE" w:bidi="sw_KE"/>
-        </w:rPr>
-        <w:t xml:space="preserve">; </w:t>
-      </w:r>
-      <w:hyperlink r:id="rId45">
-        <w:r>
-          <w:rPr>
-            <w:lang w:val="sw_KE" w:bidi="sw_KE"/>
-          </w:rPr>
-          <w:rPr>
-            <w:color w:val="0000EE"/>
-            <w:u w:val="single"/>
-          </w:rPr>
-          <w:t>8:12</w:t>
-        </w:r>
-      </w:hyperlink>
-      <w:r>
-        <w:rPr>
-          <w:lang w:val="sw_KE" w:bidi="sw_KE"/>
-        </w:rPr>
-        <w:t xml:space="preserve">; </w:t>
-      </w:r>
-      <w:hyperlink r:id="rId96">
-        <w:r>
-          <w:rPr>
-            <w:lang w:val="sw_KE" w:bidi="sw_KE"/>
-          </w:rPr>
-          <w:rPr>
-            <w:color w:val="0000EE"/>
-            <w:u w:val="single"/>
-          </w:rPr>
-          <w:t>9:5</w:t>
-        </w:r>
-      </w:hyperlink>
-      <w:r>
-        <w:rPr>
-          <w:lang w:val="sw_KE" w:bidi="sw_KE"/>
-        </w:rPr>
-        <w:t xml:space="preserve">; </w:t>
-      </w:r>
-      <w:hyperlink r:id="rId120">
-        <w:r>
-          <w:rPr>
-            <w:lang w:val="sw_KE" w:bidi="sw_KE"/>
-          </w:rPr>
-          <w:rPr>
-            <w:color w:val="0000EE"/>
-            <w:u w:val="single"/>
-          </w:rPr>
-          <w:t>12:35–36</w:t>
-        </w:r>
-      </w:hyperlink>
+      <w:r>
+        <w:rPr>
+          <w:lang w:val="sw_KE" w:bidi="sw_KE"/>
+        </w:rPr>
+        <w:t>19–20</w:t>
+      </w:r>
+      <w:r>
+        <w:rPr>
+          <w:lang w:val="sw_KE" w:bidi="sw_KE"/>
+        </w:rPr>
+        <w:t xml:space="preserve">; </w:t>
+      </w:r>
+      <w:r>
+        <w:rPr>
+          <w:lang w:val="sw_KE" w:bidi="sw_KE"/>
+        </w:rPr>
+        <w:t>Danieli 2:22</w:t>
+      </w:r>
+      <w:r>
+        <w:rPr>
+          <w:lang w:val="sw_KE" w:bidi="sw_KE"/>
+        </w:rPr>
+        <w:t xml:space="preserve">; </w:t>
+      </w:r>
+      <w:r>
+        <w:rPr>
+          <w:lang w:val="sw_KE" w:bidi="sw_KE"/>
+        </w:rPr>
+        <w:t>Mika 7:8–9</w:t>
+      </w:r>
+      <w:r>
+        <w:rPr>
+          <w:lang w:val="sw_KE" w:bidi="sw_KE"/>
+        </w:rPr>
+        <w:t xml:space="preserve">; </w:t>
+      </w:r>
+      <w:r>
+        <w:rPr>
+          <w:lang w:val="sw_KE" w:bidi="sw_KE"/>
+        </w:rPr>
+        <w:t>Mathayo 4:16</w:t>
+      </w:r>
+      <w:r>
+        <w:rPr>
+          <w:lang w:val="sw_KE" w:bidi="sw_KE"/>
+        </w:rPr>
+        <w:t xml:space="preserve">; </w:t>
+      </w:r>
+      <w:r>
+        <w:rPr>
+          <w:lang w:val="sw_KE" w:bidi="sw_KE"/>
+        </w:rPr>
+        <w:t>6:22–23</w:t>
+      </w:r>
+      <w:r>
+        <w:rPr>
+          <w:lang w:val="sw_KE" w:bidi="sw_KE"/>
+        </w:rPr>
+        <w:t xml:space="preserve">; </w:t>
+      </w:r>
+      <w:r>
+        <w:rPr>
+          <w:lang w:val="sw_KE" w:bidi="sw_KE"/>
+        </w:rPr>
+        <w:t>8:12</w:t>
+      </w:r>
+      <w:r>
+        <w:rPr>
+          <w:lang w:val="sw_KE" w:bidi="sw_KE"/>
+        </w:rPr>
+        <w:t xml:space="preserve">; </w:t>
+      </w:r>
+      <w:r>
+        <w:rPr>
+          <w:lang w:val="sw_KE" w:bidi="sw_KE"/>
+        </w:rPr>
+        <w:t>Luka 1:78–79</w:t>
+      </w:r>
+      <w:r>
+        <w:rPr>
+          <w:lang w:val="sw_KE" w:bidi="sw_KE"/>
+        </w:rPr>
+        <w:t xml:space="preserve">; </w:t>
+      </w:r>
+      <w:r>
+        <w:rPr>
+          <w:lang w:val="sw_KE" w:bidi="sw_KE"/>
+        </w:rPr>
+        <w:t>2:32</w:t>
+      </w:r>
+      <w:r>
+        <w:rPr>
+          <w:lang w:val="sw_KE" w:bidi="sw_KE"/>
+        </w:rPr>
+        <w:t xml:space="preserve">; </w:t>
+      </w:r>
+      <w:r>
+        <w:rPr>
+          <w:lang w:val="sw_KE" w:bidi="sw_KE"/>
+        </w:rPr>
+        <w:t>Yohana 1:4–9</w:t>
+      </w:r>
+      <w:r>
+        <w:rPr>
+          <w:lang w:val="sw_KE" w:bidi="sw_KE"/>
+        </w:rPr>
+        <w:t xml:space="preserve">; </w:t>
+      </w:r>
+      <w:r>
+        <w:rPr>
+          <w:lang w:val="sw_KE" w:bidi="sw_KE"/>
+        </w:rPr>
+        <w:t>8:12</w:t>
+      </w:r>
+      <w:r>
+        <w:rPr>
+          <w:lang w:val="sw_KE" w:bidi="sw_KE"/>
+        </w:rPr>
+        <w:t xml:space="preserve">; </w:t>
+      </w:r>
+      <w:r>
+        <w:rPr>
+          <w:lang w:val="sw_KE" w:bidi="sw_KE"/>
+        </w:rPr>
+        <w:t>9:5</w:t>
+      </w:r>
+      <w:r>
+        <w:rPr>
+          <w:lang w:val="sw_KE" w:bidi="sw_KE"/>
+        </w:rPr>
+        <w:t xml:space="preserve">; </w:t>
+      </w:r>
+      <w:r>
+        <w:rPr>
+          <w:lang w:val="sw_KE" w:bidi="sw_KE"/>
+        </w:rPr>
+        <w:t>12:35–36</w:t>
+      </w:r>
       <w:r>
         <w:rPr>
           <w:lang w:val="sw_KE" w:bidi="sw_KE"/>
         </w:rPr>
         <w:t xml:space="preserve">, </w:t>
       </w:r>
-      <w:hyperlink r:id="rId47">
-        <w:r>
-          <w:rPr>
-            <w:lang w:val="sw_KE" w:bidi="sw_KE"/>
-          </w:rPr>
-          <w:rPr>
-            <w:color w:val="0000EE"/>
-            <w:u w:val="single"/>
-          </w:rPr>
-          <w:t>46</w:t>
-        </w:r>
-      </w:hyperlink>
-      <w:r>
-        <w:rPr>
-          <w:lang w:val="sw_KE" w:bidi="sw_KE"/>
-        </w:rPr>
-        <w:t xml:space="preserve">; </w:t>
-      </w:r>
-      <w:hyperlink r:id="rId100">
-        <w:r>
-          <w:rPr>
-            <w:lang w:val="sw_KE" w:bidi="sw_KE"/>
-          </w:rPr>
-          <w:rPr>
-            <w:color w:val="0000EE"/>
-            <w:u w:val="single"/>
-          </w:rPr>
-          <w:t>Matendo 13:47</w:t>
-        </w:r>
-      </w:hyperlink>
-      <w:r>
-        <w:rPr>
-          <w:lang w:val="sw_KE" w:bidi="sw_KE"/>
-        </w:rPr>
-        <w:t xml:space="preserve">; </w:t>
-      </w:r>
-      <w:hyperlink r:id="rId101">
-        <w:r>
-          <w:rPr>
-            <w:lang w:val="sw_KE" w:bidi="sw_KE"/>
-          </w:rPr>
-          <w:rPr>
-            <w:color w:val="0000EE"/>
-            <w:u w:val="single"/>
-          </w:rPr>
-          <w:t>26:18</w:t>
-        </w:r>
-      </w:hyperlink>
-      <w:r>
-        <w:rPr>
-          <w:lang w:val="sw_KE" w:bidi="sw_KE"/>
-        </w:rPr>
-        <w:t xml:space="preserve">; </w:t>
-      </w:r>
-      <w:hyperlink r:id="rId121">
-        <w:r>
-          <w:rPr>
-            <w:lang w:val="sw_KE" w:bidi="sw_KE"/>
-          </w:rPr>
-          <w:rPr>
-            <w:color w:val="0000EE"/>
-            <w:u w:val="single"/>
-          </w:rPr>
-          <w:t>Warumi 2:19–20</w:t>
-        </w:r>
-      </w:hyperlink>
-      <w:r>
-        <w:rPr>
-          <w:lang w:val="sw_KE" w:bidi="sw_KE"/>
-        </w:rPr>
-        <w:t xml:space="preserve">; </w:t>
-      </w:r>
-      <w:hyperlink r:id="rId122">
-        <w:r>
-          <w:rPr>
-            <w:lang w:val="sw_KE" w:bidi="sw_KE"/>
-          </w:rPr>
-          <w:rPr>
-            <w:color w:val="0000EE"/>
-            <w:u w:val="single"/>
-          </w:rPr>
-          <w:t>Waefeso 5:7–14</w:t>
-        </w:r>
-      </w:hyperlink>
-      <w:r>
-        <w:rPr>
-          <w:lang w:val="sw_KE" w:bidi="sw_KE"/>
-        </w:rPr>
-        <w:t xml:space="preserve">; </w:t>
-      </w:r>
-      <w:hyperlink r:id="rId123">
-        <w:r>
-          <w:rPr>
-            <w:lang w:val="sw_KE" w:bidi="sw_KE"/>
-          </w:rPr>
-          <w:rPr>
-            <w:color w:val="0000EE"/>
-            <w:u w:val="single"/>
-          </w:rPr>
-          <w:t>1 Wathesalonike 5:5–8</w:t>
-        </w:r>
-      </w:hyperlink>
-      <w:r>
-        <w:rPr>
-          <w:lang w:val="sw_KE" w:bidi="sw_KE"/>
-        </w:rPr>
-        <w:t xml:space="preserve">; </w:t>
-      </w:r>
-      <w:hyperlink r:id="rId93">
-        <w:r>
-          <w:rPr>
-            <w:lang w:val="sw_KE" w:bidi="sw_KE"/>
-          </w:rPr>
-          <w:rPr>
-            <w:color w:val="0000EE"/>
-            <w:u w:val="single"/>
-          </w:rPr>
-          <w:t>1 Timotheo 6:16</w:t>
-        </w:r>
-      </w:hyperlink>
-      <w:r>
-        <w:rPr>
-          <w:lang w:val="sw_KE" w:bidi="sw_KE"/>
-        </w:rPr>
-        <w:t xml:space="preserve">; </w:t>
-      </w:r>
-      <w:hyperlink r:id="rId76">
-        <w:r>
-          <w:rPr>
-            <w:lang w:val="sw_KE" w:bidi="sw_KE"/>
-          </w:rPr>
-          <w:rPr>
-            <w:color w:val="0000EE"/>
-            <w:u w:val="single"/>
-          </w:rPr>
-          <w:t>Yakobo 1:17</w:t>
-        </w:r>
-      </w:hyperlink>
-      <w:r>
-        <w:rPr>
-          <w:lang w:val="sw_KE" w:bidi="sw_KE"/>
-        </w:rPr>
-        <w:t xml:space="preserve">; </w:t>
-      </w:r>
-      <w:hyperlink r:id="rId70">
-        <w:r>
-          <w:rPr>
-            <w:lang w:val="sw_KE" w:bidi="sw_KE"/>
-          </w:rPr>
-          <w:rPr>
-            <w:color w:val="0000EE"/>
-            <w:u w:val="single"/>
-          </w:rPr>
-          <w:t>2 Petro 2:17</w:t>
-        </w:r>
-      </w:hyperlink>
-      <w:r>
-        <w:rPr>
-          <w:lang w:val="sw_KE" w:bidi="sw_KE"/>
-        </w:rPr>
-        <w:t xml:space="preserve">; </w:t>
-      </w:r>
-      <w:hyperlink r:id="rId124">
-        <w:r>
-          <w:rPr>
-            <w:lang w:val="sw_KE" w:bidi="sw_KE"/>
-          </w:rPr>
-          <w:rPr>
-            <w:color w:val="0000EE"/>
-            <w:u w:val="single"/>
-          </w:rPr>
-          <w:t>1 Yohana 1:5–7</w:t>
-        </w:r>
-      </w:hyperlink>
-      <w:r>
-        <w:rPr>
-          <w:lang w:val="sw_KE" w:bidi="sw_KE"/>
-        </w:rPr>
-        <w:t xml:space="preserve">; </w:t>
-      </w:r>
-      <w:hyperlink r:id="rId125">
-        <w:r>
-          <w:rPr>
-            <w:lang w:val="sw_KE" w:bidi="sw_KE"/>
-          </w:rPr>
-          <w:rPr>
-            <w:color w:val="0000EE"/>
-            <w:u w:val="single"/>
-          </w:rPr>
-          <w:t>2:7–11</w:t>
-        </w:r>
-      </w:hyperlink>
+      <w:r>
+        <w:rPr>
+          <w:lang w:val="sw_KE" w:bidi="sw_KE"/>
+        </w:rPr>
+        <w:t>46</w:t>
+      </w:r>
+      <w:r>
+        <w:rPr>
+          <w:lang w:val="sw_KE" w:bidi="sw_KE"/>
+        </w:rPr>
+        <w:t xml:space="preserve">; </w:t>
+      </w:r>
+      <w:r>
+        <w:rPr>
+          <w:lang w:val="sw_KE" w:bidi="sw_KE"/>
+        </w:rPr>
+        <w:t>Matendo 13:47</w:t>
+      </w:r>
+      <w:r>
+        <w:rPr>
+          <w:lang w:val="sw_KE" w:bidi="sw_KE"/>
+        </w:rPr>
+        <w:t xml:space="preserve">; </w:t>
+      </w:r>
+      <w:r>
+        <w:rPr>
+          <w:lang w:val="sw_KE" w:bidi="sw_KE"/>
+        </w:rPr>
+        <w:t>26:18</w:t>
+      </w:r>
+      <w:r>
+        <w:rPr>
+          <w:lang w:val="sw_KE" w:bidi="sw_KE"/>
+        </w:rPr>
+        <w:t xml:space="preserve">; </w:t>
+      </w:r>
+      <w:r>
+        <w:rPr>
+          <w:lang w:val="sw_KE" w:bidi="sw_KE"/>
+        </w:rPr>
+        <w:t>Warumi 2:19–20</w:t>
+      </w:r>
+      <w:r>
+        <w:rPr>
+          <w:lang w:val="sw_KE" w:bidi="sw_KE"/>
+        </w:rPr>
+        <w:t xml:space="preserve">; </w:t>
+      </w:r>
+      <w:r>
+        <w:rPr>
+          <w:lang w:val="sw_KE" w:bidi="sw_KE"/>
+        </w:rPr>
+        <w:t>Waefeso 5:7–14</w:t>
+      </w:r>
+      <w:r>
+        <w:rPr>
+          <w:lang w:val="sw_KE" w:bidi="sw_KE"/>
+        </w:rPr>
+        <w:t xml:space="preserve">; </w:t>
+      </w:r>
+      <w:r>
+        <w:rPr>
+          <w:lang w:val="sw_KE" w:bidi="sw_KE"/>
+        </w:rPr>
+        <w:t>1 Wathesalonike 5:5–8</w:t>
+      </w:r>
+      <w:r>
+        <w:rPr>
+          <w:lang w:val="sw_KE" w:bidi="sw_KE"/>
+        </w:rPr>
+        <w:t xml:space="preserve">; </w:t>
+      </w:r>
+      <w:r>
+        <w:rPr>
+          <w:lang w:val="sw_KE" w:bidi="sw_KE"/>
+        </w:rPr>
+        <w:t>1 Timotheo 6:16</w:t>
+      </w:r>
+      <w:r>
+        <w:rPr>
+          <w:lang w:val="sw_KE" w:bidi="sw_KE"/>
+        </w:rPr>
+        <w:t xml:space="preserve">; </w:t>
+      </w:r>
+      <w:r>
+        <w:rPr>
+          <w:lang w:val="sw_KE" w:bidi="sw_KE"/>
+        </w:rPr>
+        <w:t>Yakobo 1:17</w:t>
+      </w:r>
+      <w:r>
+        <w:rPr>
+          <w:lang w:val="sw_KE" w:bidi="sw_KE"/>
+        </w:rPr>
+        <w:t xml:space="preserve">; </w:t>
+      </w:r>
+      <w:r>
+        <w:rPr>
+          <w:lang w:val="sw_KE" w:bidi="sw_KE"/>
+        </w:rPr>
+        <w:t>2 Petro 2:17</w:t>
+      </w:r>
+      <w:r>
+        <w:rPr>
+          <w:lang w:val="sw_KE" w:bidi="sw_KE"/>
+        </w:rPr>
+        <w:t xml:space="preserve">; </w:t>
+      </w:r>
+      <w:r>
+        <w:rPr>
+          <w:lang w:val="sw_KE" w:bidi="sw_KE"/>
+        </w:rPr>
+        <w:t>1 Yohana 1:5–7</w:t>
+      </w:r>
+      <w:r>
+        <w:rPr>
+          <w:lang w:val="sw_KE" w:bidi="sw_KE"/>
+        </w:rPr>
+        <w:t xml:space="preserve">; </w:t>
+      </w:r>
+      <w:r>
+        <w:rPr>
+          <w:lang w:val="sw_KE" w:bidi="sw_KE"/>
+        </w:rPr>
+        <w:t>2:7–11</w:t>
+      </w:r>
       <w:r>
         <w:rPr>
           <w:lang w:val="sw_KE" w:bidi="sw_KE"/>
